--- a/research/pg_information_control_frontier/deliverables/YCS_PG_Information_Control_Frontier_v1.0_PARTIAL/03_Article_EN.docx
+++ b/research/pg_information_control_frontier/deliverables/YCS_PG_Information_Control_Frontier_v1.0_PARTIAL/03_Article_EN.docx
@@ -2831,7 +2831,7 @@
               <w:jc w:val="left"/>
             </w:pPr>
             <w:r>
-              <w:t xml:space="preserve">1.89183</w:t>
+              <w:t xml:space="preserve">1.8918</w:t>
             </w:r>
           </w:p>
         </w:tc>
@@ -2869,7 +2869,7 @@
               <w:jc w:val="left"/>
             </w:pPr>
             <w:r>
-              <w:t xml:space="preserve">1.10011</w:t>
+              <w:t xml:space="preserve">1.1001</w:t>
             </w:r>
           </w:p>
         </w:tc>
@@ -2907,7 +2907,7 @@
               <w:jc w:val="left"/>
             </w:pPr>
             <w:r>
-              <w:t xml:space="preserve">30385.6</w:t>
+              <w:t xml:space="preserve">30386</w:t>
             </w:r>
           </w:p>
         </w:tc>
@@ -2945,7 +2945,7 @@
               <w:jc w:val="left"/>
             </w:pPr>
             <w:r>
-              <w:t xml:space="preserve">146.538</w:t>
+              <w:t xml:space="preserve">146.54</w:t>
             </w:r>
           </w:p>
         </w:tc>
@@ -2983,7 +2983,7 @@
               <w:jc w:val="left"/>
             </w:pPr>
             <w:r>
-              <w:t xml:space="preserve">75.3624</w:t>
+              <w:t xml:space="preserve">75.362</w:t>
             </w:r>
           </w:p>
         </w:tc>
@@ -3021,7 +3021,7 @@
               <w:jc w:val="left"/>
             </w:pPr>
             <w:r>
-              <w:t xml:space="preserve">192.593</w:t>
+              <w:t xml:space="preserve">192.59</w:t>
             </w:r>
           </w:p>
         </w:tc>
@@ -3059,7 +3059,7 @@
               <w:jc w:val="left"/>
             </w:pPr>
             <w:r>
-              <w:t xml:space="preserve">81.6426</w:t>
+              <w:t xml:space="preserve">81.643</w:t>
             </w:r>
           </w:p>
         </w:tc>
@@ -3097,7 +3097,7 @@
               <w:jc w:val="left"/>
             </w:pPr>
             <w:r>
-              <w:t xml:space="preserve">75362.4</w:t>
+              <w:t xml:space="preserve">75362</w:t>
             </w:r>
           </w:p>
         </w:tc>
@@ -3135,7 +3135,7 @@
               <w:jc w:val="left"/>
             </w:pPr>
             <w:r>
-              <w:t xml:space="preserve">8.31917</w:t>
+              <w:t xml:space="preserve">8.3192</w:t>
             </w:r>
           </w:p>
         </w:tc>
@@ -3249,7 +3249,7 @@
               <w:jc w:val="left"/>
             </w:pPr>
             <w:r>
-              <w:t xml:space="preserve">36.2874</w:t>
+              <w:t xml:space="preserve">36.287</w:t>
             </w:r>
           </w:p>
         </w:tc>
@@ -3287,7 +3287,7 @@
               <w:jc w:val="left"/>
             </w:pPr>
             <w:r>
-              <w:t xml:space="preserve">453.592</w:t>
+              <w:t xml:space="preserve">453.59</w:t>
             </w:r>
           </w:p>
         </w:tc>
@@ -3325,7 +3325,7 @@
               <w:jc w:val="left"/>
             </w:pPr>
             <w:r>
-              <w:t xml:space="preserve">45.3592</w:t>
+              <w:t xml:space="preserve">45.359</w:t>
             </w:r>
           </w:p>
         </w:tc>
@@ -3363,7 +3363,7 @@
               <w:jc w:val="left"/>
             </w:pPr>
             <w:r>
-              <w:t xml:space="preserve">453.592</w:t>
+              <w:t xml:space="preserve">453.59</w:t>
             </w:r>
           </w:p>
         </w:tc>
@@ -3401,7 +3401,7 @@
               <w:jc w:val="left"/>
             </w:pPr>
             <w:r>
-              <w:t xml:space="preserve">297.039</w:t>
+              <w:t xml:space="preserve">297.04</w:t>
             </w:r>
           </w:p>
         </w:tc>
@@ -3439,7 +3439,7 @@
               <w:jc w:val="left"/>
             </w:pPr>
             <w:r>
-              <w:t xml:space="preserve">288.706</w:t>
+              <w:t xml:space="preserve">288.71</w:t>
             </w:r>
           </w:p>
         </w:tc>
@@ -8623,79 +8623,79 @@
               <w:jc w:val="left"/>
             </w:pPr>
             <w:r>
-              <w:t xml:space="preserve">candidate</w:t>
-            </w:r>
-          </w:p>
-        </w:tc>
-        <w:tc>
-          <w:tcPr/>
-          <w:p>
-            <w:pPr>
-              <w:pStyle w:val="Compact"/>
-              <w:jc w:val="left"/>
-            </w:pPr>
-            <w:r>
-              <w:t xml:space="preserve">baseline</w:t>
-            </w:r>
-          </w:p>
-        </w:tc>
-        <w:tc>
-          <w:tcPr/>
-          <w:p>
-            <w:pPr>
-              <w:pStyle w:val="Compact"/>
-              <w:jc w:val="left"/>
-            </w:pPr>
-            <w:r>
-              <w:t xml:space="preserve">percent_improvement</w:t>
-            </w:r>
-          </w:p>
-        </w:tc>
-        <w:tc>
-          <w:tcPr/>
-          <w:p>
-            <w:pPr>
-              <w:pStyle w:val="Compact"/>
-              <w:jc w:val="left"/>
-            </w:pPr>
-            <w:r>
-              <w:t xml:space="preserve">mean_improvement</w:t>
-            </w:r>
-          </w:p>
-        </w:tc>
-        <w:tc>
-          <w:tcPr/>
-          <w:p>
-            <w:pPr>
-              <w:pStyle w:val="Compact"/>
-              <w:jc w:val="left"/>
-            </w:pPr>
-            <w:r>
-              <w:t xml:space="preserve">ci95_low</w:t>
-            </w:r>
-          </w:p>
-        </w:tc>
-        <w:tc>
-          <w:tcPr/>
-          <w:p>
-            <w:pPr>
-              <w:pStyle w:val="Compact"/>
-              <w:jc w:val="left"/>
-            </w:pPr>
-            <w:r>
-              <w:t xml:space="preserve">ci95_high</w:t>
-            </w:r>
-          </w:p>
-        </w:tc>
-        <w:tc>
-          <w:tcPr/>
-          <w:p>
-            <w:pPr>
-              <w:pStyle w:val="Compact"/>
-              <w:jc w:val="left"/>
-            </w:pPr>
-            <w:r>
-              <w:t xml:space="preserve">p_holm_primary</w:t>
+              <w:t xml:space="preserve">Candidate</w:t>
+            </w:r>
+          </w:p>
+        </w:tc>
+        <w:tc>
+          <w:tcPr/>
+          <w:p>
+            <w:pPr>
+              <w:pStyle w:val="Compact"/>
+              <w:jc w:val="left"/>
+            </w:pPr>
+            <w:r>
+              <w:t xml:space="preserve">Baseline</w:t>
+            </w:r>
+          </w:p>
+        </w:tc>
+        <w:tc>
+          <w:tcPr/>
+          <w:p>
+            <w:pPr>
+              <w:pStyle w:val="Compact"/>
+              <w:jc w:val="left"/>
+            </w:pPr>
+            <w:r>
+              <w:t xml:space="preserve">Gain (%)</w:t>
+            </w:r>
+          </w:p>
+        </w:tc>
+        <w:tc>
+          <w:tcPr/>
+          <w:p>
+            <w:pPr>
+              <w:pStyle w:val="Compact"/>
+              <w:jc w:val="left"/>
+            </w:pPr>
+            <w:r>
+              <w:t xml:space="preserve">IAE diff.</w:t>
+            </w:r>
+          </w:p>
+        </w:tc>
+        <w:tc>
+          <w:tcPr/>
+          <w:p>
+            <w:pPr>
+              <w:pStyle w:val="Compact"/>
+              <w:jc w:val="left"/>
+            </w:pPr>
+            <w:r>
+              <w:t xml:space="preserve">CI lower</w:t>
+            </w:r>
+          </w:p>
+        </w:tc>
+        <w:tc>
+          <w:tcPr/>
+          <w:p>
+            <w:pPr>
+              <w:pStyle w:val="Compact"/>
+              <w:jc w:val="left"/>
+            </w:pPr>
+            <w:r>
+              <w:t xml:space="preserve">CI upper</w:t>
+            </w:r>
+          </w:p>
+        </w:tc>
+        <w:tc>
+          <w:tcPr/>
+          <w:p>
+            <w:pPr>
+              <w:pStyle w:val="Compact"/>
+              <w:jc w:val="left"/>
+            </w:pPr>
+            <w:r>
+              <w:t xml:space="preserve">Holm p</w:t>
             </w:r>
           </w:p>
         </w:tc>
@@ -8709,79 +8709,79 @@
               <w:jc w:val="left"/>
             </w:pPr>
             <w:r>
-              <w:t xml:space="preserve">P2_regret</w:t>
-            </w:r>
-          </w:p>
-        </w:tc>
-        <w:tc>
-          <w:tcPr/>
-          <w:p>
-            <w:pPr>
-              <w:pStyle w:val="Compact"/>
-              <w:jc w:val="left"/>
-            </w:pPr>
-            <w:r>
-              <w:t xml:space="preserve">B1_ukf</w:t>
-            </w:r>
-          </w:p>
-        </w:tc>
-        <w:tc>
-          <w:tcPr/>
-          <w:p>
-            <w:pPr>
-              <w:pStyle w:val="Compact"/>
-              <w:jc w:val="left"/>
-            </w:pPr>
-            <w:r>
-              <w:t xml:space="preserve">0.634593</w:t>
-            </w:r>
-          </w:p>
-        </w:tc>
-        <w:tc>
-          <w:tcPr/>
-          <w:p>
-            <w:pPr>
-              <w:pStyle w:val="Compact"/>
-              <w:jc w:val="left"/>
-            </w:pPr>
-            <w:r>
-              <w:t xml:space="preserve">0.000850102</w:t>
-            </w:r>
-          </w:p>
-        </w:tc>
-        <w:tc>
-          <w:tcPr/>
-          <w:p>
-            <w:pPr>
-              <w:pStyle w:val="Compact"/>
-              <w:jc w:val="left"/>
-            </w:pPr>
-            <w:r>
-              <w:t xml:space="preserve">-0.00100823</w:t>
-            </w:r>
-          </w:p>
-        </w:tc>
-        <w:tc>
-          <w:tcPr/>
-          <w:p>
-            <w:pPr>
-              <w:pStyle w:val="Compact"/>
-              <w:jc w:val="left"/>
-            </w:pPr>
-            <w:r>
-              <w:t xml:space="preserve">0.00283537</w:t>
-            </w:r>
-          </w:p>
-        </w:tc>
-        <w:tc>
-          <w:tcPr/>
-          <w:p>
-            <w:pPr>
-              <w:pStyle w:val="Compact"/>
-              <w:jc w:val="left"/>
-            </w:pPr>
-            <w:r>
-              <w:t xml:space="preserve">0.418569</w:t>
+              <w:t xml:space="preserve">P2 regret</w:t>
+            </w:r>
+          </w:p>
+        </w:tc>
+        <w:tc>
+          <w:tcPr/>
+          <w:p>
+            <w:pPr>
+              <w:pStyle w:val="Compact"/>
+              <w:jc w:val="left"/>
+            </w:pPr>
+            <w:r>
+              <w:t xml:space="preserve">B1 ukf</w:t>
+            </w:r>
+          </w:p>
+        </w:tc>
+        <w:tc>
+          <w:tcPr/>
+          <w:p>
+            <w:pPr>
+              <w:pStyle w:val="Compact"/>
+              <w:jc w:val="left"/>
+            </w:pPr>
+            <w:r>
+              <w:t xml:space="preserve">0.63459</w:t>
+            </w:r>
+          </w:p>
+        </w:tc>
+        <w:tc>
+          <w:tcPr/>
+          <w:p>
+            <w:pPr>
+              <w:pStyle w:val="Compact"/>
+              <w:jc w:val="left"/>
+            </w:pPr>
+            <w:r>
+              <w:t xml:space="preserve">0.0008501</w:t>
+            </w:r>
+          </w:p>
+        </w:tc>
+        <w:tc>
+          <w:tcPr/>
+          <w:p>
+            <w:pPr>
+              <w:pStyle w:val="Compact"/>
+              <w:jc w:val="left"/>
+            </w:pPr>
+            <w:r>
+              <w:t xml:space="preserve">-0.0010082</w:t>
+            </w:r>
+          </w:p>
+        </w:tc>
+        <w:tc>
+          <w:tcPr/>
+          <w:p>
+            <w:pPr>
+              <w:pStyle w:val="Compact"/>
+              <w:jc w:val="left"/>
+            </w:pPr>
+            <w:r>
+              <w:t xml:space="preserve">0.0028354</w:t>
+            </w:r>
+          </w:p>
+        </w:tc>
+        <w:tc>
+          <w:tcPr/>
+          <w:p>
+            <w:pPr>
+              <w:pStyle w:val="Compact"/>
+              <w:jc w:val="left"/>
+            </w:pPr>
+            <w:r>
+              <w:t xml:space="preserve">0.41857</w:t>
             </w:r>
           </w:p>
         </w:tc>
@@ -8795,79 +8795,79 @@
               <w:jc w:val="left"/>
             </w:pPr>
             <w:r>
-              <w:t xml:space="preserve">P3_adaptive_regret</w:t>
-            </w:r>
-          </w:p>
-        </w:tc>
-        <w:tc>
-          <w:tcPr/>
-          <w:p>
-            <w:pPr>
-              <w:pStyle w:val="Compact"/>
-              <w:jc w:val="left"/>
-            </w:pPr>
-            <w:r>
-              <w:t xml:space="preserve">B2_both</w:t>
-            </w:r>
-          </w:p>
-        </w:tc>
-        <w:tc>
-          <w:tcPr/>
-          <w:p>
-            <w:pPr>
-              <w:pStyle w:val="Compact"/>
-              <w:jc w:val="left"/>
-            </w:pPr>
-            <w:r>
-              <w:t xml:space="preserve">0.657212</w:t>
-            </w:r>
-          </w:p>
-        </w:tc>
-        <w:tc>
-          <w:tcPr/>
-          <w:p>
-            <w:pPr>
-              <w:pStyle w:val="Compact"/>
-              <w:jc w:val="left"/>
-            </w:pPr>
-            <w:r>
-              <w:t xml:space="preserve">0.000578973</w:t>
-            </w:r>
-          </w:p>
-        </w:tc>
-        <w:tc>
-          <w:tcPr/>
-          <w:p>
-            <w:pPr>
-              <w:pStyle w:val="Compact"/>
-              <w:jc w:val="left"/>
-            </w:pPr>
-            <w:r>
-              <w:t xml:space="preserve">-0.000207131</w:t>
-            </w:r>
-          </w:p>
-        </w:tc>
-        <w:tc>
-          <w:tcPr/>
-          <w:p>
-            <w:pPr>
-              <w:pStyle w:val="Compact"/>
-              <w:jc w:val="left"/>
-            </w:pPr>
-            <w:r>
-              <w:t xml:space="preserve">0.00145957</w:t>
-            </w:r>
-          </w:p>
-        </w:tc>
-        <w:tc>
-          <w:tcPr/>
-          <w:p>
-            <w:pPr>
-              <w:pStyle w:val="Compact"/>
-              <w:jc w:val="left"/>
-            </w:pPr>
-            <w:r>
-              <w:t xml:space="preserve">0.418569</w:t>
+              <w:t xml:space="preserve">P3 adaptive regret</w:t>
+            </w:r>
+          </w:p>
+        </w:tc>
+        <w:tc>
+          <w:tcPr/>
+          <w:p>
+            <w:pPr>
+              <w:pStyle w:val="Compact"/>
+              <w:jc w:val="left"/>
+            </w:pPr>
+            <w:r>
+              <w:t xml:space="preserve">B2 both</w:t>
+            </w:r>
+          </w:p>
+        </w:tc>
+        <w:tc>
+          <w:tcPr/>
+          <w:p>
+            <w:pPr>
+              <w:pStyle w:val="Compact"/>
+              <w:jc w:val="left"/>
+            </w:pPr>
+            <w:r>
+              <w:t xml:space="preserve">0.65721</w:t>
+            </w:r>
+          </w:p>
+        </w:tc>
+        <w:tc>
+          <w:tcPr/>
+          <w:p>
+            <w:pPr>
+              <w:pStyle w:val="Compact"/>
+              <w:jc w:val="left"/>
+            </w:pPr>
+            <w:r>
+              <w:t xml:space="preserve">0.00057897</w:t>
+            </w:r>
+          </w:p>
+        </w:tc>
+        <w:tc>
+          <w:tcPr/>
+          <w:p>
+            <w:pPr>
+              <w:pStyle w:val="Compact"/>
+              <w:jc w:val="left"/>
+            </w:pPr>
+            <w:r>
+              <w:t xml:space="preserve">-0.00020713</w:t>
+            </w:r>
+          </w:p>
+        </w:tc>
+        <w:tc>
+          <w:tcPr/>
+          <w:p>
+            <w:pPr>
+              <w:pStyle w:val="Compact"/>
+              <w:jc w:val="left"/>
+            </w:pPr>
+            <w:r>
+              <w:t xml:space="preserve">0.0014596</w:t>
+            </w:r>
+          </w:p>
+        </w:tc>
+        <w:tc>
+          <w:tcPr/>
+          <w:p>
+            <w:pPr>
+              <w:pStyle w:val="Compact"/>
+              <w:jc w:val="left"/>
+            </w:pPr>
+            <w:r>
+              <w:t xml:space="preserve">0.41857</w:t>
             </w:r>
           </w:p>
         </w:tc>
@@ -8881,19 +8881,19 @@
               <w:jc w:val="left"/>
             </w:pPr>
             <w:r>
-              <w:t xml:space="preserve">B2_both</w:t>
-            </w:r>
-          </w:p>
-        </w:tc>
-        <w:tc>
-          <w:tcPr/>
-          <w:p>
-            <w:pPr>
-              <w:pStyle w:val="Compact"/>
-              <w:jc w:val="left"/>
-            </w:pPr>
-            <w:r>
-              <w:t xml:space="preserve">B2_estimator</w:t>
+              <w:t xml:space="preserve">B2 both</w:t>
+            </w:r>
+          </w:p>
+        </w:tc>
+        <w:tc>
+          <w:tcPr/>
+          <w:p>
+            <w:pPr>
+              <w:pStyle w:val="Compact"/>
+              <w:jc w:val="left"/>
+            </w:pPr>
+            <w:r>
+              <w:t xml:space="preserve">B2 estimator</w:t>
             </w:r>
           </w:p>
         </w:tc>
@@ -8917,43 +8917,43 @@
               <w:jc w:val="left"/>
             </w:pPr>
             <w:r>
-              <w:t xml:space="preserve">0.0585153</w:t>
-            </w:r>
-          </w:p>
-        </w:tc>
-        <w:tc>
-          <w:tcPr/>
-          <w:p>
-            <w:pPr>
-              <w:pStyle w:val="Compact"/>
-              <w:jc w:val="left"/>
-            </w:pPr>
-            <w:r>
-              <w:t xml:space="preserve">0.0565261</w:t>
-            </w:r>
-          </w:p>
-        </w:tc>
-        <w:tc>
-          <w:tcPr/>
-          <w:p>
-            <w:pPr>
-              <w:pStyle w:val="Compact"/>
-              <w:jc w:val="left"/>
-            </w:pPr>
-            <w:r>
-              <w:t xml:space="preserve">0.0604609</w:t>
-            </w:r>
-          </w:p>
-        </w:tc>
-        <w:tc>
-          <w:tcPr/>
-          <w:p>
-            <w:pPr>
-              <w:pStyle w:val="Compact"/>
-              <w:jc w:val="left"/>
-            </w:pPr>
-            <w:r>
-              <w:t xml:space="preserve">3.11056e-22</w:t>
+              <w:t xml:space="preserve">0.058515</w:t>
+            </w:r>
+          </w:p>
+        </w:tc>
+        <w:tc>
+          <w:tcPr/>
+          <w:p>
+            <w:pPr>
+              <w:pStyle w:val="Compact"/>
+              <w:jc w:val="left"/>
+            </w:pPr>
+            <w:r>
+              <w:t xml:space="preserve">0.056526</w:t>
+            </w:r>
+          </w:p>
+        </w:tc>
+        <w:tc>
+          <w:tcPr/>
+          <w:p>
+            <w:pPr>
+              <w:pStyle w:val="Compact"/>
+              <w:jc w:val="left"/>
+            </w:pPr>
+            <w:r>
+              <w:t xml:space="preserve">0.060461</w:t>
+            </w:r>
+          </w:p>
+        </w:tc>
+        <w:tc>
+          <w:tcPr/>
+          <w:p>
+            <w:pPr>
+              <w:pStyle w:val="Compact"/>
+              <w:jc w:val="left"/>
+            </w:pPr>
+            <w:r>
+              <w:t xml:space="preserve">3.1106e-22</w:t>
             </w:r>
           </w:p>
         </w:tc>
@@ -9013,19 +9013,19 @@
               <w:jc w:val="left"/>
             </w:pPr>
             <w:r>
-              <w:t xml:space="preserve">max_thermal_difference_K</w:t>
-            </w:r>
-          </w:p>
-        </w:tc>
-        <w:tc>
-          <w:tcPr/>
-          <w:p>
-            <w:pPr>
-              <w:pStyle w:val="Compact"/>
-              <w:jc w:val="left"/>
-            </w:pPr>
-            <w:r>
-              <w:t xml:space="preserve">max_product_decay_error</w:t>
+              <w:t xml:space="preserve">Max dT (K)</w:t>
+            </w:r>
+          </w:p>
+        </w:tc>
+        <w:tc>
+          <w:tcPr/>
+          <w:p>
+            <w:pPr>
+              <w:pStyle w:val="Compact"/>
+              <w:jc w:val="left"/>
+            </w:pPr>
+            <w:r>
+              <w:t xml:space="preserve">Product decay error</w:t>
             </w:r>
           </w:p>
         </w:tc>
@@ -9039,19 +9039,19 @@
               <w:jc w:val="left"/>
             </w:pPr>
             <w:r>
-              <w:t xml:space="preserve">M0_historical</w:t>
-            </w:r>
-          </w:p>
-        </w:tc>
-        <w:tc>
-          <w:tcPr/>
-          <w:p>
-            <w:pPr>
-              <w:pStyle w:val="Compact"/>
-              <w:jc w:val="left"/>
-            </w:pPr>
-            <w:r>
-              <w:t xml:space="preserve">5.68434e-14</w:t>
+              <w:t xml:space="preserve">M0 historical</w:t>
+            </w:r>
+          </w:p>
+        </w:tc>
+        <w:tc>
+          <w:tcPr/>
+          <w:p>
+            <w:pPr>
+              <w:pStyle w:val="Compact"/>
+              <w:jc w:val="left"/>
+            </w:pPr>
+            <w:r>
+              <w:t xml:space="preserve">5.6843e-14</w:t>
             </w:r>
           </w:p>
         </w:tc>
@@ -9077,7 +9077,7 @@
               <w:jc w:val="left"/>
             </w:pPr>
             <w:r>
-              <w:t xml:space="preserve">M1H_Kirchhoff_hypothesis</w:t>
+              <w:t xml:space="preserve">M1H Kirchhoff hypothesis</w:t>
             </w:r>
           </w:p>
         </w:tc>
@@ -9101,7 +9101,7 @@
               <w:jc w:val="left"/>
             </w:pPr>
             <w:r>
-              <w:t xml:space="preserve">5.86337e-12</w:t>
+              <w:t xml:space="preserve">5.8634e-12</w:t>
             </w:r>
           </w:p>
         </w:tc>
@@ -9115,7 +9115,7 @@
               <w:jc w:val="left"/>
             </w:pPr>
             <w:r>
-              <w:t xml:space="preserve">M1J_mixed_jacket_hypothesis</w:t>
+              <w:t xml:space="preserve">M1J mixed jacket hypothesis</w:t>
             </w:r>
           </w:p>
         </w:tc>
@@ -9139,7 +9139,7 @@
               <w:jc w:val="left"/>
             </w:pPr>
             <w:r>
-              <w:t xml:space="preserve">5.86159e-12</w:t>
+              <w:t xml:space="preserve">5.8616e-12</w:t>
             </w:r>
           </w:p>
         </w:tc>
@@ -9153,31 +9153,31 @@
               <w:jc w:val="left"/>
             </w:pPr>
             <w:r>
-              <w:t xml:space="preserve">M2L_linear_cp_hypothesis</w:t>
-            </w:r>
-          </w:p>
-        </w:tc>
-        <w:tc>
-          <w:tcPr/>
-          <w:p>
-            <w:pPr>
-              <w:pStyle w:val="Compact"/>
-              <w:jc w:val="left"/>
-            </w:pPr>
-            <w:r>
-              <w:t xml:space="preserve">1.03074e-05</w:t>
-            </w:r>
-          </w:p>
-        </w:tc>
-        <w:tc>
-          <w:tcPr/>
-          <w:p>
-            <w:pPr>
-              <w:pStyle w:val="Compact"/>
-              <w:jc w:val="left"/>
-            </w:pPr>
-            <w:r>
-              <w:t xml:space="preserve">3.37664e-07</w:t>
+              <w:t xml:space="preserve">M2L linear cp hypothesis</w:t>
+            </w:r>
+          </w:p>
+        </w:tc>
+        <w:tc>
+          <w:tcPr/>
+          <w:p>
+            <w:pPr>
+              <w:pStyle w:val="Compact"/>
+              <w:jc w:val="left"/>
+            </w:pPr>
+            <w:r>
+              <w:t xml:space="preserve">1.0307e-05</w:t>
+            </w:r>
+          </w:p>
+        </w:tc>
+        <w:tc>
+          <w:tcPr/>
+          <w:p>
+            <w:pPr>
+              <w:pStyle w:val="Compact"/>
+              <w:jc w:val="left"/>
+            </w:pPr>
+            <w:r>
+              <w:t xml:space="preserve">3.3766e-07</w:t>
             </w:r>
           </w:p>
         </w:tc>
@@ -9191,7 +9191,7 @@
               <w:jc w:val="left"/>
             </w:pPr>
             <w:r>
-              <w:t xml:space="preserve">M2Q_quadratic_cp_hypothesis</w:t>
+              <w:t xml:space="preserve">M2Q quadratic cp hypothesis</w:t>
             </w:r>
           </w:p>
         </w:tc>
@@ -9215,7 +9215,7 @@
               <w:jc w:val="left"/>
             </w:pPr>
             <w:r>
-              <w:t xml:space="preserve">3.16407e-07</w:t>
+              <w:t xml:space="preserve">3.1641e-07</w:t>
             </w:r>
           </w:p>
         </w:tc>
@@ -9289,19 +9289,19 @@
               <w:jc w:val="left"/>
             </w:pPr>
             <w:r>
-              <w:t xml:space="preserve">derivative_check_error</w:t>
-            </w:r>
-          </w:p>
-        </w:tc>
-        <w:tc>
-          <w:tcPr/>
-          <w:p>
-            <w:pPr>
-              <w:pStyle w:val="Compact"/>
-              <w:jc w:val="left"/>
-            </w:pPr>
-            <w:r>
-              <w:t xml:space="preserve">sufficient_rank4</w:t>
+              <w:t xml:space="preserve">Derivative error</w:t>
+            </w:r>
+          </w:p>
+        </w:tc>
+        <w:tc>
+          <w:tcPr/>
+          <w:p>
+            <w:pPr>
+              <w:pStyle w:val="Compact"/>
+              <w:jc w:val="left"/>
+            </w:pPr>
+            <w:r>
+              <w:t xml:space="preserve">Rank 4 test</w:t>
             </w:r>
           </w:p>
         </w:tc>
@@ -9327,19 +9327,19 @@
               <w:jc w:val="left"/>
             </w:pPr>
             <w:r>
-              <w:t xml:space="preserve">3.14609</w:t>
-            </w:r>
-          </w:p>
-        </w:tc>
-        <w:tc>
-          <w:tcPr/>
-          <w:p>
-            <w:pPr>
-              <w:pStyle w:val="Compact"/>
-              <w:jc w:val="left"/>
-            </w:pPr>
-            <w:r>
-              <w:t xml:space="preserve">3.19241e-58</w:t>
+              <w:t xml:space="preserve">3.1461</w:t>
+            </w:r>
+          </w:p>
+        </w:tc>
+        <w:tc>
+          <w:tcPr/>
+          <w:p>
+            <w:pPr>
+              <w:pStyle w:val="Compact"/>
+              <w:jc w:val="left"/>
+            </w:pPr>
+            <w:r>
+              <w:t xml:space="preserve">3.1924e-58</w:t>
             </w:r>
           </w:p>
         </w:tc>
@@ -9377,19 +9377,19 @@
               <w:jc w:val="left"/>
             </w:pPr>
             <w:r>
-              <w:t xml:space="preserve">60.5759</w:t>
-            </w:r>
-          </w:p>
-        </w:tc>
-        <w:tc>
-          <w:tcPr/>
-          <w:p>
-            <w:pPr>
-              <w:pStyle w:val="Compact"/>
-              <w:jc w:val="left"/>
-            </w:pPr>
-            <w:r>
-              <w:t xml:space="preserve">1.07534e-57</w:t>
+              <w:t xml:space="preserve">60.576</w:t>
+            </w:r>
+          </w:p>
+        </w:tc>
+        <w:tc>
+          <w:tcPr/>
+          <w:p>
+            <w:pPr>
+              <w:pStyle w:val="Compact"/>
+              <w:jc w:val="left"/>
+            </w:pPr>
+            <w:r>
+              <w:t xml:space="preserve">1.0753e-57</w:t>
             </w:r>
           </w:p>
         </w:tc>
@@ -9415,31 +9415,31 @@
               <w:jc w:val="left"/>
             </w:pPr>
             <w:r>
-              <w:t xml:space="preserve">332.334</w:t>
-            </w:r>
-          </w:p>
-        </w:tc>
-        <w:tc>
-          <w:tcPr/>
-          <w:p>
-            <w:pPr>
-              <w:pStyle w:val="Compact"/>
-              <w:jc w:val="left"/>
-            </w:pPr>
-            <w:r>
-              <w:t xml:space="preserve">8.10924e-58</w:t>
-            </w:r>
-          </w:p>
-        </w:tc>
-        <w:tc>
-          <w:tcPr/>
-          <w:p>
-            <w:pPr>
-              <w:pStyle w:val="Compact"/>
-              <w:jc w:val="left"/>
-            </w:pPr>
-            <w:r>
-              <w:t xml:space="preserve">1.84845e-57</w:t>
+              <w:t xml:space="preserve">332.33</w:t>
+            </w:r>
+          </w:p>
+        </w:tc>
+        <w:tc>
+          <w:tcPr/>
+          <w:p>
+            <w:pPr>
+              <w:pStyle w:val="Compact"/>
+              <w:jc w:val="left"/>
+            </w:pPr>
+            <w:r>
+              <w:t xml:space="preserve">8.1092e-58</w:t>
+            </w:r>
+          </w:p>
+        </w:tc>
+        <w:tc>
+          <w:tcPr/>
+          <w:p>
+            <w:pPr>
+              <w:pStyle w:val="Compact"/>
+              <w:jc w:val="left"/>
+            </w:pPr>
+            <w:r>
+              <w:t xml:space="preserve">1.8484e-57</w:t>
             </w:r>
           </w:p>
         </w:tc>
@@ -9477,7 +9477,7 @@
               <w:jc w:val="left"/>
             </w:pPr>
             <w:r>
-              <w:t xml:space="preserve">-893.845</w:t>
+              <w:t xml:space="preserve">-893.84</w:t>
             </w:r>
           </w:p>
         </w:tc>
@@ -9527,19 +9527,19 @@
               <w:jc w:val="left"/>
             </w:pPr>
             <w:r>
-              <w:t xml:space="preserve">-5623.79</w:t>
-            </w:r>
-          </w:p>
-        </w:tc>
-        <w:tc>
-          <w:tcPr/>
-          <w:p>
-            <w:pPr>
-              <w:pStyle w:val="Compact"/>
-              <w:jc w:val="left"/>
-            </w:pPr>
-            <w:r>
-              <w:t xml:space="preserve">4.46066e-57</w:t>
+              <w:t xml:space="preserve">-5623.8</w:t>
+            </w:r>
+          </w:p>
+        </w:tc>
+        <w:tc>
+          <w:tcPr/>
+          <w:p>
+            <w:pPr>
+              <w:pStyle w:val="Compact"/>
+              <w:jc w:val="left"/>
+            </w:pPr>
+            <w:r>
+              <w:t xml:space="preserve">4.4607e-57</w:t>
             </w:r>
           </w:p>
         </w:tc>
@@ -9584,55 +9584,55 @@
               <w:jc w:val="left"/>
             </w:pPr>
             <w:r>
-              <w:t xml:space="preserve">constant_input_max_thermal_difference</w:t>
-            </w:r>
-          </w:p>
-        </w:tc>
-        <w:tc>
-          <w:tcPr/>
-          <w:p>
-            <w:pPr>
-              <w:pStyle w:val="Compact"/>
-              <w:jc w:val="left"/>
-            </w:pPr>
-            <w:r>
-              <w:t xml:space="preserve">excited_uncompensated_max_thermal_difference</w:t>
-            </w:r>
-          </w:p>
-        </w:tc>
-        <w:tc>
-          <w:tcPr/>
-          <w:p>
-            <w:pPr>
-              <w:pStyle w:val="Compact"/>
-              <w:jc w:val="left"/>
-            </w:pPr>
-            <w:r>
-              <w:t xml:space="preserve">affine_kernel_max_thermal_difference</w:t>
-            </w:r>
-          </w:p>
-        </w:tc>
-        <w:tc>
-          <w:tcPr/>
-          <w:p>
-            <w:pPr>
-              <w:pStyle w:val="Compact"/>
-              <w:jc w:val="left"/>
-            </w:pPr>
-            <w:r>
-              <w:t xml:space="preserve">affine_functional_rank</w:t>
-            </w:r>
-          </w:p>
-        </w:tc>
-        <w:tc>
-          <w:tcPr/>
-          <w:p>
-            <w:pPr>
-              <w:pStyle w:val="Compact"/>
-              <w:jc w:val="left"/>
-            </w:pPr>
-            <w:r>
-              <w:t xml:space="preserve">quadratic_functional_rank</w:t>
+              <w:t xml:space="preserve">Unexcited dT</w:t>
+            </w:r>
+          </w:p>
+        </w:tc>
+        <w:tc>
+          <w:tcPr/>
+          <w:p>
+            <w:pPr>
+              <w:pStyle w:val="Compact"/>
+              <w:jc w:val="left"/>
+            </w:pPr>
+            <w:r>
+              <w:t xml:space="preserve">Excited dT</w:t>
+            </w:r>
+          </w:p>
+        </w:tc>
+        <w:tc>
+          <w:tcPr/>
+          <w:p>
+            <w:pPr>
+              <w:pStyle w:val="Compact"/>
+              <w:jc w:val="left"/>
+            </w:pPr>
+            <w:r>
+              <w:t xml:space="preserve">Affine twin dT</w:t>
+            </w:r>
+          </w:p>
+        </w:tc>
+        <w:tc>
+          <w:tcPr/>
+          <w:p>
+            <w:pPr>
+              <w:pStyle w:val="Compact"/>
+              <w:jc w:val="left"/>
+            </w:pPr>
+            <w:r>
+              <w:t xml:space="preserve">Affine rank</w:t>
+            </w:r>
+          </w:p>
+        </w:tc>
+        <w:tc>
+          <w:tcPr/>
+          <w:p>
+            <w:pPr>
+              <w:pStyle w:val="Compact"/>
+              <w:jc w:val="left"/>
+            </w:pPr>
+            <w:r>
+              <w:t xml:space="preserve">Quadratic rank</w:t>
             </w:r>
           </w:p>
         </w:tc>
@@ -9782,7 +9782,7 @@
               <w:jc w:val="left"/>
             </w:pPr>
             <w:r>
-              <w:t xml:space="preserve">RMSE_CC</w:t>
+              <w:t xml:space="preserve">RMSE CC</w:t>
             </w:r>
           </w:p>
         </w:tc>
@@ -9832,43 +9832,43 @@
               <w:jc w:val="left"/>
             </w:pPr>
             <w:r>
-              <w:t xml:space="preserve">B1_continuous</w:t>
-            </w:r>
-          </w:p>
-        </w:tc>
-        <w:tc>
-          <w:tcPr/>
-          <w:p>
-            <w:pPr>
-              <w:pStyle w:val="Compact"/>
-              <w:jc w:val="left"/>
-            </w:pPr>
-            <w:r>
-              <w:t xml:space="preserve">0.220454</w:t>
-            </w:r>
-          </w:p>
-        </w:tc>
-        <w:tc>
-          <w:tcPr/>
-          <w:p>
-            <w:pPr>
-              <w:pStyle w:val="Compact"/>
-              <w:jc w:val="left"/>
-            </w:pPr>
-            <w:r>
-              <w:t xml:space="preserve">0.130548</w:t>
-            </w:r>
-          </w:p>
-        </w:tc>
-        <w:tc>
-          <w:tcPr/>
-          <w:p>
-            <w:pPr>
-              <w:pStyle w:val="Compact"/>
-              <w:jc w:val="left"/>
-            </w:pPr>
-            <w:r>
-              <w:t xml:space="preserve">332.334</w:t>
+              <w:t xml:space="preserve">B1 continuous</w:t>
+            </w:r>
+          </w:p>
+        </w:tc>
+        <w:tc>
+          <w:tcPr/>
+          <w:p>
+            <w:pPr>
+              <w:pStyle w:val="Compact"/>
+              <w:jc w:val="left"/>
+            </w:pPr>
+            <w:r>
+              <w:t xml:space="preserve">0.22045</w:t>
+            </w:r>
+          </w:p>
+        </w:tc>
+        <w:tc>
+          <w:tcPr/>
+          <w:p>
+            <w:pPr>
+              <w:pStyle w:val="Compact"/>
+              <w:jc w:val="left"/>
+            </w:pPr>
+            <w:r>
+              <w:t xml:space="preserve">0.13055</w:t>
+            </w:r>
+          </w:p>
+        </w:tc>
+        <w:tc>
+          <w:tcPr/>
+          <w:p>
+            <w:pPr>
+              <w:pStyle w:val="Compact"/>
+              <w:jc w:val="left"/>
+            </w:pPr>
+            <w:r>
+              <w:t xml:space="preserve">332.33</w:t>
             </w:r>
           </w:p>
         </w:tc>
@@ -9906,43 +9906,43 @@
               <w:jc w:val="left"/>
             </w:pPr>
             <w:r>
-              <w:t xml:space="preserve">B1_ukf</w:t>
-            </w:r>
-          </w:p>
-        </w:tc>
-        <w:tc>
-          <w:tcPr/>
-          <w:p>
-            <w:pPr>
-              <w:pStyle w:val="Compact"/>
-              <w:jc w:val="left"/>
-            </w:pPr>
-            <w:r>
-              <w:t xml:space="preserve">0.230553</w:t>
-            </w:r>
-          </w:p>
-        </w:tc>
-        <w:tc>
-          <w:tcPr/>
-          <w:p>
-            <w:pPr>
-              <w:pStyle w:val="Compact"/>
-              <w:jc w:val="left"/>
-            </w:pPr>
-            <w:r>
-              <w:t xml:space="preserve">0.130567</w:t>
-            </w:r>
-          </w:p>
-        </w:tc>
-        <w:tc>
-          <w:tcPr/>
-          <w:p>
-            <w:pPr>
-              <w:pStyle w:val="Compact"/>
-              <w:jc w:val="left"/>
-            </w:pPr>
-            <w:r>
-              <w:t xml:space="preserve">332.353</w:t>
+              <w:t xml:space="preserve">B1 ukf</w:t>
+            </w:r>
+          </w:p>
+        </w:tc>
+        <w:tc>
+          <w:tcPr/>
+          <w:p>
+            <w:pPr>
+              <w:pStyle w:val="Compact"/>
+              <w:jc w:val="left"/>
+            </w:pPr>
+            <w:r>
+              <w:t xml:space="preserve">0.23055</w:t>
+            </w:r>
+          </w:p>
+        </w:tc>
+        <w:tc>
+          <w:tcPr/>
+          <w:p>
+            <w:pPr>
+              <w:pStyle w:val="Compact"/>
+              <w:jc w:val="left"/>
+            </w:pPr>
+            <w:r>
+              <w:t xml:space="preserve">0.13057</w:t>
+            </w:r>
+          </w:p>
+        </w:tc>
+        <w:tc>
+          <w:tcPr/>
+          <w:p>
+            <w:pPr>
+              <w:pStyle w:val="Compact"/>
+              <w:jc w:val="left"/>
+            </w:pPr>
+            <w:r>
+              <w:t xml:space="preserve">332.35</w:t>
             </w:r>
           </w:p>
         </w:tc>
@@ -9980,43 +9980,43 @@
               <w:jc w:val="left"/>
             </w:pPr>
             <w:r>
-              <w:t xml:space="preserve">B2_both</w:t>
-            </w:r>
-          </w:p>
-        </w:tc>
-        <w:tc>
-          <w:tcPr/>
-          <w:p>
-            <w:pPr>
-              <w:pStyle w:val="Compact"/>
-              <w:jc w:val="left"/>
-            </w:pPr>
-            <w:r>
-              <w:t xml:space="preserve">0.0797465</w:t>
-            </w:r>
-          </w:p>
-        </w:tc>
-        <w:tc>
-          <w:tcPr/>
-          <w:p>
-            <w:pPr>
-              <w:pStyle w:val="Compact"/>
-              <w:jc w:val="left"/>
-            </w:pPr>
-            <w:r>
-              <w:t xml:space="preserve">0.0764126</w:t>
-            </w:r>
-          </w:p>
-        </w:tc>
-        <w:tc>
-          <w:tcPr/>
-          <w:p>
-            <w:pPr>
-              <w:pStyle w:val="Compact"/>
-              <w:jc w:val="left"/>
-            </w:pPr>
-            <w:r>
-              <w:t xml:space="preserve">337.065</w:t>
+              <w:t xml:space="preserve">B2 both</w:t>
+            </w:r>
+          </w:p>
+        </w:tc>
+        <w:tc>
+          <w:tcPr/>
+          <w:p>
+            <w:pPr>
+              <w:pStyle w:val="Compact"/>
+              <w:jc w:val="left"/>
+            </w:pPr>
+            <w:r>
+              <w:t xml:space="preserve">0.079746</w:t>
+            </w:r>
+          </w:p>
+        </w:tc>
+        <w:tc>
+          <w:tcPr/>
+          <w:p>
+            <w:pPr>
+              <w:pStyle w:val="Compact"/>
+              <w:jc w:val="left"/>
+            </w:pPr>
+            <w:r>
+              <w:t xml:space="preserve">0.076413</w:t>
+            </w:r>
+          </w:p>
+        </w:tc>
+        <w:tc>
+          <w:tcPr/>
+          <w:p>
+            <w:pPr>
+              <w:pStyle w:val="Compact"/>
+              <w:jc w:val="left"/>
+            </w:pPr>
+            <w:r>
+              <w:t xml:space="preserve">337.06</w:t>
             </w:r>
           </w:p>
         </w:tc>
@@ -10054,19 +10054,19 @@
               <w:jc w:val="left"/>
             </w:pPr>
             <w:r>
-              <w:t xml:space="preserve">B2_estimator</w:t>
-            </w:r>
-          </w:p>
-        </w:tc>
-        <w:tc>
-          <w:tcPr/>
-          <w:p>
-            <w:pPr>
-              <w:pStyle w:val="Compact"/>
-              <w:jc w:val="left"/>
-            </w:pPr>
-            <w:r>
-              <w:t xml:space="preserve">0.253608</w:t>
+              <w:t xml:space="preserve">B2 estimator</w:t>
+            </w:r>
+          </w:p>
+        </w:tc>
+        <w:tc>
+          <w:tcPr/>
+          <w:p>
+            <w:pPr>
+              <w:pStyle w:val="Compact"/>
+              <w:jc w:val="left"/>
+            </w:pPr>
+            <w:r>
+              <w:t xml:space="preserve">0.25361</w:t>
             </w:r>
           </w:p>
         </w:tc>
@@ -10090,7 +10090,7 @@
               <w:jc w:val="left"/>
             </w:pPr>
             <w:r>
-              <w:t xml:space="preserve">332.334</w:t>
+              <w:t xml:space="preserve">332.33</w:t>
             </w:r>
           </w:p>
         </w:tc>
@@ -10128,31 +10128,31 @@
               <w:jc w:val="left"/>
             </w:pPr>
             <w:r>
-              <w:t xml:space="preserve">B4_mhe</w:t>
-            </w:r>
-          </w:p>
-        </w:tc>
-        <w:tc>
-          <w:tcPr/>
-          <w:p>
-            <w:pPr>
-              <w:pStyle w:val="Compact"/>
-              <w:jc w:val="left"/>
-            </w:pPr>
-            <w:r>
-              <w:t xml:space="preserve">0.191722</w:t>
-            </w:r>
-          </w:p>
-        </w:tc>
-        <w:tc>
-          <w:tcPr/>
-          <w:p>
-            <w:pPr>
-              <w:pStyle w:val="Compact"/>
-              <w:jc w:val="left"/>
-            </w:pPr>
-            <w:r>
-              <w:t xml:space="preserve">0.118114</w:t>
+              <w:t xml:space="preserve">B4 mhe</w:t>
+            </w:r>
+          </w:p>
+        </w:tc>
+        <w:tc>
+          <w:tcPr/>
+          <w:p>
+            <w:pPr>
+              <w:pStyle w:val="Compact"/>
+              <w:jc w:val="left"/>
+            </w:pPr>
+            <w:r>
+              <w:t xml:space="preserve">0.19172</w:t>
+            </w:r>
+          </w:p>
+        </w:tc>
+        <w:tc>
+          <w:tcPr/>
+          <w:p>
+            <w:pPr>
+              <w:pStyle w:val="Compact"/>
+              <w:jc w:val="left"/>
+            </w:pPr>
+            <w:r>
+              <w:t xml:space="preserve">0.11811</w:t>
             </w:r>
           </w:p>
         </w:tc>
@@ -10202,43 +10202,43 @@
               <w:jc w:val="left"/>
             </w:pPr>
             <w:r>
-              <w:t xml:space="preserve">P2_regret</w:t>
-            </w:r>
-          </w:p>
-        </w:tc>
-        <w:tc>
-          <w:tcPr/>
-          <w:p>
-            <w:pPr>
-              <w:pStyle w:val="Compact"/>
-              <w:jc w:val="left"/>
-            </w:pPr>
-            <w:r>
-              <w:t xml:space="preserve">0.232497</w:t>
-            </w:r>
-          </w:p>
-        </w:tc>
-        <w:tc>
-          <w:tcPr/>
-          <w:p>
-            <w:pPr>
-              <w:pStyle w:val="Compact"/>
-              <w:jc w:val="left"/>
-            </w:pPr>
-            <w:r>
-              <w:t xml:space="preserve">0.130859</w:t>
-            </w:r>
-          </w:p>
-        </w:tc>
-        <w:tc>
-          <w:tcPr/>
-          <w:p>
-            <w:pPr>
-              <w:pStyle w:val="Compact"/>
-              <w:jc w:val="left"/>
-            </w:pPr>
-            <w:r>
-              <w:t xml:space="preserve">332.334</w:t>
+              <w:t xml:space="preserve">P2 regret</w:t>
+            </w:r>
+          </w:p>
+        </w:tc>
+        <w:tc>
+          <w:tcPr/>
+          <w:p>
+            <w:pPr>
+              <w:pStyle w:val="Compact"/>
+              <w:jc w:val="left"/>
+            </w:pPr>
+            <w:r>
+              <w:t xml:space="preserve">0.2325</w:t>
+            </w:r>
+          </w:p>
+        </w:tc>
+        <w:tc>
+          <w:tcPr/>
+          <w:p>
+            <w:pPr>
+              <w:pStyle w:val="Compact"/>
+              <w:jc w:val="left"/>
+            </w:pPr>
+            <w:r>
+              <w:t xml:space="preserve">0.13086</w:t>
+            </w:r>
+          </w:p>
+        </w:tc>
+        <w:tc>
+          <w:tcPr/>
+          <w:p>
+            <w:pPr>
+              <w:pStyle w:val="Compact"/>
+              <w:jc w:val="left"/>
+            </w:pPr>
+            <w:r>
+              <w:t xml:space="preserve">332.33</w:t>
             </w:r>
           </w:p>
         </w:tc>
@@ -10276,7 +10276,7 @@
               <w:jc w:val="left"/>
             </w:pPr>
             <w:r>
-              <w:t xml:space="preserve">P3_adaptive_regret</w:t>
+              <w:t xml:space="preserve">P3 adaptive regret</w:t>
             </w:r>
           </w:p>
         </w:tc>
@@ -10300,19 +10300,19 @@
               <w:jc w:val="left"/>
             </w:pPr>
             <w:r>
-              <w:t xml:space="preserve">0.0763533</w:t>
-            </w:r>
-          </w:p>
-        </w:tc>
-        <w:tc>
-          <w:tcPr/>
-          <w:p>
-            <w:pPr>
-              <w:pStyle w:val="Compact"/>
-              <w:jc w:val="left"/>
-            </w:pPr>
-            <w:r>
-              <w:t xml:space="preserve">337.167</w:t>
+              <w:t xml:space="preserve">0.076353</w:t>
+            </w:r>
+          </w:p>
+        </w:tc>
+        <w:tc>
+          <w:tcPr/>
+          <w:p>
+            <w:pPr>
+              <w:pStyle w:val="Compact"/>
+              <w:jc w:val="left"/>
+            </w:pPr>
+            <w:r>
+              <w:t xml:space="preserve">337.17</w:t>
             </w:r>
           </w:p>
         </w:tc>
@@ -10338,55 +10338,55 @@
               <w:jc w:val="left"/>
             </w:pPr>
             <w:r>
-              <w:t xml:space="preserve">inventory_plus</w:t>
-            </w:r>
-          </w:p>
-        </w:tc>
-        <w:tc>
-          <w:tcPr/>
-          <w:p>
-            <w:pPr>
-              <w:pStyle w:val="Compact"/>
-              <w:jc w:val="left"/>
-            </w:pPr>
-            <w:r>
-              <w:t xml:space="preserve">B1_continuous</w:t>
-            </w:r>
-          </w:p>
-        </w:tc>
-        <w:tc>
-          <w:tcPr/>
-          <w:p>
-            <w:pPr>
-              <w:pStyle w:val="Compact"/>
-              <w:jc w:val="left"/>
-            </w:pPr>
-            <w:r>
-              <w:t xml:space="preserve">0.0615694</w:t>
-            </w:r>
-          </w:p>
-        </w:tc>
-        <w:tc>
-          <w:tcPr/>
-          <w:p>
-            <w:pPr>
-              <w:pStyle w:val="Compact"/>
-              <w:jc w:val="left"/>
-            </w:pPr>
-            <w:r>
-              <w:t xml:space="preserve">0.122312</w:t>
-            </w:r>
-          </w:p>
-        </w:tc>
-        <w:tc>
-          <w:tcPr/>
-          <w:p>
-            <w:pPr>
-              <w:pStyle w:val="Compact"/>
-              <w:jc w:val="left"/>
-            </w:pPr>
-            <w:r>
-              <w:t xml:space="preserve">332.612</w:t>
+              <w:t xml:space="preserve">inventory plus</w:t>
+            </w:r>
+          </w:p>
+        </w:tc>
+        <w:tc>
+          <w:tcPr/>
+          <w:p>
+            <w:pPr>
+              <w:pStyle w:val="Compact"/>
+              <w:jc w:val="left"/>
+            </w:pPr>
+            <w:r>
+              <w:t xml:space="preserve">B1 continuous</w:t>
+            </w:r>
+          </w:p>
+        </w:tc>
+        <w:tc>
+          <w:tcPr/>
+          <w:p>
+            <w:pPr>
+              <w:pStyle w:val="Compact"/>
+              <w:jc w:val="left"/>
+            </w:pPr>
+            <w:r>
+              <w:t xml:space="preserve">0.061569</w:t>
+            </w:r>
+          </w:p>
+        </w:tc>
+        <w:tc>
+          <w:tcPr/>
+          <w:p>
+            <w:pPr>
+              <w:pStyle w:val="Compact"/>
+              <w:jc w:val="left"/>
+            </w:pPr>
+            <w:r>
+              <w:t xml:space="preserve">0.12231</w:t>
+            </w:r>
+          </w:p>
+        </w:tc>
+        <w:tc>
+          <w:tcPr/>
+          <w:p>
+            <w:pPr>
+              <w:pStyle w:val="Compact"/>
+              <w:jc w:val="left"/>
+            </w:pPr>
+            <w:r>
+              <w:t xml:space="preserve">332.61</w:t>
             </w:r>
           </w:p>
         </w:tc>
@@ -10412,55 +10412,55 @@
               <w:jc w:val="left"/>
             </w:pPr>
             <w:r>
-              <w:t xml:space="preserve">inventory_plus</w:t>
-            </w:r>
-          </w:p>
-        </w:tc>
-        <w:tc>
-          <w:tcPr/>
-          <w:p>
-            <w:pPr>
-              <w:pStyle w:val="Compact"/>
-              <w:jc w:val="left"/>
-            </w:pPr>
-            <w:r>
-              <w:t xml:space="preserve">B1_ukf</w:t>
-            </w:r>
-          </w:p>
-        </w:tc>
-        <w:tc>
-          <w:tcPr/>
-          <w:p>
-            <w:pPr>
-              <w:pStyle w:val="Compact"/>
-              <w:jc w:val="left"/>
-            </w:pPr>
-            <w:r>
-              <w:t xml:space="preserve">0.0603865</w:t>
-            </w:r>
-          </w:p>
-        </w:tc>
-        <w:tc>
-          <w:tcPr/>
-          <w:p>
-            <w:pPr>
-              <w:pStyle w:val="Compact"/>
-              <w:jc w:val="left"/>
-            </w:pPr>
-            <w:r>
-              <w:t xml:space="preserve">0.122254</w:t>
-            </w:r>
-          </w:p>
-        </w:tc>
-        <w:tc>
-          <w:tcPr/>
-          <w:p>
-            <w:pPr>
-              <w:pStyle w:val="Compact"/>
-              <w:jc w:val="left"/>
-            </w:pPr>
-            <w:r>
-              <w:t xml:space="preserve">332.442</w:t>
+              <w:t xml:space="preserve">inventory plus</w:t>
+            </w:r>
+          </w:p>
+        </w:tc>
+        <w:tc>
+          <w:tcPr/>
+          <w:p>
+            <w:pPr>
+              <w:pStyle w:val="Compact"/>
+              <w:jc w:val="left"/>
+            </w:pPr>
+            <w:r>
+              <w:t xml:space="preserve">B1 ukf</w:t>
+            </w:r>
+          </w:p>
+        </w:tc>
+        <w:tc>
+          <w:tcPr/>
+          <w:p>
+            <w:pPr>
+              <w:pStyle w:val="Compact"/>
+              <w:jc w:val="left"/>
+            </w:pPr>
+            <w:r>
+              <w:t xml:space="preserve">0.060387</w:t>
+            </w:r>
+          </w:p>
+        </w:tc>
+        <w:tc>
+          <w:tcPr/>
+          <w:p>
+            <w:pPr>
+              <w:pStyle w:val="Compact"/>
+              <w:jc w:val="left"/>
+            </w:pPr>
+            <w:r>
+              <w:t xml:space="preserve">0.12225</w:t>
+            </w:r>
+          </w:p>
+        </w:tc>
+        <w:tc>
+          <w:tcPr/>
+          <w:p>
+            <w:pPr>
+              <w:pStyle w:val="Compact"/>
+              <w:jc w:val="left"/>
+            </w:pPr>
+            <w:r>
+              <w:t xml:space="preserve">332.44</w:t>
             </w:r>
           </w:p>
         </w:tc>
@@ -10486,55 +10486,55 @@
               <w:jc w:val="left"/>
             </w:pPr>
             <w:r>
-              <w:t xml:space="preserve">inventory_plus</w:t>
-            </w:r>
-          </w:p>
-        </w:tc>
-        <w:tc>
-          <w:tcPr/>
-          <w:p>
-            <w:pPr>
-              <w:pStyle w:val="Compact"/>
-              <w:jc w:val="left"/>
-            </w:pPr>
-            <w:r>
-              <w:t xml:space="preserve">B2_both</w:t>
-            </w:r>
-          </w:p>
-        </w:tc>
-        <w:tc>
-          <w:tcPr/>
-          <w:p>
-            <w:pPr>
-              <w:pStyle w:val="Compact"/>
-              <w:jc w:val="left"/>
-            </w:pPr>
-            <w:r>
-              <w:t xml:space="preserve">0.0617974</w:t>
-            </w:r>
-          </w:p>
-        </w:tc>
-        <w:tc>
-          <w:tcPr/>
-          <w:p>
-            <w:pPr>
-              <w:pStyle w:val="Compact"/>
-              <w:jc w:val="left"/>
-            </w:pPr>
-            <w:r>
-              <w:t xml:space="preserve">0.122231</w:t>
-            </w:r>
-          </w:p>
-        </w:tc>
-        <w:tc>
-          <w:tcPr/>
-          <w:p>
-            <w:pPr>
-              <w:pStyle w:val="Compact"/>
-              <w:jc w:val="left"/>
-            </w:pPr>
-            <w:r>
-              <w:t xml:space="preserve">332.925</w:t>
+              <w:t xml:space="preserve">inventory plus</w:t>
+            </w:r>
+          </w:p>
+        </w:tc>
+        <w:tc>
+          <w:tcPr/>
+          <w:p>
+            <w:pPr>
+              <w:pStyle w:val="Compact"/>
+              <w:jc w:val="left"/>
+            </w:pPr>
+            <w:r>
+              <w:t xml:space="preserve">B2 both</w:t>
+            </w:r>
+          </w:p>
+        </w:tc>
+        <w:tc>
+          <w:tcPr/>
+          <w:p>
+            <w:pPr>
+              <w:pStyle w:val="Compact"/>
+              <w:jc w:val="left"/>
+            </w:pPr>
+            <w:r>
+              <w:t xml:space="preserve">0.061797</w:t>
+            </w:r>
+          </w:p>
+        </w:tc>
+        <w:tc>
+          <w:tcPr/>
+          <w:p>
+            <w:pPr>
+              <w:pStyle w:val="Compact"/>
+              <w:jc w:val="left"/>
+            </w:pPr>
+            <w:r>
+              <w:t xml:space="preserve">0.12223</w:t>
+            </w:r>
+          </w:p>
+        </w:tc>
+        <w:tc>
+          <w:tcPr/>
+          <w:p>
+            <w:pPr>
+              <w:pStyle w:val="Compact"/>
+              <w:jc w:val="left"/>
+            </w:pPr>
+            <w:r>
+              <w:t xml:space="preserve">332.93</w:t>
             </w:r>
           </w:p>
         </w:tc>
@@ -10560,19 +10560,19 @@
               <w:jc w:val="left"/>
             </w:pPr>
             <w:r>
-              <w:t xml:space="preserve">inventory_plus</w:t>
-            </w:r>
-          </w:p>
-        </w:tc>
-        <w:tc>
-          <w:tcPr/>
-          <w:p>
-            <w:pPr>
-              <w:pStyle w:val="Compact"/>
-              <w:jc w:val="left"/>
-            </w:pPr>
-            <w:r>
-              <w:t xml:space="preserve">B2_estimator</w:t>
+              <w:t xml:space="preserve">inventory plus</w:t>
+            </w:r>
+          </w:p>
+        </w:tc>
+        <w:tc>
+          <w:tcPr/>
+          <w:p>
+            <w:pPr>
+              <w:pStyle w:val="Compact"/>
+              <w:jc w:val="left"/>
+            </w:pPr>
+            <w:r>
+              <w:t xml:space="preserve">B2 estimator</w:t>
             </w:r>
           </w:p>
         </w:tc>
@@ -10596,19 +10596,19 @@
               <w:jc w:val="left"/>
             </w:pPr>
             <w:r>
-              <w:t xml:space="preserve">0.122043</w:t>
-            </w:r>
-          </w:p>
-        </w:tc>
-        <w:tc>
-          <w:tcPr/>
-          <w:p>
-            <w:pPr>
-              <w:pStyle w:val="Compact"/>
-              <w:jc w:val="left"/>
-            </w:pPr>
-            <w:r>
-              <w:t xml:space="preserve">332.439</w:t>
+              <w:t xml:space="preserve">0.12204</w:t>
+            </w:r>
+          </w:p>
+        </w:tc>
+        <w:tc>
+          <w:tcPr/>
+          <w:p>
+            <w:pPr>
+              <w:pStyle w:val="Compact"/>
+              <w:jc w:val="left"/>
+            </w:pPr>
+            <w:r>
+              <w:t xml:space="preserve">332.44</w:t>
             </w:r>
           </w:p>
         </w:tc>
@@ -10634,55 +10634,55 @@
               <w:jc w:val="left"/>
             </w:pPr>
             <w:r>
-              <w:t xml:space="preserve">inventory_plus</w:t>
-            </w:r>
-          </w:p>
-        </w:tc>
-        <w:tc>
-          <w:tcPr/>
-          <w:p>
-            <w:pPr>
-              <w:pStyle w:val="Compact"/>
-              <w:jc w:val="left"/>
-            </w:pPr>
-            <w:r>
-              <w:t xml:space="preserve">B4_mhe</w:t>
-            </w:r>
-          </w:p>
-        </w:tc>
-        <w:tc>
-          <w:tcPr/>
-          <w:p>
-            <w:pPr>
-              <w:pStyle w:val="Compact"/>
-              <w:jc w:val="left"/>
-            </w:pPr>
-            <w:r>
-              <w:t xml:space="preserve">0.0602121</w:t>
-            </w:r>
-          </w:p>
-        </w:tc>
-        <w:tc>
-          <w:tcPr/>
-          <w:p>
-            <w:pPr>
-              <w:pStyle w:val="Compact"/>
-              <w:jc w:val="left"/>
-            </w:pPr>
-            <w:r>
-              <w:t xml:space="preserve">0.122743</w:t>
-            </w:r>
-          </w:p>
-        </w:tc>
-        <w:tc>
-          <w:tcPr/>
-          <w:p>
-            <w:pPr>
-              <w:pStyle w:val="Compact"/>
-              <w:jc w:val="left"/>
-            </w:pPr>
-            <w:r>
-              <w:t xml:space="preserve">332.429</w:t>
+              <w:t xml:space="preserve">inventory plus</w:t>
+            </w:r>
+          </w:p>
+        </w:tc>
+        <w:tc>
+          <w:tcPr/>
+          <w:p>
+            <w:pPr>
+              <w:pStyle w:val="Compact"/>
+              <w:jc w:val="left"/>
+            </w:pPr>
+            <w:r>
+              <w:t xml:space="preserve">B4 mhe</w:t>
+            </w:r>
+          </w:p>
+        </w:tc>
+        <w:tc>
+          <w:tcPr/>
+          <w:p>
+            <w:pPr>
+              <w:pStyle w:val="Compact"/>
+              <w:jc w:val="left"/>
+            </w:pPr>
+            <w:r>
+              <w:t xml:space="preserve">0.060212</w:t>
+            </w:r>
+          </w:p>
+        </w:tc>
+        <w:tc>
+          <w:tcPr/>
+          <w:p>
+            <w:pPr>
+              <w:pStyle w:val="Compact"/>
+              <w:jc w:val="left"/>
+            </w:pPr>
+            <w:r>
+              <w:t xml:space="preserve">0.12274</w:t>
+            </w:r>
+          </w:p>
+        </w:tc>
+        <w:tc>
+          <w:tcPr/>
+          <w:p>
+            <w:pPr>
+              <w:pStyle w:val="Compact"/>
+              <w:jc w:val="left"/>
+            </w:pPr>
+            <w:r>
+              <w:t xml:space="preserve">332.43</w:t>
             </w:r>
           </w:p>
         </w:tc>
@@ -10708,19 +10708,19 @@
               <w:jc w:val="left"/>
             </w:pPr>
             <w:r>
-              <w:t xml:space="preserve">inventory_plus</w:t>
-            </w:r>
-          </w:p>
-        </w:tc>
-        <w:tc>
-          <w:tcPr/>
-          <w:p>
-            <w:pPr>
-              <w:pStyle w:val="Compact"/>
-              <w:jc w:val="left"/>
-            </w:pPr>
-            <w:r>
-              <w:t xml:space="preserve">P2_regret</w:t>
+              <w:t xml:space="preserve">inventory plus</w:t>
+            </w:r>
+          </w:p>
+        </w:tc>
+        <w:tc>
+          <w:tcPr/>
+          <w:p>
+            <w:pPr>
+              <w:pStyle w:val="Compact"/>
+              <w:jc w:val="left"/>
+            </w:pPr>
+            <w:r>
+              <w:t xml:space="preserve">P2 regret</w:t>
             </w:r>
           </w:p>
         </w:tc>
@@ -10744,19 +10744,19 @@
               <w:jc w:val="left"/>
             </w:pPr>
             <w:r>
-              <w:t xml:space="preserve">0.122162</w:t>
-            </w:r>
-          </w:p>
-        </w:tc>
-        <w:tc>
-          <w:tcPr/>
-          <w:p>
-            <w:pPr>
-              <w:pStyle w:val="Compact"/>
-              <w:jc w:val="left"/>
-            </w:pPr>
-            <w:r>
-              <w:t xml:space="preserve">332.372</w:t>
+              <w:t xml:space="preserve">0.12216</w:t>
+            </w:r>
+          </w:p>
+        </w:tc>
+        <w:tc>
+          <w:tcPr/>
+          <w:p>
+            <w:pPr>
+              <w:pStyle w:val="Compact"/>
+              <w:jc w:val="left"/>
+            </w:pPr>
+            <w:r>
+              <w:t xml:space="preserve">332.37</w:t>
             </w:r>
           </w:p>
         </w:tc>
@@ -10782,55 +10782,55 @@
               <w:jc w:val="left"/>
             </w:pPr>
             <w:r>
-              <w:t xml:space="preserve">inventory_plus</w:t>
-            </w:r>
-          </w:p>
-        </w:tc>
-        <w:tc>
-          <w:tcPr/>
-          <w:p>
-            <w:pPr>
-              <w:pStyle w:val="Compact"/>
-              <w:jc w:val="left"/>
-            </w:pPr>
-            <w:r>
-              <w:t xml:space="preserve">P3_adaptive_regret</w:t>
-            </w:r>
-          </w:p>
-        </w:tc>
-        <w:tc>
-          <w:tcPr/>
-          <w:p>
-            <w:pPr>
-              <w:pStyle w:val="Compact"/>
-              <w:jc w:val="left"/>
-            </w:pPr>
-            <w:r>
-              <w:t xml:space="preserve">0.0626549</w:t>
-            </w:r>
-          </w:p>
-        </w:tc>
-        <w:tc>
-          <w:tcPr/>
-          <w:p>
-            <w:pPr>
-              <w:pStyle w:val="Compact"/>
-              <w:jc w:val="left"/>
-            </w:pPr>
-            <w:r>
-              <w:t xml:space="preserve">0.122186</w:t>
-            </w:r>
-          </w:p>
-        </w:tc>
-        <w:tc>
-          <w:tcPr/>
-          <w:p>
-            <w:pPr>
-              <w:pStyle w:val="Compact"/>
-              <w:jc w:val="left"/>
-            </w:pPr>
-            <w:r>
-              <w:t xml:space="preserve">332.894</w:t>
+              <w:t xml:space="preserve">inventory plus</w:t>
+            </w:r>
+          </w:p>
+        </w:tc>
+        <w:tc>
+          <w:tcPr/>
+          <w:p>
+            <w:pPr>
+              <w:pStyle w:val="Compact"/>
+              <w:jc w:val="left"/>
+            </w:pPr>
+            <w:r>
+              <w:t xml:space="preserve">P3 adaptive regret</w:t>
+            </w:r>
+          </w:p>
+        </w:tc>
+        <w:tc>
+          <w:tcPr/>
+          <w:p>
+            <w:pPr>
+              <w:pStyle w:val="Compact"/>
+              <w:jc w:val="left"/>
+            </w:pPr>
+            <w:r>
+              <w:t xml:space="preserve">0.062655</w:t>
+            </w:r>
+          </w:p>
+        </w:tc>
+        <w:tc>
+          <w:tcPr/>
+          <w:p>
+            <w:pPr>
+              <w:pStyle w:val="Compact"/>
+              <w:jc w:val="left"/>
+            </w:pPr>
+            <w:r>
+              <w:t xml:space="preserve">0.12219</w:t>
+            </w:r>
+          </w:p>
+        </w:tc>
+        <w:tc>
+          <w:tcPr/>
+          <w:p>
+            <w:pPr>
+              <w:pStyle w:val="Compact"/>
+              <w:jc w:val="left"/>
+            </w:pPr>
+            <w:r>
+              <w:t xml:space="preserve">332.89</w:t>
             </w:r>
           </w:p>
         </w:tc>
@@ -10868,7 +10868,7 @@
               <w:jc w:val="left"/>
             </w:pPr>
             <w:r>
-              <w:t xml:space="preserve">B1_continuous</w:t>
+              <w:t xml:space="preserve">B1 continuous</w:t>
             </w:r>
           </w:p>
         </w:tc>
@@ -10904,7 +10904,7 @@
               <w:jc w:val="left"/>
             </w:pPr>
             <w:r>
-              <w:t xml:space="preserve">332.334</w:t>
+              <w:t xml:space="preserve">332.33</w:t>
             </w:r>
           </w:p>
         </w:tc>
@@ -10942,43 +10942,43 @@
               <w:jc w:val="left"/>
             </w:pPr>
             <w:r>
-              <w:t xml:space="preserve">B1_ukf</w:t>
-            </w:r>
-          </w:p>
-        </w:tc>
-        <w:tc>
-          <w:tcPr/>
-          <w:p>
-            <w:pPr>
-              <w:pStyle w:val="Compact"/>
-              <w:jc w:val="left"/>
-            </w:pPr>
-            <w:r>
-              <w:t xml:space="preserve">0.192631</w:t>
-            </w:r>
-          </w:p>
-        </w:tc>
-        <w:tc>
-          <w:tcPr/>
-          <w:p>
-            <w:pPr>
-              <w:pStyle w:val="Compact"/>
-              <w:jc w:val="left"/>
-            </w:pPr>
-            <w:r>
-              <w:t xml:space="preserve">0.0839044</w:t>
-            </w:r>
-          </w:p>
-        </w:tc>
-        <w:tc>
-          <w:tcPr/>
-          <w:p>
-            <w:pPr>
-              <w:pStyle w:val="Compact"/>
-              <w:jc w:val="left"/>
-            </w:pPr>
-            <w:r>
-              <w:t xml:space="preserve">332.334</w:t>
+              <w:t xml:space="preserve">B1 ukf</w:t>
+            </w:r>
+          </w:p>
+        </w:tc>
+        <w:tc>
+          <w:tcPr/>
+          <w:p>
+            <w:pPr>
+              <w:pStyle w:val="Compact"/>
+              <w:jc w:val="left"/>
+            </w:pPr>
+            <w:r>
+              <w:t xml:space="preserve">0.19263</w:t>
+            </w:r>
+          </w:p>
+        </w:tc>
+        <w:tc>
+          <w:tcPr/>
+          <w:p>
+            <w:pPr>
+              <w:pStyle w:val="Compact"/>
+              <w:jc w:val="left"/>
+            </w:pPr>
+            <w:r>
+              <w:t xml:space="preserve">0.083904</w:t>
+            </w:r>
+          </w:p>
+        </w:tc>
+        <w:tc>
+          <w:tcPr/>
+          <w:p>
+            <w:pPr>
+              <w:pStyle w:val="Compact"/>
+              <w:jc w:val="left"/>
+            </w:pPr>
+            <w:r>
+              <w:t xml:space="preserve">332.33</w:t>
             </w:r>
           </w:p>
         </w:tc>
@@ -11016,43 +11016,43 @@
               <w:jc w:val="left"/>
             </w:pPr>
             <w:r>
-              <w:t xml:space="preserve">B2_both</w:t>
-            </w:r>
-          </w:p>
-        </w:tc>
-        <w:tc>
-          <w:tcPr/>
-          <w:p>
-            <w:pPr>
-              <w:pStyle w:val="Compact"/>
-              <w:jc w:val="left"/>
-            </w:pPr>
-            <w:r>
-              <w:t xml:space="preserve">0.0448606</w:t>
-            </w:r>
-          </w:p>
-        </w:tc>
-        <w:tc>
-          <w:tcPr/>
-          <w:p>
-            <w:pPr>
-              <w:pStyle w:val="Compact"/>
-              <w:jc w:val="left"/>
-            </w:pPr>
-            <w:r>
-              <w:t xml:space="preserve">0.0153278</w:t>
-            </w:r>
-          </w:p>
-        </w:tc>
-        <w:tc>
-          <w:tcPr/>
-          <w:p>
-            <w:pPr>
-              <w:pStyle w:val="Compact"/>
-              <w:jc w:val="left"/>
-            </w:pPr>
-            <w:r>
-              <w:t xml:space="preserve">333.993</w:t>
+              <w:t xml:space="preserve">B2 both</w:t>
+            </w:r>
+          </w:p>
+        </w:tc>
+        <w:tc>
+          <w:tcPr/>
+          <w:p>
+            <w:pPr>
+              <w:pStyle w:val="Compact"/>
+              <w:jc w:val="left"/>
+            </w:pPr>
+            <w:r>
+              <w:t xml:space="preserve">0.044861</w:t>
+            </w:r>
+          </w:p>
+        </w:tc>
+        <w:tc>
+          <w:tcPr/>
+          <w:p>
+            <w:pPr>
+              <w:pStyle w:val="Compact"/>
+              <w:jc w:val="left"/>
+            </w:pPr>
+            <w:r>
+              <w:t xml:space="preserve">0.015328</w:t>
+            </w:r>
+          </w:p>
+        </w:tc>
+        <w:tc>
+          <w:tcPr/>
+          <w:p>
+            <w:pPr>
+              <w:pStyle w:val="Compact"/>
+              <w:jc w:val="left"/>
+            </w:pPr>
+            <w:r>
+              <w:t xml:space="preserve">333.99</w:t>
             </w:r>
           </w:p>
         </w:tc>
@@ -11090,43 +11090,43 @@
               <w:jc w:val="left"/>
             </w:pPr>
             <w:r>
-              <w:t xml:space="preserve">B2_estimator</w:t>
-            </w:r>
-          </w:p>
-        </w:tc>
-        <w:tc>
-          <w:tcPr/>
-          <w:p>
-            <w:pPr>
-              <w:pStyle w:val="Compact"/>
-              <w:jc w:val="left"/>
-            </w:pPr>
-            <w:r>
-              <w:t xml:space="preserve">0.234377</w:t>
-            </w:r>
-          </w:p>
-        </w:tc>
-        <w:tc>
-          <w:tcPr/>
-          <w:p>
-            <w:pPr>
-              <w:pStyle w:val="Compact"/>
-              <w:jc w:val="left"/>
-            </w:pPr>
-            <w:r>
-              <w:t xml:space="preserve">0.0168838</w:t>
-            </w:r>
-          </w:p>
-        </w:tc>
-        <w:tc>
-          <w:tcPr/>
-          <w:p>
-            <w:pPr>
-              <w:pStyle w:val="Compact"/>
-              <w:jc w:val="left"/>
-            </w:pPr>
-            <w:r>
-              <w:t xml:space="preserve">332.334</w:t>
+              <w:t xml:space="preserve">B2 estimator</w:t>
+            </w:r>
+          </w:p>
+        </w:tc>
+        <w:tc>
+          <w:tcPr/>
+          <w:p>
+            <w:pPr>
+              <w:pStyle w:val="Compact"/>
+              <w:jc w:val="left"/>
+            </w:pPr>
+            <w:r>
+              <w:t xml:space="preserve">0.23438</w:t>
+            </w:r>
+          </w:p>
+        </w:tc>
+        <w:tc>
+          <w:tcPr/>
+          <w:p>
+            <w:pPr>
+              <w:pStyle w:val="Compact"/>
+              <w:jc w:val="left"/>
+            </w:pPr>
+            <w:r>
+              <w:t xml:space="preserve">0.016884</w:t>
+            </w:r>
+          </w:p>
+        </w:tc>
+        <w:tc>
+          <w:tcPr/>
+          <w:p>
+            <w:pPr>
+              <w:pStyle w:val="Compact"/>
+              <w:jc w:val="left"/>
+            </w:pPr>
+            <w:r>
+              <w:t xml:space="preserve">332.33</w:t>
             </w:r>
           </w:p>
         </w:tc>
@@ -11164,7 +11164,7 @@
               <w:jc w:val="left"/>
             </w:pPr>
             <w:r>
-              <w:t xml:space="preserve">B4_mhe</w:t>
+              <w:t xml:space="preserve">B4 mhe</w:t>
             </w:r>
           </w:p>
         </w:tc>
@@ -11188,19 +11188,19 @@
               <w:jc w:val="left"/>
             </w:pPr>
             <w:r>
-              <w:t xml:space="preserve">0.0732316</w:t>
-            </w:r>
-          </w:p>
-        </w:tc>
-        <w:tc>
-          <w:tcPr/>
-          <w:p>
-            <w:pPr>
-              <w:pStyle w:val="Compact"/>
-              <w:jc w:val="left"/>
-            </w:pPr>
-            <w:r>
-              <w:t xml:space="preserve">332.334</w:t>
+              <w:t xml:space="preserve">0.073232</w:t>
+            </w:r>
+          </w:p>
+        </w:tc>
+        <w:tc>
+          <w:tcPr/>
+          <w:p>
+            <w:pPr>
+              <w:pStyle w:val="Compact"/>
+              <w:jc w:val="left"/>
+            </w:pPr>
+            <w:r>
+              <w:t xml:space="preserve">332.33</w:t>
             </w:r>
           </w:p>
         </w:tc>
@@ -11238,43 +11238,43 @@
               <w:jc w:val="left"/>
             </w:pPr>
             <w:r>
-              <w:t xml:space="preserve">P2_regret</w:t>
-            </w:r>
-          </w:p>
-        </w:tc>
-        <w:tc>
-          <w:tcPr/>
-          <w:p>
-            <w:pPr>
-              <w:pStyle w:val="Compact"/>
-              <w:jc w:val="left"/>
-            </w:pPr>
-            <w:r>
-              <w:t xml:space="preserve">0.183597</w:t>
-            </w:r>
-          </w:p>
-        </w:tc>
-        <w:tc>
-          <w:tcPr/>
-          <w:p>
-            <w:pPr>
-              <w:pStyle w:val="Compact"/>
-              <w:jc w:val="left"/>
-            </w:pPr>
-            <w:r>
-              <w:t xml:space="preserve">0.0835791</w:t>
-            </w:r>
-          </w:p>
-        </w:tc>
-        <w:tc>
-          <w:tcPr/>
-          <w:p>
-            <w:pPr>
-              <w:pStyle w:val="Compact"/>
-              <w:jc w:val="left"/>
-            </w:pPr>
-            <w:r>
-              <w:t xml:space="preserve">332.334</w:t>
+              <w:t xml:space="preserve">P2 regret</w:t>
+            </w:r>
+          </w:p>
+        </w:tc>
+        <w:tc>
+          <w:tcPr/>
+          <w:p>
+            <w:pPr>
+              <w:pStyle w:val="Compact"/>
+              <w:jc w:val="left"/>
+            </w:pPr>
+            <w:r>
+              <w:t xml:space="preserve">0.1836</w:t>
+            </w:r>
+          </w:p>
+        </w:tc>
+        <w:tc>
+          <w:tcPr/>
+          <w:p>
+            <w:pPr>
+              <w:pStyle w:val="Compact"/>
+              <w:jc w:val="left"/>
+            </w:pPr>
+            <w:r>
+              <w:t xml:space="preserve">0.083579</w:t>
+            </w:r>
+          </w:p>
+        </w:tc>
+        <w:tc>
+          <w:tcPr/>
+          <w:p>
+            <w:pPr>
+              <w:pStyle w:val="Compact"/>
+              <w:jc w:val="left"/>
+            </w:pPr>
+            <w:r>
+              <w:t xml:space="preserve">332.33</w:t>
             </w:r>
           </w:p>
         </w:tc>
@@ -11312,31 +11312,31 @@
               <w:jc w:val="left"/>
             </w:pPr>
             <w:r>
-              <w:t xml:space="preserve">P3_adaptive_regret</w:t>
-            </w:r>
-          </w:p>
-        </w:tc>
-        <w:tc>
-          <w:tcPr/>
-          <w:p>
-            <w:pPr>
-              <w:pStyle w:val="Compact"/>
-              <w:jc w:val="left"/>
-            </w:pPr>
-            <w:r>
-              <w:t xml:space="preserve">0.0437234</w:t>
-            </w:r>
-          </w:p>
-        </w:tc>
-        <w:tc>
-          <w:tcPr/>
-          <w:p>
-            <w:pPr>
-              <w:pStyle w:val="Compact"/>
-              <w:jc w:val="left"/>
-            </w:pPr>
-            <w:r>
-              <w:t xml:space="preserve">0.0153134</w:t>
+              <w:t xml:space="preserve">P3 adaptive regret</w:t>
+            </w:r>
+          </w:p>
+        </w:tc>
+        <w:tc>
+          <w:tcPr/>
+          <w:p>
+            <w:pPr>
+              <w:pStyle w:val="Compact"/>
+              <w:jc w:val="left"/>
+            </w:pPr>
+            <w:r>
+              <w:t xml:space="preserve">0.043723</w:t>
+            </w:r>
+          </w:p>
+        </w:tc>
+        <w:tc>
+          <w:tcPr/>
+          <w:p>
+            <w:pPr>
+              <w:pStyle w:val="Compact"/>
+              <w:jc w:val="left"/>
+            </w:pPr>
+            <w:r>
+              <w:t xml:space="preserve">0.015313</w:t>
             </w:r>
           </w:p>
         </w:tc>
@@ -11386,43 +11386,43 @@
               <w:jc w:val="left"/>
             </w:pPr>
             <w:r>
-              <w:t xml:space="preserve">B1_continuous</w:t>
-            </w:r>
-          </w:p>
-        </w:tc>
-        <w:tc>
-          <w:tcPr/>
-          <w:p>
-            <w:pPr>
-              <w:pStyle w:val="Compact"/>
-              <w:jc w:val="left"/>
-            </w:pPr>
-            <w:r>
-              <w:t xml:space="preserve">0.00323946</w:t>
-            </w:r>
-          </w:p>
-        </w:tc>
-        <w:tc>
-          <w:tcPr/>
-          <w:p>
-            <w:pPr>
-              <w:pStyle w:val="Compact"/>
-              <w:jc w:val="left"/>
-            </w:pPr>
-            <w:r>
-              <w:t xml:space="preserve">0.0112444</w:t>
-            </w:r>
-          </w:p>
-        </w:tc>
-        <w:tc>
-          <w:tcPr/>
-          <w:p>
-            <w:pPr>
-              <w:pStyle w:val="Compact"/>
-              <w:jc w:val="left"/>
-            </w:pPr>
-            <w:r>
-              <w:t xml:space="preserve">332.612</w:t>
+              <w:t xml:space="preserve">B1 continuous</w:t>
+            </w:r>
+          </w:p>
+        </w:tc>
+        <w:tc>
+          <w:tcPr/>
+          <w:p>
+            <w:pPr>
+              <w:pStyle w:val="Compact"/>
+              <w:jc w:val="left"/>
+            </w:pPr>
+            <w:r>
+              <w:t xml:space="preserve">0.0032395</w:t>
+            </w:r>
+          </w:p>
+        </w:tc>
+        <w:tc>
+          <w:tcPr/>
+          <w:p>
+            <w:pPr>
+              <w:pStyle w:val="Compact"/>
+              <w:jc w:val="left"/>
+            </w:pPr>
+            <w:r>
+              <w:t xml:space="preserve">0.011244</w:t>
+            </w:r>
+          </w:p>
+        </w:tc>
+        <w:tc>
+          <w:tcPr/>
+          <w:p>
+            <w:pPr>
+              <w:pStyle w:val="Compact"/>
+              <w:jc w:val="left"/>
+            </w:pPr>
+            <w:r>
+              <w:t xml:space="preserve">332.61</w:t>
             </w:r>
           </w:p>
         </w:tc>
@@ -11460,19 +11460,19 @@
               <w:jc w:val="left"/>
             </w:pPr>
             <w:r>
-              <w:t xml:space="preserve">B1_ukf</w:t>
-            </w:r>
-          </w:p>
-        </w:tc>
-        <w:tc>
-          <w:tcPr/>
-          <w:p>
-            <w:pPr>
-              <w:pStyle w:val="Compact"/>
-              <w:jc w:val="left"/>
-            </w:pPr>
-            <w:r>
-              <w:t xml:space="preserve">0.00164715</w:t>
+              <w:t xml:space="preserve">B1 ukf</w:t>
+            </w:r>
+          </w:p>
+        </w:tc>
+        <w:tc>
+          <w:tcPr/>
+          <w:p>
+            <w:pPr>
+              <w:pStyle w:val="Compact"/>
+              <w:jc w:val="left"/>
+            </w:pPr>
+            <w:r>
+              <w:t xml:space="preserve">0.0016471</w:t>
             </w:r>
           </w:p>
         </w:tc>
@@ -11496,7 +11496,7 @@
               <w:jc w:val="left"/>
             </w:pPr>
             <w:r>
-              <w:t xml:space="preserve">332.442</w:t>
+              <w:t xml:space="preserve">332.44</w:t>
             </w:r>
           </w:p>
         </w:tc>
@@ -11534,43 +11534,43 @@
               <w:jc w:val="left"/>
             </w:pPr>
             <w:r>
-              <w:t xml:space="preserve">B2_both</w:t>
-            </w:r>
-          </w:p>
-        </w:tc>
-        <w:tc>
-          <w:tcPr/>
-          <w:p>
-            <w:pPr>
-              <w:pStyle w:val="Compact"/>
-              <w:jc w:val="left"/>
-            </w:pPr>
-            <w:r>
-              <w:t xml:space="preserve">0.00751547</w:t>
-            </w:r>
-          </w:p>
-        </w:tc>
-        <w:tc>
-          <w:tcPr/>
-          <w:p>
-            <w:pPr>
-              <w:pStyle w:val="Compact"/>
-              <w:jc w:val="left"/>
-            </w:pPr>
-            <w:r>
-              <w:t xml:space="preserve">0.0148704</w:t>
-            </w:r>
-          </w:p>
-        </w:tc>
-        <w:tc>
-          <w:tcPr/>
-          <w:p>
-            <w:pPr>
-              <w:pStyle w:val="Compact"/>
-              <w:jc w:val="left"/>
-            </w:pPr>
-            <w:r>
-              <w:t xml:space="preserve">332.925</w:t>
+              <w:t xml:space="preserve">B2 both</w:t>
+            </w:r>
+          </w:p>
+        </w:tc>
+        <w:tc>
+          <w:tcPr/>
+          <w:p>
+            <w:pPr>
+              <w:pStyle w:val="Compact"/>
+              <w:jc w:val="left"/>
+            </w:pPr>
+            <w:r>
+              <w:t xml:space="preserve">0.0075155</w:t>
+            </w:r>
+          </w:p>
+        </w:tc>
+        <w:tc>
+          <w:tcPr/>
+          <w:p>
+            <w:pPr>
+              <w:pStyle w:val="Compact"/>
+              <w:jc w:val="left"/>
+            </w:pPr>
+            <w:r>
+              <w:t xml:space="preserve">0.01487</w:t>
+            </w:r>
+          </w:p>
+        </w:tc>
+        <w:tc>
+          <w:tcPr/>
+          <w:p>
+            <w:pPr>
+              <w:pStyle w:val="Compact"/>
+              <w:jc w:val="left"/>
+            </w:pPr>
+            <w:r>
+              <w:t xml:space="preserve">332.93</w:t>
             </w:r>
           </w:p>
         </w:tc>
@@ -11608,43 +11608,43 @@
               <w:jc w:val="left"/>
             </w:pPr>
             <w:r>
-              <w:t xml:space="preserve">B2_estimator</w:t>
-            </w:r>
-          </w:p>
-        </w:tc>
-        <w:tc>
-          <w:tcPr/>
-          <w:p>
-            <w:pPr>
-              <w:pStyle w:val="Compact"/>
-              <w:jc w:val="left"/>
-            </w:pPr>
-            <w:r>
-              <w:t xml:space="preserve">0.00143415</w:t>
-            </w:r>
-          </w:p>
-        </w:tc>
-        <w:tc>
-          <w:tcPr/>
-          <w:p>
-            <w:pPr>
-              <w:pStyle w:val="Compact"/>
-              <w:jc w:val="left"/>
-            </w:pPr>
-            <w:r>
-              <w:t xml:space="preserve">0.0148619</w:t>
-            </w:r>
-          </w:p>
-        </w:tc>
-        <w:tc>
-          <w:tcPr/>
-          <w:p>
-            <w:pPr>
-              <w:pStyle w:val="Compact"/>
-              <w:jc w:val="left"/>
-            </w:pPr>
-            <w:r>
-              <w:t xml:space="preserve">332.439</w:t>
+              <w:t xml:space="preserve">B2 estimator</w:t>
+            </w:r>
+          </w:p>
+        </w:tc>
+        <w:tc>
+          <w:tcPr/>
+          <w:p>
+            <w:pPr>
+              <w:pStyle w:val="Compact"/>
+              <w:jc w:val="left"/>
+            </w:pPr>
+            <w:r>
+              <w:t xml:space="preserve">0.0014342</w:t>
+            </w:r>
+          </w:p>
+        </w:tc>
+        <w:tc>
+          <w:tcPr/>
+          <w:p>
+            <w:pPr>
+              <w:pStyle w:val="Compact"/>
+              <w:jc w:val="left"/>
+            </w:pPr>
+            <w:r>
+              <w:t xml:space="preserve">0.014862</w:t>
+            </w:r>
+          </w:p>
+        </w:tc>
+        <w:tc>
+          <w:tcPr/>
+          <w:p>
+            <w:pPr>
+              <w:pStyle w:val="Compact"/>
+              <w:jc w:val="left"/>
+            </w:pPr>
+            <w:r>
+              <w:t xml:space="preserve">332.44</w:t>
             </w:r>
           </w:p>
         </w:tc>
@@ -11682,43 +11682,43 @@
               <w:jc w:val="left"/>
             </w:pPr>
             <w:r>
-              <w:t xml:space="preserve">B4_mhe</w:t>
-            </w:r>
-          </w:p>
-        </w:tc>
-        <w:tc>
-          <w:tcPr/>
-          <w:p>
-            <w:pPr>
-              <w:pStyle w:val="Compact"/>
-              <w:jc w:val="left"/>
-            </w:pPr>
-            <w:r>
-              <w:t xml:space="preserve">0.00163409</w:t>
-            </w:r>
-          </w:p>
-        </w:tc>
-        <w:tc>
-          <w:tcPr/>
-          <w:p>
-            <w:pPr>
-              <w:pStyle w:val="Compact"/>
-              <w:jc w:val="left"/>
-            </w:pPr>
-            <w:r>
-              <w:t xml:space="preserve">0.0120908</w:t>
-            </w:r>
-          </w:p>
-        </w:tc>
-        <w:tc>
-          <w:tcPr/>
-          <w:p>
-            <w:pPr>
-              <w:pStyle w:val="Compact"/>
-              <w:jc w:val="left"/>
-            </w:pPr>
-            <w:r>
-              <w:t xml:space="preserve">332.429</w:t>
+              <w:t xml:space="preserve">B4 mhe</w:t>
+            </w:r>
+          </w:p>
+        </w:tc>
+        <w:tc>
+          <w:tcPr/>
+          <w:p>
+            <w:pPr>
+              <w:pStyle w:val="Compact"/>
+              <w:jc w:val="left"/>
+            </w:pPr>
+            <w:r>
+              <w:t xml:space="preserve">0.0016341</w:t>
+            </w:r>
+          </w:p>
+        </w:tc>
+        <w:tc>
+          <w:tcPr/>
+          <w:p>
+            <w:pPr>
+              <w:pStyle w:val="Compact"/>
+              <w:jc w:val="left"/>
+            </w:pPr>
+            <w:r>
+              <w:t xml:space="preserve">0.012091</w:t>
+            </w:r>
+          </w:p>
+        </w:tc>
+        <w:tc>
+          <w:tcPr/>
+          <w:p>
+            <w:pPr>
+              <w:pStyle w:val="Compact"/>
+              <w:jc w:val="left"/>
+            </w:pPr>
+            <w:r>
+              <w:t xml:space="preserve">332.43</w:t>
             </w:r>
           </w:p>
         </w:tc>
@@ -11756,43 +11756,43 @@
               <w:jc w:val="left"/>
             </w:pPr>
             <w:r>
-              <w:t xml:space="preserve">P2_regret</w:t>
-            </w:r>
-          </w:p>
-        </w:tc>
-        <w:tc>
-          <w:tcPr/>
-          <w:p>
-            <w:pPr>
-              <w:pStyle w:val="Compact"/>
-              <w:jc w:val="left"/>
-            </w:pPr>
-            <w:r>
-              <w:t xml:space="preserve">0.00144464</w:t>
-            </w:r>
-          </w:p>
-        </w:tc>
-        <w:tc>
-          <w:tcPr/>
-          <w:p>
-            <w:pPr>
-              <w:pStyle w:val="Compact"/>
-              <w:jc w:val="left"/>
-            </w:pPr>
-            <w:r>
-              <w:t xml:space="preserve">0.0112486</w:t>
-            </w:r>
-          </w:p>
-        </w:tc>
-        <w:tc>
-          <w:tcPr/>
-          <w:p>
-            <w:pPr>
-              <w:pStyle w:val="Compact"/>
-              <w:jc w:val="left"/>
-            </w:pPr>
-            <w:r>
-              <w:t xml:space="preserve">332.372</w:t>
+              <w:t xml:space="preserve">P2 regret</w:t>
+            </w:r>
+          </w:p>
+        </w:tc>
+        <w:tc>
+          <w:tcPr/>
+          <w:p>
+            <w:pPr>
+              <w:pStyle w:val="Compact"/>
+              <w:jc w:val="left"/>
+            </w:pPr>
+            <w:r>
+              <w:t xml:space="preserve">0.0014446</w:t>
+            </w:r>
+          </w:p>
+        </w:tc>
+        <w:tc>
+          <w:tcPr/>
+          <w:p>
+            <w:pPr>
+              <w:pStyle w:val="Compact"/>
+              <w:jc w:val="left"/>
+            </w:pPr>
+            <w:r>
+              <w:t xml:space="preserve">0.011249</w:t>
+            </w:r>
+          </w:p>
+        </w:tc>
+        <w:tc>
+          <w:tcPr/>
+          <w:p>
+            <w:pPr>
+              <w:pStyle w:val="Compact"/>
+              <w:jc w:val="left"/>
+            </w:pPr>
+            <w:r>
+              <w:t xml:space="preserve">332.37</w:t>
             </w:r>
           </w:p>
         </w:tc>
@@ -11830,19 +11830,19 @@
               <w:jc w:val="left"/>
             </w:pPr>
             <w:r>
-              <w:t xml:space="preserve">P3_adaptive_regret</w:t>
-            </w:r>
-          </w:p>
-        </w:tc>
-        <w:tc>
-          <w:tcPr/>
-          <w:p>
-            <w:pPr>
-              <w:pStyle w:val="Compact"/>
-              <w:jc w:val="left"/>
-            </w:pPr>
-            <w:r>
-              <w:t xml:space="preserve">0.00606505</w:t>
+              <w:t xml:space="preserve">P3 adaptive regret</w:t>
+            </w:r>
+          </w:p>
+        </w:tc>
+        <w:tc>
+          <w:tcPr/>
+          <w:p>
+            <w:pPr>
+              <w:pStyle w:val="Compact"/>
+              <w:jc w:val="left"/>
+            </w:pPr>
+            <w:r>
+              <w:t xml:space="preserve">0.006065</w:t>
             </w:r>
           </w:p>
         </w:tc>
@@ -11866,7 +11866,7 @@
               <w:jc w:val="left"/>
             </w:pPr>
             <w:r>
-              <w:t xml:space="preserve">332.894</w:t>
+              <w:t xml:space="preserve">332.89</w:t>
             </w:r>
           </w:p>
         </w:tc>
@@ -11929,55 +11929,55 @@
               <w:jc w:val="left"/>
             </w:pPr>
             <w:r>
-              <w:t xml:space="preserve">candidate</w:t>
-            </w:r>
-          </w:p>
-        </w:tc>
-        <w:tc>
-          <w:tcPr/>
-          <w:p>
-            <w:pPr>
-              <w:pStyle w:val="Compact"/>
-              <w:jc w:val="left"/>
-            </w:pPr>
-            <w:r>
-              <w:t xml:space="preserve">baseline</w:t>
-            </w:r>
-          </w:p>
-        </w:tc>
-        <w:tc>
-          <w:tcPr/>
-          <w:p>
-            <w:pPr>
-              <w:pStyle w:val="Compact"/>
-              <w:jc w:val="left"/>
-            </w:pPr>
-            <w:r>
-              <w:t xml:space="preserve">percent_improvement</w:t>
-            </w:r>
-          </w:p>
-        </w:tc>
-        <w:tc>
-          <w:tcPr/>
-          <w:p>
-            <w:pPr>
-              <w:pStyle w:val="Compact"/>
-              <w:jc w:val="left"/>
-            </w:pPr>
-            <w:r>
-              <w:t xml:space="preserve">ci95_low</w:t>
-            </w:r>
-          </w:p>
-        </w:tc>
-        <w:tc>
-          <w:tcPr/>
-          <w:p>
-            <w:pPr>
-              <w:pStyle w:val="Compact"/>
-              <w:jc w:val="left"/>
-            </w:pPr>
-            <w:r>
-              <w:t xml:space="preserve">ci95_high</w:t>
+              <w:t xml:space="preserve">Candidate</w:t>
+            </w:r>
+          </w:p>
+        </w:tc>
+        <w:tc>
+          <w:tcPr/>
+          <w:p>
+            <w:pPr>
+              <w:pStyle w:val="Compact"/>
+              <w:jc w:val="left"/>
+            </w:pPr>
+            <w:r>
+              <w:t xml:space="preserve">Baseline</w:t>
+            </w:r>
+          </w:p>
+        </w:tc>
+        <w:tc>
+          <w:tcPr/>
+          <w:p>
+            <w:pPr>
+              <w:pStyle w:val="Compact"/>
+              <w:jc w:val="left"/>
+            </w:pPr>
+            <w:r>
+              <w:t xml:space="preserve">Gain (%)</w:t>
+            </w:r>
+          </w:p>
+        </w:tc>
+        <w:tc>
+          <w:tcPr/>
+          <w:p>
+            <w:pPr>
+              <w:pStyle w:val="Compact"/>
+              <w:jc w:val="left"/>
+            </w:pPr>
+            <w:r>
+              <w:t xml:space="preserve">CI lower</w:t>
+            </w:r>
+          </w:p>
+        </w:tc>
+        <w:tc>
+          <w:tcPr/>
+          <w:p>
+            <w:pPr>
+              <w:pStyle w:val="Compact"/>
+              <w:jc w:val="left"/>
+            </w:pPr>
+            <w:r>
+              <w:t xml:space="preserve">CI upper</w:t>
             </w:r>
           </w:p>
         </w:tc>
@@ -11991,55 +11991,55 @@
               <w:jc w:val="left"/>
             </w:pPr>
             <w:r>
-              <w:t xml:space="preserve">P2_regret</w:t>
-            </w:r>
-          </w:p>
-        </w:tc>
-        <w:tc>
-          <w:tcPr/>
-          <w:p>
-            <w:pPr>
-              <w:pStyle w:val="Compact"/>
-              <w:jc w:val="left"/>
-            </w:pPr>
-            <w:r>
-              <w:t xml:space="preserve">B1_ukf</w:t>
-            </w:r>
-          </w:p>
-        </w:tc>
-        <w:tc>
-          <w:tcPr/>
-          <w:p>
-            <w:pPr>
-              <w:pStyle w:val="Compact"/>
-              <w:jc w:val="left"/>
-            </w:pPr>
-            <w:r>
-              <w:t xml:space="preserve">1.60119</w:t>
-            </w:r>
-          </w:p>
-        </w:tc>
-        <w:tc>
-          <w:tcPr/>
-          <w:p>
-            <w:pPr>
-              <w:pStyle w:val="Compact"/>
-              <w:jc w:val="left"/>
-            </w:pPr>
-            <w:r>
-              <w:t xml:space="preserve">-0.000996101</w:t>
-            </w:r>
-          </w:p>
-        </w:tc>
-        <w:tc>
-          <w:tcPr/>
-          <w:p>
-            <w:pPr>
-              <w:pStyle w:val="Compact"/>
-              <w:jc w:val="left"/>
-            </w:pPr>
-            <w:r>
-              <w:t xml:space="preserve">0.00542002</w:t>
+              <w:t xml:space="preserve">P2 regret</w:t>
+            </w:r>
+          </w:p>
+        </w:tc>
+        <w:tc>
+          <w:tcPr/>
+          <w:p>
+            <w:pPr>
+              <w:pStyle w:val="Compact"/>
+              <w:jc w:val="left"/>
+            </w:pPr>
+            <w:r>
+              <w:t xml:space="preserve">B1 ukf</w:t>
+            </w:r>
+          </w:p>
+        </w:tc>
+        <w:tc>
+          <w:tcPr/>
+          <w:p>
+            <w:pPr>
+              <w:pStyle w:val="Compact"/>
+              <w:jc w:val="left"/>
+            </w:pPr>
+            <w:r>
+              <w:t xml:space="preserve">1.6012</w:t>
+            </w:r>
+          </w:p>
+        </w:tc>
+        <w:tc>
+          <w:tcPr/>
+          <w:p>
+            <w:pPr>
+              <w:pStyle w:val="Compact"/>
+              <w:jc w:val="left"/>
+            </w:pPr>
+            <w:r>
+              <w:t xml:space="preserve">-0.0009961</w:t>
+            </w:r>
+          </w:p>
+        </w:tc>
+        <w:tc>
+          <w:tcPr/>
+          <w:p>
+            <w:pPr>
+              <w:pStyle w:val="Compact"/>
+              <w:jc w:val="left"/>
+            </w:pPr>
+            <w:r>
+              <w:t xml:space="preserve">0.00542</w:t>
             </w:r>
           </w:p>
         </w:tc>
@@ -12053,55 +12053,55 @@
               <w:jc w:val="left"/>
             </w:pPr>
             <w:r>
-              <w:t xml:space="preserve">P3_adaptive_regret</w:t>
-            </w:r>
-          </w:p>
-        </w:tc>
-        <w:tc>
-          <w:tcPr/>
-          <w:p>
-            <w:pPr>
-              <w:pStyle w:val="Compact"/>
-              <w:jc w:val="left"/>
-            </w:pPr>
-            <w:r>
-              <w:t xml:space="preserve">B2_both</w:t>
-            </w:r>
-          </w:p>
-        </w:tc>
-        <w:tc>
-          <w:tcPr/>
-          <w:p>
-            <w:pPr>
-              <w:pStyle w:val="Compact"/>
-              <w:jc w:val="left"/>
-            </w:pPr>
-            <w:r>
-              <w:t xml:space="preserve">0.398464</w:t>
-            </w:r>
-          </w:p>
-        </w:tc>
-        <w:tc>
-          <w:tcPr/>
-          <w:p>
-            <w:pPr>
-              <w:pStyle w:val="Compact"/>
-              <w:jc w:val="left"/>
-            </w:pPr>
-            <w:r>
-              <w:t xml:space="preserve">-0.000454702</w:t>
-            </w:r>
-          </w:p>
-        </w:tc>
-        <w:tc>
-          <w:tcPr/>
-          <w:p>
-            <w:pPr>
-              <w:pStyle w:val="Compact"/>
-              <w:jc w:val="left"/>
-            </w:pPr>
-            <w:r>
-              <w:t xml:space="preserve">0.00102191</w:t>
+              <w:t xml:space="preserve">P3 adaptive regret</w:t>
+            </w:r>
+          </w:p>
+        </w:tc>
+        <w:tc>
+          <w:tcPr/>
+          <w:p>
+            <w:pPr>
+              <w:pStyle w:val="Compact"/>
+              <w:jc w:val="left"/>
+            </w:pPr>
+            <w:r>
+              <w:t xml:space="preserve">B2 both</w:t>
+            </w:r>
+          </w:p>
+        </w:tc>
+        <w:tc>
+          <w:tcPr/>
+          <w:p>
+            <w:pPr>
+              <w:pStyle w:val="Compact"/>
+              <w:jc w:val="left"/>
+            </w:pPr>
+            <w:r>
+              <w:t xml:space="preserve">0.39846</w:t>
+            </w:r>
+          </w:p>
+        </w:tc>
+        <w:tc>
+          <w:tcPr/>
+          <w:p>
+            <w:pPr>
+              <w:pStyle w:val="Compact"/>
+              <w:jc w:val="left"/>
+            </w:pPr>
+            <w:r>
+              <w:t xml:space="preserve">-0.0004547</w:t>
+            </w:r>
+          </w:p>
+        </w:tc>
+        <w:tc>
+          <w:tcPr/>
+          <w:p>
+            <w:pPr>
+              <w:pStyle w:val="Compact"/>
+              <w:jc w:val="left"/>
+            </w:pPr>
+            <w:r>
+              <w:t xml:space="preserve">0.0010219</w:t>
             </w:r>
           </w:p>
         </w:tc>
@@ -12115,19 +12115,19 @@
               <w:jc w:val="left"/>
             </w:pPr>
             <w:r>
-              <w:t xml:space="preserve">B2_both</w:t>
-            </w:r>
-          </w:p>
-        </w:tc>
-        <w:tc>
-          <w:tcPr/>
-          <w:p>
-            <w:pPr>
-              <w:pStyle w:val="Compact"/>
-              <w:jc w:val="left"/>
-            </w:pPr>
-            <w:r>
-              <w:t xml:space="preserve">B2_estimator</w:t>
+              <w:t xml:space="preserve">B2 both</w:t>
+            </w:r>
+          </w:p>
+        </w:tc>
+        <w:tc>
+          <w:tcPr/>
+          <w:p>
+            <w:pPr>
+              <w:pStyle w:val="Compact"/>
+              <w:jc w:val="left"/>
+            </w:pPr>
+            <w:r>
+              <w:t xml:space="preserve">B2 estimator</w:t>
             </w:r>
           </w:p>
         </w:tc>
@@ -12151,19 +12151,19 @@
               <w:jc w:val="left"/>
             </w:pPr>
             <w:r>
-              <w:t xml:space="preserve">0.0879785</w:t>
-            </w:r>
-          </w:p>
-        </w:tc>
-        <w:tc>
-          <w:tcPr/>
-          <w:p>
-            <w:pPr>
-              <w:pStyle w:val="Compact"/>
-              <w:jc w:val="left"/>
-            </w:pPr>
-            <w:r>
-              <w:t xml:space="preserve">0.0938519</w:t>
+              <w:t xml:space="preserve">0.087979</w:t>
+            </w:r>
+          </w:p>
+        </w:tc>
+        <w:tc>
+          <w:tcPr/>
+          <w:p>
+            <w:pPr>
+              <w:pStyle w:val="Compact"/>
+              <w:jc w:val="left"/>
+            </w:pPr>
+            <w:r>
+              <w:t xml:space="preserve">0.093852</w:t>
             </w:r>
           </w:p>
         </w:tc>
@@ -12177,19 +12177,19 @@
               <w:jc w:val="left"/>
             </w:pPr>
             <w:r>
-              <w:t xml:space="preserve">B2_estimator</w:t>
-            </w:r>
-          </w:p>
-        </w:tc>
-        <w:tc>
-          <w:tcPr/>
-          <w:p>
-            <w:pPr>
-              <w:pStyle w:val="Compact"/>
-              <w:jc w:val="left"/>
-            </w:pPr>
-            <w:r>
-              <w:t xml:space="preserve">B1_ukf</w:t>
+              <w:t xml:space="preserve">B2 estimator</w:t>
+            </w:r>
+          </w:p>
+        </w:tc>
+        <w:tc>
+          <w:tcPr/>
+          <w:p>
+            <w:pPr>
+              <w:pStyle w:val="Compact"/>
+              <w:jc w:val="left"/>
+            </w:pPr>
+            <w:r>
+              <w:t xml:space="preserve">B1 ukf</w:t>
             </w:r>
           </w:p>
         </w:tc>
@@ -12213,19 +12213,19 @@
               <w:jc w:val="left"/>
             </w:pPr>
             <w:r>
-              <w:t xml:space="preserve">-0.0183064</w:t>
-            </w:r>
-          </w:p>
-        </w:tc>
-        <w:tc>
-          <w:tcPr/>
-          <w:p>
-            <w:pPr>
-              <w:pStyle w:val="Compact"/>
-              <w:jc w:val="left"/>
-            </w:pPr>
-            <w:r>
-              <w:t xml:space="preserve">-0.0113009</w:t>
+              <w:t xml:space="preserve">-0.018306</w:t>
+            </w:r>
+          </w:p>
+        </w:tc>
+        <w:tc>
+          <w:tcPr/>
+          <w:p>
+            <w:pPr>
+              <w:pStyle w:val="Compact"/>
+              <w:jc w:val="left"/>
+            </w:pPr>
+            <w:r>
+              <w:t xml:space="preserve">-0.011301</w:t>
             </w:r>
           </w:p>
         </w:tc>
@@ -12239,31 +12239,31 @@
               <w:jc w:val="left"/>
             </w:pPr>
             <w:r>
-              <w:t xml:space="preserve">B2_both</w:t>
-            </w:r>
-          </w:p>
-        </w:tc>
-        <w:tc>
-          <w:tcPr/>
-          <w:p>
-            <w:pPr>
-              <w:pStyle w:val="Compact"/>
-              <w:jc w:val="left"/>
-            </w:pPr>
-            <w:r>
-              <w:t xml:space="preserve">B1_ukf</w:t>
-            </w:r>
-          </w:p>
-        </w:tc>
-        <w:tc>
-          <w:tcPr/>
-          <w:p>
-            <w:pPr>
-              <w:pStyle w:val="Compact"/>
-              <w:jc w:val="left"/>
-            </w:pPr>
-            <w:r>
-              <w:t xml:space="preserve">55.1483</w:t>
+              <w:t xml:space="preserve">B2 both</w:t>
+            </w:r>
+          </w:p>
+        </w:tc>
+        <w:tc>
+          <w:tcPr/>
+          <w:p>
+            <w:pPr>
+              <w:pStyle w:val="Compact"/>
+              <w:jc w:val="left"/>
+            </w:pPr>
+            <w:r>
+              <w:t xml:space="preserve">B1 ukf</w:t>
+            </w:r>
+          </w:p>
+        </w:tc>
+        <w:tc>
+          <w:tcPr/>
+          <w:p>
+            <w:pPr>
+              <w:pStyle w:val="Compact"/>
+              <w:jc w:val="left"/>
+            </w:pPr>
+            <w:r>
+              <w:t xml:space="preserve">55.148</w:t>
             </w:r>
           </w:p>
         </w:tc>
@@ -12287,7 +12287,7 @@
               <w:jc w:val="left"/>
             </w:pPr>
             <w:r>
-              <w:t xml:space="preserve">0.0796125</w:t>
+              <w:t xml:space="preserve">0.079613</w:t>
             </w:r>
           </w:p>
         </w:tc>
@@ -12301,43 +12301,43 @@
               <w:jc w:val="left"/>
             </w:pPr>
             <w:r>
-              <w:t xml:space="preserve">P3_adaptive_regret</w:t>
-            </w:r>
-          </w:p>
-        </w:tc>
-        <w:tc>
-          <w:tcPr/>
-          <w:p>
-            <w:pPr>
-              <w:pStyle w:val="Compact"/>
-              <w:jc w:val="left"/>
-            </w:pPr>
-            <w:r>
-              <w:t xml:space="preserve">B1_ukf</w:t>
-            </w:r>
-          </w:p>
-        </w:tc>
-        <w:tc>
-          <w:tcPr/>
-          <w:p>
-            <w:pPr>
-              <w:pStyle w:val="Compact"/>
-              <w:jc w:val="left"/>
-            </w:pPr>
-            <w:r>
-              <w:t xml:space="preserve">55.3271</w:t>
-            </w:r>
-          </w:p>
-        </w:tc>
-        <w:tc>
-          <w:tcPr/>
-          <w:p>
-            <w:pPr>
-              <w:pStyle w:val="Compact"/>
-              <w:jc w:val="left"/>
-            </w:pPr>
-            <w:r>
-              <w:t xml:space="preserve">0.0730901</w:t>
+              <w:t xml:space="preserve">P3 adaptive regret</w:t>
+            </w:r>
+          </w:p>
+        </w:tc>
+        <w:tc>
+          <w:tcPr/>
+          <w:p>
+            <w:pPr>
+              <w:pStyle w:val="Compact"/>
+              <w:jc w:val="left"/>
+            </w:pPr>
+            <w:r>
+              <w:t xml:space="preserve">B1 ukf</w:t>
+            </w:r>
+          </w:p>
+        </w:tc>
+        <w:tc>
+          <w:tcPr/>
+          <w:p>
+            <w:pPr>
+              <w:pStyle w:val="Compact"/>
+              <w:jc w:val="left"/>
+            </w:pPr>
+            <w:r>
+              <w:t xml:space="preserve">55.327</w:t>
+            </w:r>
+          </w:p>
+        </w:tc>
+        <w:tc>
+          <w:tcPr/>
+          <w:p>
+            <w:pPr>
+              <w:pStyle w:val="Compact"/>
+              <w:jc w:val="left"/>
+            </w:pPr>
+            <w:r>
+              <w:t xml:space="preserve">0.07309</w:t>
             </w:r>
           </w:p>
         </w:tc>
@@ -12412,43 +12412,43 @@
               <w:jc w:val="left"/>
             </w:pPr>
             <w:r>
-              <w:t xml:space="preserve">candidate</w:t>
-            </w:r>
-          </w:p>
-        </w:tc>
-        <w:tc>
-          <w:tcPr/>
-          <w:p>
-            <w:pPr>
-              <w:pStyle w:val="Compact"/>
-              <w:jc w:val="left"/>
-            </w:pPr>
-            <w:r>
-              <w:t xml:space="preserve">percent_improvement</w:t>
-            </w:r>
-          </w:p>
-        </w:tc>
-        <w:tc>
-          <w:tcPr/>
-          <w:p>
-            <w:pPr>
-              <w:pStyle w:val="Compact"/>
-              <w:jc w:val="left"/>
-            </w:pPr>
-            <w:r>
-              <w:t xml:space="preserve">ci95_low</w:t>
-            </w:r>
-          </w:p>
-        </w:tc>
-        <w:tc>
-          <w:tcPr/>
-          <w:p>
-            <w:pPr>
-              <w:pStyle w:val="Compact"/>
-              <w:jc w:val="left"/>
-            </w:pPr>
-            <w:r>
-              <w:t xml:space="preserve">ci95_high</w:t>
+              <w:t xml:space="preserve">Candidate</w:t>
+            </w:r>
+          </w:p>
+        </w:tc>
+        <w:tc>
+          <w:tcPr/>
+          <w:p>
+            <w:pPr>
+              <w:pStyle w:val="Compact"/>
+              <w:jc w:val="left"/>
+            </w:pPr>
+            <w:r>
+              <w:t xml:space="preserve">Gain (%)</w:t>
+            </w:r>
+          </w:p>
+        </w:tc>
+        <w:tc>
+          <w:tcPr/>
+          <w:p>
+            <w:pPr>
+              <w:pStyle w:val="Compact"/>
+              <w:jc w:val="left"/>
+            </w:pPr>
+            <w:r>
+              <w:t xml:space="preserve">CI lower</w:t>
+            </w:r>
+          </w:p>
+        </w:tc>
+        <w:tc>
+          <w:tcPr/>
+          <w:p>
+            <w:pPr>
+              <w:pStyle w:val="Compact"/>
+              <w:jc w:val="left"/>
+            </w:pPr>
+            <w:r>
+              <w:t xml:space="preserve">CI upper</w:t>
             </w:r>
           </w:p>
         </w:tc>
@@ -12462,55 +12462,55 @@
               <w:jc w:val="left"/>
             </w:pPr>
             <w:r>
-              <w:t xml:space="preserve">correlated_noise</w:t>
-            </w:r>
-          </w:p>
-        </w:tc>
-        <w:tc>
-          <w:tcPr/>
-          <w:p>
-            <w:pPr>
-              <w:pStyle w:val="Compact"/>
-              <w:jc w:val="left"/>
-            </w:pPr>
-            <w:r>
-              <w:t xml:space="preserve">B0_PI</w:t>
-            </w:r>
-          </w:p>
-        </w:tc>
-        <w:tc>
-          <w:tcPr/>
-          <w:p>
-            <w:pPr>
-              <w:pStyle w:val="Compact"/>
-              <w:jc w:val="left"/>
-            </w:pPr>
-            <w:r>
-              <w:t xml:space="preserve">-592.588</w:t>
-            </w:r>
-          </w:p>
-        </w:tc>
-        <w:tc>
-          <w:tcPr/>
-          <w:p>
-            <w:pPr>
-              <w:pStyle w:val="Compact"/>
-              <w:jc w:val="left"/>
-            </w:pPr>
-            <w:r>
-              <w:t xml:space="preserve">-0.0120465</w:t>
-            </w:r>
-          </w:p>
-        </w:tc>
-        <w:tc>
-          <w:tcPr/>
-          <w:p>
-            <w:pPr>
-              <w:pStyle w:val="Compact"/>
-              <w:jc w:val="left"/>
-            </w:pPr>
-            <w:r>
-              <w:t xml:space="preserve">-0.00900468</w:t>
+              <w:t xml:space="preserve">correlated noise</w:t>
+            </w:r>
+          </w:p>
+        </w:tc>
+        <w:tc>
+          <w:tcPr/>
+          <w:p>
+            <w:pPr>
+              <w:pStyle w:val="Compact"/>
+              <w:jc w:val="left"/>
+            </w:pPr>
+            <w:r>
+              <w:t xml:space="preserve">B0 PI</w:t>
+            </w:r>
+          </w:p>
+        </w:tc>
+        <w:tc>
+          <w:tcPr/>
+          <w:p>
+            <w:pPr>
+              <w:pStyle w:val="Compact"/>
+              <w:jc w:val="left"/>
+            </w:pPr>
+            <w:r>
+              <w:t xml:space="preserve">-592.59</w:t>
+            </w:r>
+          </w:p>
+        </w:tc>
+        <w:tc>
+          <w:tcPr/>
+          <w:p>
+            <w:pPr>
+              <w:pStyle w:val="Compact"/>
+              <w:jc w:val="left"/>
+            </w:pPr>
+            <w:r>
+              <w:t xml:space="preserve">-0.012046</w:t>
+            </w:r>
+          </w:p>
+        </w:tc>
+        <w:tc>
+          <w:tcPr/>
+          <w:p>
+            <w:pPr>
+              <w:pStyle w:val="Compact"/>
+              <w:jc w:val="left"/>
+            </w:pPr>
+            <w:r>
+              <w:t xml:space="preserve">-0.0090047</w:t>
             </w:r>
           </w:p>
         </w:tc>
@@ -12536,43 +12536,43 @@
               <w:jc w:val="left"/>
             </w:pPr>
             <w:r>
-              <w:t xml:space="preserve">P5_noisy</w:t>
-            </w:r>
-          </w:p>
-        </w:tc>
-        <w:tc>
-          <w:tcPr/>
-          <w:p>
-            <w:pPr>
-              <w:pStyle w:val="Compact"/>
-              <w:jc w:val="left"/>
-            </w:pPr>
-            <w:r>
-              <w:t xml:space="preserve">-453.515</w:t>
-            </w:r>
-          </w:p>
-        </w:tc>
-        <w:tc>
-          <w:tcPr/>
-          <w:p>
-            <w:pPr>
-              <w:pStyle w:val="Compact"/>
-              <w:jc w:val="left"/>
-            </w:pPr>
-            <w:r>
-              <w:t xml:space="preserve">-0.0115612</w:t>
-            </w:r>
-          </w:p>
-        </w:tc>
-        <w:tc>
-          <w:tcPr/>
-          <w:p>
-            <w:pPr>
-              <w:pStyle w:val="Compact"/>
-              <w:jc w:val="left"/>
-            </w:pPr>
-            <w:r>
-              <w:t xml:space="preserve">-0.00356675</w:t>
+              <w:t xml:space="preserve">P5 noisy</w:t>
+            </w:r>
+          </w:p>
+        </w:tc>
+        <w:tc>
+          <w:tcPr/>
+          <w:p>
+            <w:pPr>
+              <w:pStyle w:val="Compact"/>
+              <w:jc w:val="left"/>
+            </w:pPr>
+            <w:r>
+              <w:t xml:space="preserve">-453.52</w:t>
+            </w:r>
+          </w:p>
+        </w:tc>
+        <w:tc>
+          <w:tcPr/>
+          <w:p>
+            <w:pPr>
+              <w:pStyle w:val="Compact"/>
+              <w:jc w:val="left"/>
+            </w:pPr>
+            <w:r>
+              <w:t xml:space="preserve">-0.011561</w:t>
+            </w:r>
+          </w:p>
+        </w:tc>
+        <w:tc>
+          <w:tcPr/>
+          <w:p>
+            <w:pPr>
+              <w:pStyle w:val="Compact"/>
+              <w:jc w:val="left"/>
+            </w:pPr>
+            <w:r>
+              <w:t xml:space="preserve">-0.0035668</w:t>
             </w:r>
           </w:p>
         </w:tc>
@@ -12598,43 +12598,43 @@
               <w:jc w:val="left"/>
             </w:pPr>
             <w:r>
-              <w:t xml:space="preserve">B2_both</w:t>
-            </w:r>
-          </w:p>
-        </w:tc>
-        <w:tc>
-          <w:tcPr/>
-          <w:p>
-            <w:pPr>
-              <w:pStyle w:val="Compact"/>
-              <w:jc w:val="left"/>
-            </w:pPr>
-            <w:r>
-              <w:t xml:space="preserve">-414.805</w:t>
-            </w:r>
-          </w:p>
-        </w:tc>
-        <w:tc>
-          <w:tcPr/>
-          <w:p>
-            <w:pPr>
-              <w:pStyle w:val="Compact"/>
-              <w:jc w:val="left"/>
-            </w:pPr>
-            <w:r>
-              <w:t xml:space="preserve">-0.00994615</w:t>
-            </w:r>
-          </w:p>
-        </w:tc>
-        <w:tc>
-          <w:tcPr/>
-          <w:p>
-            <w:pPr>
-              <w:pStyle w:val="Compact"/>
-              <w:jc w:val="left"/>
-            </w:pPr>
-            <w:r>
-              <w:t xml:space="preserve">-0.00387001</w:t>
+              <w:t xml:space="preserve">B2 both</w:t>
+            </w:r>
+          </w:p>
+        </w:tc>
+        <w:tc>
+          <w:tcPr/>
+          <w:p>
+            <w:pPr>
+              <w:pStyle w:val="Compact"/>
+              <w:jc w:val="left"/>
+            </w:pPr>
+            <w:r>
+              <w:t xml:space="preserve">-414.81</w:t>
+            </w:r>
+          </w:p>
+        </w:tc>
+        <w:tc>
+          <w:tcPr/>
+          <w:p>
+            <w:pPr>
+              <w:pStyle w:val="Compact"/>
+              <w:jc w:val="left"/>
+            </w:pPr>
+            <w:r>
+              <w:t xml:space="preserve">-0.0099462</w:t>
+            </w:r>
+          </w:p>
+        </w:tc>
+        <w:tc>
+          <w:tcPr/>
+          <w:p>
+            <w:pPr>
+              <w:pStyle w:val="Compact"/>
+              <w:jc w:val="left"/>
+            </w:pPr>
+            <w:r>
+              <w:t xml:space="preserve">-0.00387</w:t>
             </w:r>
           </w:p>
         </w:tc>
@@ -12648,55 +12648,55 @@
               <w:jc w:val="left"/>
             </w:pPr>
             <w:r>
-              <w:t xml:space="preserve">correlated_noise</w:t>
-            </w:r>
-          </w:p>
-        </w:tc>
-        <w:tc>
-          <w:tcPr/>
-          <w:p>
-            <w:pPr>
-              <w:pStyle w:val="Compact"/>
-              <w:jc w:val="left"/>
-            </w:pPr>
-            <w:r>
-              <w:t xml:space="preserve">B2_both</w:t>
-            </w:r>
-          </w:p>
-        </w:tc>
-        <w:tc>
-          <w:tcPr/>
-          <w:p>
-            <w:pPr>
-              <w:pStyle w:val="Compact"/>
-              <w:jc w:val="left"/>
-            </w:pPr>
-            <w:r>
-              <w:t xml:space="preserve">-398.963</w:t>
-            </w:r>
-          </w:p>
-        </w:tc>
-        <w:tc>
-          <w:tcPr/>
-          <w:p>
-            <w:pPr>
-              <w:pStyle w:val="Compact"/>
-              <w:jc w:val="left"/>
-            </w:pPr>
-            <w:r>
-              <w:t xml:space="preserve">-0.0101161</w:t>
-            </w:r>
-          </w:p>
-        </w:tc>
-        <w:tc>
-          <w:tcPr/>
-          <w:p>
-            <w:pPr>
-              <w:pStyle w:val="Compact"/>
-              <w:jc w:val="left"/>
-            </w:pPr>
-            <w:r>
-              <w:t xml:space="preserve">-0.00404126</w:t>
+              <w:t xml:space="preserve">correlated noise</w:t>
+            </w:r>
+          </w:p>
+        </w:tc>
+        <w:tc>
+          <w:tcPr/>
+          <w:p>
+            <w:pPr>
+              <w:pStyle w:val="Compact"/>
+              <w:jc w:val="left"/>
+            </w:pPr>
+            <w:r>
+              <w:t xml:space="preserve">B2 both</w:t>
+            </w:r>
+          </w:p>
+        </w:tc>
+        <w:tc>
+          <w:tcPr/>
+          <w:p>
+            <w:pPr>
+              <w:pStyle w:val="Compact"/>
+              <w:jc w:val="left"/>
+            </w:pPr>
+            <w:r>
+              <w:t xml:space="preserve">-398.96</w:t>
+            </w:r>
+          </w:p>
+        </w:tc>
+        <w:tc>
+          <w:tcPr/>
+          <w:p>
+            <w:pPr>
+              <w:pStyle w:val="Compact"/>
+              <w:jc w:val="left"/>
+            </w:pPr>
+            <w:r>
+              <w:t xml:space="preserve">-0.010116</w:t>
+            </w:r>
+          </w:p>
+        </w:tc>
+        <w:tc>
+          <w:tcPr/>
+          <w:p>
+            <w:pPr>
+              <w:pStyle w:val="Compact"/>
+              <w:jc w:val="left"/>
+            </w:pPr>
+            <w:r>
+              <w:t xml:space="preserve">-0.0040413</w:t>
             </w:r>
           </w:p>
         </w:tc>
@@ -12722,31 +12722,31 @@
               <w:jc w:val="left"/>
             </w:pPr>
             <w:r>
-              <w:t xml:space="preserve">P5_noisy</w:t>
-            </w:r>
-          </w:p>
-        </w:tc>
-        <w:tc>
-          <w:tcPr/>
-          <w:p>
-            <w:pPr>
-              <w:pStyle w:val="Compact"/>
-              <w:jc w:val="left"/>
-            </w:pPr>
-            <w:r>
-              <w:t xml:space="preserve">-381.224</w:t>
-            </w:r>
-          </w:p>
-        </w:tc>
-        <w:tc>
-          <w:tcPr/>
-          <w:p>
-            <w:pPr>
-              <w:pStyle w:val="Compact"/>
-              <w:jc w:val="left"/>
-            </w:pPr>
-            <w:r>
-              <w:t xml:space="preserve">-0.00936466</w:t>
+              <w:t xml:space="preserve">P5 noisy</w:t>
+            </w:r>
+          </w:p>
+        </w:tc>
+        <w:tc>
+          <w:tcPr/>
+          <w:p>
+            <w:pPr>
+              <w:pStyle w:val="Compact"/>
+              <w:jc w:val="left"/>
+            </w:pPr>
+            <w:r>
+              <w:t xml:space="preserve">-381.22</w:t>
+            </w:r>
+          </w:p>
+        </w:tc>
+        <w:tc>
+          <w:tcPr/>
+          <w:p>
+            <w:pPr>
+              <w:pStyle w:val="Compact"/>
+              <w:jc w:val="left"/>
+            </w:pPr>
+            <w:r>
+              <w:t xml:space="preserve">-0.0093647</w:t>
             </w:r>
           </w:p>
         </w:tc>
@@ -12784,43 +12784,43 @@
               <w:jc w:val="left"/>
             </w:pPr>
             <w:r>
-              <w:t xml:space="preserve">P5_noisy</w:t>
-            </w:r>
-          </w:p>
-        </w:tc>
-        <w:tc>
-          <w:tcPr/>
-          <w:p>
-            <w:pPr>
-              <w:pStyle w:val="Compact"/>
-              <w:jc w:val="left"/>
-            </w:pPr>
-            <w:r>
-              <w:t xml:space="preserve">-381.224</w:t>
-            </w:r>
-          </w:p>
-        </w:tc>
-        <w:tc>
-          <w:tcPr/>
-          <w:p>
-            <w:pPr>
-              <w:pStyle w:val="Compact"/>
-              <w:jc w:val="left"/>
-            </w:pPr>
-            <w:r>
-              <w:t xml:space="preserve">-0.00933152</w:t>
-            </w:r>
-          </w:p>
-        </w:tc>
-        <w:tc>
-          <w:tcPr/>
-          <w:p>
-            <w:pPr>
-              <w:pStyle w:val="Compact"/>
-              <w:jc w:val="left"/>
-            </w:pPr>
-            <w:r>
-              <w:t xml:space="preserve">-0.00325644</w:t>
+              <w:t xml:space="preserve">P5 noisy</w:t>
+            </w:r>
+          </w:p>
+        </w:tc>
+        <w:tc>
+          <w:tcPr/>
+          <w:p>
+            <w:pPr>
+              <w:pStyle w:val="Compact"/>
+              <w:jc w:val="left"/>
+            </w:pPr>
+            <w:r>
+              <w:t xml:space="preserve">-381.22</w:t>
+            </w:r>
+          </w:p>
+        </w:tc>
+        <w:tc>
+          <w:tcPr/>
+          <w:p>
+            <w:pPr>
+              <w:pStyle w:val="Compact"/>
+              <w:jc w:val="left"/>
+            </w:pPr>
+            <w:r>
+              <w:t xml:space="preserve">-0.0093315</w:t>
+            </w:r>
+          </w:p>
+        </w:tc>
+        <w:tc>
+          <w:tcPr/>
+          <w:p>
+            <w:pPr>
+              <w:pStyle w:val="Compact"/>
+              <w:jc w:val="left"/>
+            </w:pPr>
+            <w:r>
+              <w:t xml:space="preserve">-0.0032564</w:t>
             </w:r>
           </w:p>
         </w:tc>
@@ -12834,31 +12834,31 @@
               <w:jc w:val="left"/>
             </w:pPr>
             <w:r>
-              <w:t xml:space="preserve">correlated_noise</w:t>
-            </w:r>
-          </w:p>
-        </w:tc>
-        <w:tc>
-          <w:tcPr/>
-          <w:p>
-            <w:pPr>
-              <w:pStyle w:val="Compact"/>
-              <w:jc w:val="left"/>
-            </w:pPr>
-            <w:r>
-              <w:t xml:space="preserve">P4_hybrid</w:t>
-            </w:r>
-          </w:p>
-        </w:tc>
-        <w:tc>
-          <w:tcPr/>
-          <w:p>
-            <w:pPr>
-              <w:pStyle w:val="Compact"/>
-              <w:jc w:val="left"/>
-            </w:pPr>
-            <w:r>
-              <w:t xml:space="preserve">-360.459</w:t>
+              <w:t xml:space="preserve">correlated noise</w:t>
+            </w:r>
+          </w:p>
+        </w:tc>
+        <w:tc>
+          <w:tcPr/>
+          <w:p>
+            <w:pPr>
+              <w:pStyle w:val="Compact"/>
+              <w:jc w:val="left"/>
+            </w:pPr>
+            <w:r>
+              <w:t xml:space="preserve">P4 hybrid</w:t>
+            </w:r>
+          </w:p>
+        </w:tc>
+        <w:tc>
+          <w:tcPr/>
+          <w:p>
+            <w:pPr>
+              <w:pStyle w:val="Compact"/>
+              <w:jc w:val="left"/>
+            </w:pPr>
+            <w:r>
+              <w:t xml:space="preserve">-360.46</w:t>
             </w:r>
           </w:p>
         </w:tc>
@@ -12882,7 +12882,7 @@
               <w:jc w:val="left"/>
             </w:pPr>
             <w:r>
-              <w:t xml:space="preserve">-0.00354469</w:t>
+              <w:t xml:space="preserve">-0.0035447</w:t>
             </w:r>
           </w:p>
         </w:tc>
@@ -12908,19 +12908,19 @@
               <w:jc w:val="left"/>
             </w:pPr>
             <w:r>
-              <w:t xml:space="preserve">B2_both</w:t>
-            </w:r>
-          </w:p>
-        </w:tc>
-        <w:tc>
-          <w:tcPr/>
-          <w:p>
-            <w:pPr>
-              <w:pStyle w:val="Compact"/>
-              <w:jc w:val="left"/>
-            </w:pPr>
-            <w:r>
-              <w:t xml:space="preserve">-356.271</w:t>
+              <w:t xml:space="preserve">B2 both</w:t>
+            </w:r>
+          </w:p>
+        </w:tc>
+        <w:tc>
+          <w:tcPr/>
+          <w:p>
+            <w:pPr>
+              <w:pStyle w:val="Compact"/>
+              <w:jc w:val="left"/>
+            </w:pPr>
+            <w:r>
+              <w:t xml:space="preserve">-356.27</w:t>
             </w:r>
           </w:p>
         </w:tc>
@@ -12944,7 +12944,7 @@
               <w:jc w:val="left"/>
             </w:pPr>
             <w:r>
-              <w:t xml:space="preserve">-0.00342611</w:t>
+              <w:t xml:space="preserve">-0.0034261</w:t>
             </w:r>
           </w:p>
         </w:tc>
@@ -12958,55 +12958,55 @@
               <w:jc w:val="left"/>
             </w:pPr>
             <w:r>
-              <w:t xml:space="preserve">correlated_noise</w:t>
-            </w:r>
-          </w:p>
-        </w:tc>
-        <w:tc>
-          <w:tcPr/>
-          <w:p>
-            <w:pPr>
-              <w:pStyle w:val="Compact"/>
-              <w:jc w:val="left"/>
-            </w:pPr>
-            <w:r>
-              <w:t xml:space="preserve">P3_adaptive_regret</w:t>
-            </w:r>
-          </w:p>
-        </w:tc>
-        <w:tc>
-          <w:tcPr/>
-          <w:p>
-            <w:pPr>
-              <w:pStyle w:val="Compact"/>
-              <w:jc w:val="left"/>
-            </w:pPr>
-            <w:r>
-              <w:t xml:space="preserve">-335.059</w:t>
-            </w:r>
-          </w:p>
-        </w:tc>
-        <w:tc>
-          <w:tcPr/>
-          <w:p>
-            <w:pPr>
-              <w:pStyle w:val="Compact"/>
-              <w:jc w:val="left"/>
-            </w:pPr>
-            <w:r>
-              <w:t xml:space="preserve">-0.00889841</w:t>
-            </w:r>
-          </w:p>
-        </w:tc>
-        <w:tc>
-          <w:tcPr/>
-          <w:p>
-            <w:pPr>
-              <w:pStyle w:val="Compact"/>
-              <w:jc w:val="left"/>
-            </w:pPr>
-            <w:r>
-              <w:t xml:space="preserve">-0.00315835</w:t>
+              <w:t xml:space="preserve">correlated noise</w:t>
+            </w:r>
+          </w:p>
+        </w:tc>
+        <w:tc>
+          <w:tcPr/>
+          <w:p>
+            <w:pPr>
+              <w:pStyle w:val="Compact"/>
+              <w:jc w:val="left"/>
+            </w:pPr>
+            <w:r>
+              <w:t xml:space="preserve">P3 adaptive regret</w:t>
+            </w:r>
+          </w:p>
+        </w:tc>
+        <w:tc>
+          <w:tcPr/>
+          <w:p>
+            <w:pPr>
+              <w:pStyle w:val="Compact"/>
+              <w:jc w:val="left"/>
+            </w:pPr>
+            <w:r>
+              <w:t xml:space="preserve">-335.06</w:t>
+            </w:r>
+          </w:p>
+        </w:tc>
+        <w:tc>
+          <w:tcPr/>
+          <w:p>
+            <w:pPr>
+              <w:pStyle w:val="Compact"/>
+              <w:jc w:val="left"/>
+            </w:pPr>
+            <w:r>
+              <w:t xml:space="preserve">-0.0088984</w:t>
+            </w:r>
+          </w:p>
+        </w:tc>
+        <w:tc>
+          <w:tcPr/>
+          <w:p>
+            <w:pPr>
+              <w:pStyle w:val="Compact"/>
+              <w:jc w:val="left"/>
+            </w:pPr>
+            <w:r>
+              <w:t xml:space="preserve">-0.0031583</w:t>
             </w:r>
           </w:p>
         </w:tc>
@@ -13032,43 +13032,43 @@
               <w:jc w:val="left"/>
             </w:pPr>
             <w:r>
-              <w:t xml:space="preserve">B2_both</w:t>
-            </w:r>
-          </w:p>
-        </w:tc>
-        <w:tc>
-          <w:tcPr/>
-          <w:p>
-            <w:pPr>
-              <w:pStyle w:val="Compact"/>
-              <w:jc w:val="left"/>
-            </w:pPr>
-            <w:r>
-              <w:t xml:space="preserve">-324.641</w:t>
-            </w:r>
-          </w:p>
-        </w:tc>
-        <w:tc>
-          <w:tcPr/>
-          <w:p>
-            <w:pPr>
-              <w:pStyle w:val="Compact"/>
-              <w:jc w:val="left"/>
-            </w:pPr>
-            <w:r>
-              <w:t xml:space="preserve">-0.00777571</w:t>
-            </w:r>
-          </w:p>
-        </w:tc>
-        <w:tc>
-          <w:tcPr/>
-          <w:p>
-            <w:pPr>
-              <w:pStyle w:val="Compact"/>
-              <w:jc w:val="left"/>
-            </w:pPr>
-            <w:r>
-              <w:t xml:space="preserve">-0.00300812</w:t>
+              <w:t xml:space="preserve">B2 both</w:t>
+            </w:r>
+          </w:p>
+        </w:tc>
+        <w:tc>
+          <w:tcPr/>
+          <w:p>
+            <w:pPr>
+              <w:pStyle w:val="Compact"/>
+              <w:jc w:val="left"/>
+            </w:pPr>
+            <w:r>
+              <w:t xml:space="preserve">-324.64</w:t>
+            </w:r>
+          </w:p>
+        </w:tc>
+        <w:tc>
+          <w:tcPr/>
+          <w:p>
+            <w:pPr>
+              <w:pStyle w:val="Compact"/>
+              <w:jc w:val="left"/>
+            </w:pPr>
+            <w:r>
+              <w:t xml:space="preserve">-0.0077757</w:t>
+            </w:r>
+          </w:p>
+        </w:tc>
+        <w:tc>
+          <w:tcPr/>
+          <w:p>
+            <w:pPr>
+              <w:pStyle w:val="Compact"/>
+              <w:jc w:val="left"/>
+            </w:pPr>
+            <w:r>
+              <w:t xml:space="preserve">-0.0030081</w:t>
             </w:r>
           </w:p>
         </w:tc>
@@ -13094,43 +13094,43 @@
               <w:jc w:val="left"/>
             </w:pPr>
             <w:r>
-              <w:t xml:space="preserve">P4_hybrid</w:t>
-            </w:r>
-          </w:p>
-        </w:tc>
-        <w:tc>
-          <w:tcPr/>
-          <w:p>
-            <w:pPr>
-              <w:pStyle w:val="Compact"/>
-              <w:jc w:val="left"/>
-            </w:pPr>
-            <w:r>
-              <w:t xml:space="preserve">-309.166</w:t>
-            </w:r>
-          </w:p>
-        </w:tc>
-        <w:tc>
-          <w:tcPr/>
-          <w:p>
-            <w:pPr>
-              <w:pStyle w:val="Compact"/>
-              <w:jc w:val="left"/>
-            </w:pPr>
-            <w:r>
-              <w:t xml:space="preserve">-0.00788714</w:t>
-            </w:r>
-          </w:p>
-        </w:tc>
-        <w:tc>
-          <w:tcPr/>
-          <w:p>
-            <w:pPr>
-              <w:pStyle w:val="Compact"/>
-              <w:jc w:val="left"/>
-            </w:pPr>
-            <w:r>
-              <w:t xml:space="preserve">-0.00266481</w:t>
+              <w:t xml:space="preserve">P4 hybrid</w:t>
+            </w:r>
+          </w:p>
+        </w:tc>
+        <w:tc>
+          <w:tcPr/>
+          <w:p>
+            <w:pPr>
+              <w:pStyle w:val="Compact"/>
+              <w:jc w:val="left"/>
+            </w:pPr>
+            <w:r>
+              <w:t xml:space="preserve">-309.17</w:t>
+            </w:r>
+          </w:p>
+        </w:tc>
+        <w:tc>
+          <w:tcPr/>
+          <w:p>
+            <w:pPr>
+              <w:pStyle w:val="Compact"/>
+              <w:jc w:val="left"/>
+            </w:pPr>
+            <w:r>
+              <w:t xml:space="preserve">-0.0078871</w:t>
+            </w:r>
+          </w:p>
+        </w:tc>
+        <w:tc>
+          <w:tcPr/>
+          <w:p>
+            <w:pPr>
+              <w:pStyle w:val="Compact"/>
+              <w:jc w:val="left"/>
+            </w:pPr>
+            <w:r>
+              <w:t xml:space="preserve">-0.0026648</w:t>
             </w:r>
           </w:p>
         </w:tc>
@@ -13156,7 +13156,7 @@
               <w:jc w:val="left"/>
             </w:pPr>
             <w:r>
-              <w:t xml:space="preserve">B0_PI</w:t>
+              <w:t xml:space="preserve">B0 PI</w:t>
             </w:r>
           </w:p>
         </w:tc>
@@ -13180,19 +13180,19 @@
               <w:jc w:val="left"/>
             </w:pPr>
             <w:r>
-              <w:t xml:space="preserve">-0.00635766</w:t>
-            </w:r>
-          </w:p>
-        </w:tc>
-        <w:tc>
-          <w:tcPr/>
-          <w:p>
-            <w:pPr>
-              <w:pStyle w:val="Compact"/>
-              <w:jc w:val="left"/>
-            </w:pPr>
-            <w:r>
-              <w:t xml:space="preserve">-0.00369597</w:t>
+              <w:t xml:space="preserve">-0.0063577</w:t>
+            </w:r>
+          </w:p>
+        </w:tc>
+        <w:tc>
+          <w:tcPr/>
+          <w:p>
+            <w:pPr>
+              <w:pStyle w:val="Compact"/>
+              <w:jc w:val="left"/>
+            </w:pPr>
+            <w:r>
+              <w:t xml:space="preserve">-0.003696</w:t>
             </w:r>
           </w:p>
         </w:tc>

--- a/research/pg_information_control_frontier/deliverables/YCS_PG_Information_Control_Frontier_v1.0_PARTIAL/03_Article_EN.docx
+++ b/research/pg_information_control_frontier/deliverables/YCS_PG_Information_Control_Frontier_v1.0_PARTIAL/03_Article_EN.docx
@@ -14720,7 +14720,7 @@
       <w:r>
         <w:drawing>
           <wp:inline>
-            <wp:extent cx="5334000" cy="3441965"/>
+            <wp:extent cx="5334000" cy="3517629"/>
             <wp:effectExtent b="0" l="0" r="0" t="0"/>
             <wp:docPr descr="Figure 15. Tracking, sampled safety, effort and computing trade-offs" title="" id="90" name="Picture"/>
             <a:graphic>
@@ -14741,7 +14741,7 @@
                   <pic:spPr bwMode="auto">
                     <a:xfrm>
                       <a:off x="0" y="0"/>
-                      <a:ext cx="5334000" cy="3441965"/>
+                      <a:ext cx="5334000" cy="3517629"/>
                     </a:xfrm>
                     <a:prstGeom prst="rect">
                       <a:avLst/>

--- a/research/pg_information_control_frontier/deliverables/YCS_PG_Information_Control_Frontier_v1.0_PARTIAL/03_Article_EN.docx
+++ b/research/pg_information_control_frontier/deliverables/YCS_PG_Information_Control_Frontier_v1.0_PARTIAL/03_Article_EN.docx
@@ -165,31 +165,9 @@
       <w:r>
         <w:t xml:space="preserve">This computational study examines information and decision limits in a recovered six-state propylene-glycol reactor model. An exact two-dimensional chemical equivalence class exists with constant species heat capacities and first-order kinetics. Restoring reciprocal jacket feedback does not eliminate it. A functional heat-capacity span characterizes a sufficient surviving ambiguity, while temperature-dependent property examples test practical separability. The executed main suite contains 5320 trajectories, with 400 independent-seed confirmation trajectories and 18 grid-sensitivity checks. At nominal dilution, a two-world initial product separation of 0.8 kmol/m3 yields a worst-world 0.9-hour tracking lower bound of 0.060376 kmol h/m3. Finite-grid decision conflict is positive in 51 of 80 examined cases. Incremental ambiguity-control mean gains were 0.63% and 0.66%, with paired confidence intervals including zero; predictor sharing reduced IAE by 39.91% versus estimator-only adaptation. These outcomes do not establish superiority over all continuous NMPC designs. The physical alternatives remain uncalibrated and historical ICAC scalar results were not independently replayed. Accordingly this is a partial research manuscript, not a completed submission-ready validation.</w:t>
       </w:r>
-      <w:r>
-        <w:t xml:space="preserve"> </w:t>
-      </w:r>
-      <w:r>
-        <w:t xml:space="preserve"># Introduction</w:t>
-      </w:r>
-    </w:p>
-    <w:p>
-      <w:pPr>
-        <w:pStyle w:val="BodyText"/>
-      </w:pPr>
-      <w:r>
-        <w:t xml:space="preserve">Inferential quality control relies on the information carried by measured variables and on the predictions used to choose actions. A smaller concentration RMSE need not reduce closed-loop loss. This study audits a six-state propylene-glycol CSTR before evaluating additional estimation or control complexity. Two questions are separated: whether temperature-only measurements leave a demonstrable chemical ambiguity, and whether explicitly representing that ambiguity improves control against equally informed comparators.</w:t>
-      </w:r>
-    </w:p>
-    <w:p>
-      <w:pPr>
-        <w:pStyle w:val="BodyText"/>
-      </w:pPr>
-      <w:r>
-        <w:t xml:space="preserve">The recovered internal ICAC study already reported calorimetrically indistinguishable states and decision conflicts. Its numerical percentages are historical evidence, not reproduced findings of this campaign. The current branch and complete raw ICAC archive were unavailable. This manuscript therefore reports an independent computational core, with remaining publication requirements explicitly identified.</w:t>
-      </w:r>
     </w:p>
     <w:bookmarkEnd w:id="20"/>
-    <w:bookmarkStart w:id="21" w:name="related-work"/>
+    <w:bookmarkStart w:id="21" w:name="introduction"/>
     <w:p>
       <w:pPr>
         <w:pStyle w:val="Heading1"/>
@@ -204,7 +182,7 @@
         <w:tab/>
       </w:r>
       <w:r>
-        <w:t xml:space="preserve">Related work</w:t>
+        <w:t xml:space="preserve">Introduction</w:t>
       </w:r>
     </w:p>
     <w:p>
@@ -212,34 +190,7 @@
         <w:pStyle w:val="FirstParagraph"/>
       </w:pPr>
       <w:r>
-        <w:t xml:space="preserve">Nonlinear observability and identifiability theory distinguish information loss from numerical estimation difficulty</w:t>
-      </w:r>
-      <w:r>
-        <w:t xml:space="preserve"> </w:t>
-      </w:r>
-      <w:r>
-        <w:t xml:space="preserve">(Hermann and Krener 1977; Villaverde, Barreiro, and Papachristodoulou 2016)</w:t>
-      </w:r>
-      <w:r>
-        <w:t xml:space="preserve">. Reactor concentration ambiguity is not new: nonmonotone kinetic examples already motivate detectable output-feedback designs</w:t>
-      </w:r>
-      <w:r>
-        <w:t xml:space="preserve"> </w:t>
-      </w:r>
-      <w:r>
-        <w:t xml:space="preserve">(Schaum et al. 2007)</w:t>
-      </w:r>
-      <w:r>
-        <w:t xml:space="preserve">. Empirical trajectory methods can reveal weak directions without proving a global structural result</w:t>
-      </w:r>
-      <w:r>
-        <w:t xml:space="preserve"> </w:t>
-      </w:r>
-      <w:r>
-        <w:t xml:space="preserve">(Lall, Marsden, and Glavaski 2002)</w:t>
-      </w:r>
-      <w:r>
-        <w:t xml:space="preserve">.</w:t>
+        <w:t xml:space="preserve">Inferential quality control relies on the information carried by measured variables and on the predictions used to choose actions. A smaller concentration RMSE need not reduce closed-loop loss. This study audits a six-state propylene-glycol CSTR before evaluating additional estimation or control complexity. Two questions are separated: whether temperature-only measurements leave a demonstrable chemical ambiguity, and whether explicitly representing that ambiguity improves control against equally informed comparators.</w:t>
       </w:r>
     </w:p>
     <w:p>
@@ -247,47 +198,11 @@
         <w:pStyle w:val="BodyText"/>
       </w:pPr>
       <w:r>
-        <w:t xml:space="preserve">Constrained MHE and output-feedback MPC have established assumptions and stability frameworks</w:t>
-      </w:r>
-      <w:r>
-        <w:t xml:space="preserve"> </w:t>
-      </w:r>
-      <w:r>
-        <w:t xml:space="preserve">(Rao, Rawlings, and Mayne 2003; Rawlings, Mayne, and Diehl 2017)</w:t>
-      </w:r>
-      <w:r>
-        <w:t xml:space="preserve">. Regret-optimal measurement feedback has a different benchmark in existing linear-control results</w:t>
-      </w:r>
-      <w:r>
-        <w:t xml:space="preserve"> </w:t>
-      </w:r>
-      <w:r>
-        <w:t xml:space="preserve">(Goel and Hassibi 2021)</w:t>
-      </w:r>
-      <w:r>
-        <w:t xml:space="preserve">. Decision-aware prediction and dual control also precede this study</w:t>
-      </w:r>
-      <w:r>
-        <w:t xml:space="preserve"> </w:t>
-      </w:r>
-      <w:r>
-        <w:t xml:space="preserve">(Elmachtoub and Grigas 2022; Klenske and Hennig 2016)</w:t>
-      </w:r>
-      <w:r>
-        <w:t xml:space="preserve">. Recent belief-space approaches treat input-dependent observations or latent parameter risk</w:t>
-      </w:r>
-      <w:r>
-        <w:t xml:space="preserve"> </w:t>
-      </w:r>
-      <w:r>
-        <w:t xml:space="preserve">(Cao et al. 2026; Enwerem, Baras, and Belta 2026)</w:t>
-      </w:r>
-      <w:r>
-        <w:t xml:space="preserve">; those preprints do not establish reactor performance. The present candidate contribution is a traced, model-specific heat-capacity classification and its connection to finite-horizon decision experiments.</w:t>
+        <w:t xml:space="preserve">The recovered internal ICAC study already reported calorimetrically indistinguishable states and decision conflicts. Its numerical percentages are historical evidence, not reproduced findings of this campaign. The current branch and complete raw ICAC archive were unavailable. This manuscript therefore reports an independent computational core, with remaining publication requirements explicitly identified.</w:t>
       </w:r>
     </w:p>
     <w:bookmarkEnd w:id="21"/>
-    <w:bookmarkStart w:id="23" w:name="physical-process-model"/>
+    <w:bookmarkStart w:id="22" w:name="related-work"/>
     <w:p>
       <w:pPr>
         <w:pStyle w:val="Heading1"/>
@@ -297,6 +212,104 @@
           <w:rStyle w:val="SectionNumber"/>
         </w:rPr>
         <w:t xml:space="preserve">3</w:t>
+      </w:r>
+      <w:r>
+        <w:tab/>
+      </w:r>
+      <w:r>
+        <w:t xml:space="preserve">Related work</w:t>
+      </w:r>
+    </w:p>
+    <w:p>
+      <w:pPr>
+        <w:pStyle w:val="FirstParagraph"/>
+      </w:pPr>
+      <w:r>
+        <w:t xml:space="preserve">Nonlinear observability and identifiability theory distinguish information loss from numerical estimation difficulty</w:t>
+      </w:r>
+      <w:r>
+        <w:t xml:space="preserve"> </w:t>
+      </w:r>
+      <w:r>
+        <w:t xml:space="preserve">(Hermann and Krener 1977; Villaverde, Barreiro, and Papachristodoulou 2016)</w:t>
+      </w:r>
+      <w:r>
+        <w:t xml:space="preserve">. Reactor concentration ambiguity is not new: nonmonotone kinetic examples already motivate detectable output-feedback designs</w:t>
+      </w:r>
+      <w:r>
+        <w:t xml:space="preserve"> </w:t>
+      </w:r>
+      <w:r>
+        <w:t xml:space="preserve">(Schaum et al. 2007)</w:t>
+      </w:r>
+      <w:r>
+        <w:t xml:space="preserve">. Empirical trajectory methods can reveal weak directions without proving a global structural result</w:t>
+      </w:r>
+      <w:r>
+        <w:t xml:space="preserve"> </w:t>
+      </w:r>
+      <w:r>
+        <w:t xml:space="preserve">(Lall, Marsden, and Glavaski 2002)</w:t>
+      </w:r>
+      <w:r>
+        <w:t xml:space="preserve">.</w:t>
+      </w:r>
+    </w:p>
+    <w:p>
+      <w:pPr>
+        <w:pStyle w:val="BodyText"/>
+      </w:pPr>
+      <w:r>
+        <w:t xml:space="preserve">Constrained MHE and output-feedback MPC have established assumptions and stability frameworks</w:t>
+      </w:r>
+      <w:r>
+        <w:t xml:space="preserve"> </w:t>
+      </w:r>
+      <w:r>
+        <w:t xml:space="preserve">(Rao, Rawlings, and Mayne 2003; Rawlings, Mayne, and Diehl 2017)</w:t>
+      </w:r>
+      <w:r>
+        <w:t xml:space="preserve">. Regret-optimal measurement feedback has a different benchmark in existing linear-control results</w:t>
+      </w:r>
+      <w:r>
+        <w:t xml:space="preserve"> </w:t>
+      </w:r>
+      <w:r>
+        <w:t xml:space="preserve">(Goel and Hassibi 2021)</w:t>
+      </w:r>
+      <w:r>
+        <w:t xml:space="preserve">. Decision-aware prediction and dual control also precede this study</w:t>
+      </w:r>
+      <w:r>
+        <w:t xml:space="preserve"> </w:t>
+      </w:r>
+      <w:r>
+        <w:t xml:space="preserve">(Elmachtoub and Grigas 2022; Klenske and Hennig 2016)</w:t>
+      </w:r>
+      <w:r>
+        <w:t xml:space="preserve">. Recent belief-space approaches treat input-dependent observations or latent parameter risk</w:t>
+      </w:r>
+      <w:r>
+        <w:t xml:space="preserve"> </w:t>
+      </w:r>
+      <w:r>
+        <w:t xml:space="preserve">(Cao et al. 2026; Enwerem, Baras, and Belta 2026)</w:t>
+      </w:r>
+      <w:r>
+        <w:t xml:space="preserve">; those preprints do not establish reactor performance. The present candidate contribution is a traced, model-specific heat-capacity classification and its connection to finite-horizon decision experiments.</w:t>
+      </w:r>
+    </w:p>
+    <w:bookmarkEnd w:id="22"/>
+    <w:bookmarkStart w:id="24" w:name="physical-process-model"/>
+    <w:p>
+      <w:pPr>
+        <w:pStyle w:val="Heading1"/>
+      </w:pPr>
+      <w:r>
+        <w:rPr>
+          <w:rStyle w:val="SectionNumber"/>
+        </w:rPr>
+        <w:t xml:space="preserve">4</w:t>
       </w:r>
       <w:r>
         <w:tab/>
@@ -1781,7 +1794,7 @@
         <w:t xml:space="preserve">The constant-volume benchmark computes volumetric outflow from feed densities but does not impose a composition-dependent equation of state or partial-molar-volume closure on each candidate inventory. Positivity therefore establishes model admissibility, not full physical admissibility of a liquid mixture. Additional exact composition/volume constraints would intersect the invisible subspace and can reduce it; they require independent physical data. Reaction volume change and nonideal mixture enthalpy remain outside the reconciliations tested here.</w:t>
       </w:r>
     </w:p>
-    <w:bookmarkStart w:id="22" w:name="explicit-physical-alternatives"/>
+    <w:bookmarkStart w:id="23" w:name="explicit-physical-alternatives"/>
     <w:p>
       <w:pPr>
         <w:pStyle w:val="Heading2"/>
@@ -1790,7 +1803,7 @@
         <w:rPr>
           <w:rStyle w:val="SectionNumber"/>
         </w:rPr>
-        <w:t xml:space="preserve">3.1</w:t>
+        <w:t xml:space="preserve">4.1</w:t>
       </w:r>
       <w:r>
         <w:tab/>
@@ -2448,9 +2461,9 @@
         <w:t xml:space="preserve">are historical capacities. Relative slopes are (0.0015,0.0002,0.0025,0.0010) per K; relative curvatures are (0.000010,0.000002,0.000016,-0.000003) per K squared. M2L sets all curvatures to zero. Feed sensible enthalpies and reaction enthalpy are integrated consistently. These are synthetic sensitivity models. They are not calibrated physical-property correlations, and no one is called the validated M1 of the original research request.</w:t>
       </w:r>
     </w:p>
-    <w:bookmarkEnd w:id="22"/>
     <w:bookmarkEnd w:id="23"/>
-    <w:bookmarkStart w:id="24" w:name="estimation-and-control-architectures"/>
+    <w:bookmarkEnd w:id="24"/>
+    <w:bookmarkStart w:id="25" w:name="estimation-and-control-architectures"/>
     <w:p>
       <w:pPr>
         <w:pStyle w:val="Heading1"/>
@@ -2459,7 +2472,7 @@
         <w:rPr>
           <w:rStyle w:val="SectionNumber"/>
         </w:rPr>
-        <w:t xml:space="preserve">4</w:t>
+        <w:t xml:space="preserve">5</w:t>
       </w:r>
       <w:r>
         <w:tab/>
@@ -2687,59 +2700,8 @@
         <w:t xml:space="preserve">This cost is not IAE. B1_continuous additionally optimizes the same two-block problem using SLSQP, initialized by the grid solution; it is a local numerical comparator, not the full historical 57-step/six-move NMPC.</w:t>
       </w:r>
     </w:p>
-    <w:bookmarkEnd w:id="24"/>
-    <w:bookmarkStart w:id="25" w:name="experimental-methodology"/>
-    <w:p>
-      <w:pPr>
-        <w:pStyle w:val="Heading1"/>
-      </w:pPr>
-      <w:r>
-        <w:rPr>
-          <w:rStyle w:val="SectionNumber"/>
-        </w:rPr>
-        <w:t xml:space="preserve">5</w:t>
-      </w:r>
-      <w:r>
-        <w:tab/>
-      </w:r>
-      <w:r>
-        <w:t xml:space="preserve">Experimental methodology</w:t>
-      </w:r>
-    </w:p>
-    <w:p>
-      <w:pPr>
-        <w:pStyle w:val="FirstParagraph"/>
-      </w:pPr>
-      <w:r>
-        <w:t xml:space="preserve">The frozen protocol specifies 14 scenarios, 19 methods and 20 paired seeds per combination. Sixty intervals of 0.015 h give 0.9 h per trajectory. Scenarios include nominal operation, reference changes, kinetic and heat-transfer errors, signed inventory ambiguity, current feed disturbances, heat-capacity error, correlated noise, sensor dropout, saturation, combined perturbations, a state outside the representative prior and an unreachable reference. Hypothetical structural-physics variants are analyzed separately from the M0 control benchmark.</w:t>
-      </w:r>
-    </w:p>
-    <w:p>
-      <w:pPr>
-        <w:pStyle w:val="BodyText"/>
-      </w:pPr>
-      <w:r>
-        <w:t xml:space="preserve">The UKF prior standard deviations are (0.15,0.8,0.4,0.3,0.5,0.5); process covariance diagonal is (2e-6,2e-5,2e-6,1e-7,0.015,0.006). Temperature-noise standard deviations are (1.385,1.062)/1.8 K. Adaptive log factors have initial variance 0.15 squared, process variance 1e-5 and bounds [-0.5,0.5]. UKF alpha=0.5 and beta=2. No tuning uses held-out outcomes.</w:t>
-      </w:r>
-    </w:p>
-    <w:p>
-      <w:pPr>
-        <w:pStyle w:val="BodyText"/>
-      </w:pPr>
-      <w:r>
-        <w:t xml:space="preserve">Main seeds are 4100–4119. Confirmation seeds 8100–8119 address four declared scenarios and five relevant methods. Validation seeds 101–103 evaluate a denser grid. Development seed 11 is used for short runtime checks. Noise trajectories are matched across methods. Bootstrap units are paired seeds; finite-suite means first average each seed across the fixed scenario list. Uncertainty describes this finite suite, not an industrial population. Three primary contrasts receive Holm adjustment; other contrasts remain exploratory.</w:t>
-      </w:r>
-    </w:p>
-    <w:p>
-      <w:pPr>
-        <w:pStyle w:val="BodyText"/>
-      </w:pPr>
-      <w:r>
-        <w:t xml:space="preserve">The plant uses RK4 with 12 substeps, compared against SciPy DOP853 with rtol 2e-11 and atol 1e-12. Prediction uses three substeps; filtering uses four. Physical state trajectories are not clipped. Filter positivity and covariance repairs are logged. Scalar metrics are independently recalculated from saved trajectories. Timing is from a Linux hosted CPU, without evidence of performance on the target Ryzen system.</w:t>
-      </w:r>
-    </w:p>
     <w:bookmarkEnd w:id="25"/>
-    <w:bookmarkStart w:id="26" w:name="parameters-and-initial-condition"/>
+    <w:bookmarkStart w:id="26" w:name="experimental-methodology"/>
     <w:p>
       <w:pPr>
         <w:pStyle w:val="Heading1"/>
@@ -2749,6 +2711,57 @@
           <w:rStyle w:val="SectionNumber"/>
         </w:rPr>
         <w:t xml:space="preserve">6</w:t>
+      </w:r>
+      <w:r>
+        <w:tab/>
+      </w:r>
+      <w:r>
+        <w:t xml:space="preserve">Experimental methodology</w:t>
+      </w:r>
+    </w:p>
+    <w:p>
+      <w:pPr>
+        <w:pStyle w:val="FirstParagraph"/>
+      </w:pPr>
+      <w:r>
+        <w:t xml:space="preserve">The frozen protocol specifies 14 scenarios, 19 methods and 20 paired seeds per combination. Sixty intervals of 0.015 h give 0.9 h per trajectory. Scenarios include nominal operation, reference changes, kinetic and heat-transfer errors, signed inventory ambiguity, current feed disturbances, heat-capacity error, correlated noise, sensor dropout, saturation, combined perturbations, a state outside the representative prior and an unreachable reference. Hypothetical structural-physics variants are analyzed separately from the M0 control benchmark.</w:t>
+      </w:r>
+    </w:p>
+    <w:p>
+      <w:pPr>
+        <w:pStyle w:val="BodyText"/>
+      </w:pPr>
+      <w:r>
+        <w:t xml:space="preserve">The UKF prior standard deviations are (0.15,0.8,0.4,0.3,0.5,0.5); process covariance diagonal is (2e-6,2e-5,2e-6,1e-7,0.015,0.006). Temperature-noise standard deviations are (1.385,1.062)/1.8 K. Adaptive log factors have initial variance 0.15 squared, process variance 1e-5 and bounds [-0.5,0.5]. UKF alpha=0.5 and beta=2. No tuning uses held-out outcomes.</w:t>
+      </w:r>
+    </w:p>
+    <w:p>
+      <w:pPr>
+        <w:pStyle w:val="BodyText"/>
+      </w:pPr>
+      <w:r>
+        <w:t xml:space="preserve">Main seeds are 4100–4119. Confirmation seeds 8100–8119 address four declared scenarios and five relevant methods. Validation seeds 101–103 evaluate a denser grid. Development seed 11 is used for short runtime checks. Noise trajectories are matched across methods. Bootstrap units are paired seeds; finite-suite means first average each seed across the fixed scenario list. Uncertainty describes this finite suite, not an industrial population. Three primary contrasts receive Holm adjustment; other contrasts remain exploratory.</w:t>
+      </w:r>
+    </w:p>
+    <w:p>
+      <w:pPr>
+        <w:pStyle w:val="BodyText"/>
+      </w:pPr>
+      <w:r>
+        <w:t xml:space="preserve">The plant uses RK4 with 12 substeps, compared against SciPy DOP853 with rtol 2e-11 and atol 1e-12. Prediction uses three substeps; filtering uses four. Physical state trajectories are not clipped. Filter positivity and covariance repairs are logged. Scalar metrics are independently recalculated from saved trajectories. Timing is from a Linux hosted CPU, without evidence of performance on the target Ryzen system.</w:t>
+      </w:r>
+    </w:p>
+    <w:bookmarkEnd w:id="26"/>
+    <w:bookmarkStart w:id="27" w:name="parameters-and-initial-condition"/>
+    <w:p>
+      <w:pPr>
+        <w:pStyle w:val="Heading1"/>
+      </w:pPr>
+      <w:r>
+        <w:rPr>
+          <w:rStyle w:val="SectionNumber"/>
+        </w:rPr>
+        <w:t xml:space="preserve">7</w:t>
       </w:r>
       <w:r>
         <w:tab/>
@@ -3465,8 +3478,8 @@
         <w:t xml:space="preserve">Nominal equilibrium: 0.607024732, 33.989102107, 2.295764605, 3.628486671, 332.333618020, 314.397585330.</w:t>
       </w:r>
     </w:p>
-    <w:bookmarkEnd w:id="26"/>
-    <w:bookmarkStart w:id="35" w:name="mathematical-scope-and-proofs"/>
+    <w:bookmarkEnd w:id="27"/>
+    <w:bookmarkStart w:id="36" w:name="mathematical-scope-and-proofs"/>
     <w:p>
       <w:pPr>
         <w:pStyle w:val="Heading1"/>
@@ -3475,7 +3488,7 @@
         <w:rPr>
           <w:rStyle w:val="SectionNumber"/>
         </w:rPr>
-        <w:t xml:space="preserve">7</w:t>
+        <w:t xml:space="preserve">8</w:t>
       </w:r>
       <w:r>
         <w:tab/>
@@ -3492,7 +3505,7 @@
         <w:t xml:space="preserve">All statements below concern the stated model class, not an experimentally identified industrial reactor. Time is in hours. All worlds share the same known feed histories, parameters, reference, actuator constraints and initial measured temperatures. Initial chemical states range over an open positive domain admitted by the six-state benchmark. This does not impose a separately validated liquid equation of state. If additional exact admissibility constraints are imposed, the constructed equivalence class must be intersected with them; its quoted dimension need not survive. Solutions are unique up to the considered finite horizon and remain in that set. Inputs can depend causally on measured temperatures. Exact information statements use noiseless measurements or a coupling with the same additive sensor-noise realization.</w:t>
       </w:r>
     </w:p>
-    <w:bookmarkStart w:id="27" w:name="Xfef453d5c0e6d709a386a5ed703372c8e962250"/>
+    <w:bookmarkStart w:id="28" w:name="Xfef453d5c0e6d709a386a5ed703372c8e962250"/>
     <w:p>
       <w:pPr>
         <w:pStyle w:val="Heading2"/>
@@ -3501,7 +3514,7 @@
         <w:rPr>
           <w:rStyle w:val="SectionNumber"/>
         </w:rPr>
-        <w:t xml:space="preserve">7.1</w:t>
+        <w:t xml:space="preserve">8.1</w:t>
       </w:r>
       <w:r>
         <w:tab/>
@@ -4357,8 +4370,8 @@
         <w:t xml:space="preserve">This result survives restoring reciprocal heat transfer between jacket and reactor. Therefore the absence of jacket feedback is not, by itself, the cause of the two-dimensional composition ambiguity.</w:t>
       </w:r>
     </w:p>
-    <w:bookmarkEnd w:id="27"/>
-    <w:bookmarkStart w:id="28" w:name="X2868f3f6045f61ff2c8ee56c8a17d969449c751"/>
+    <w:bookmarkEnd w:id="28"/>
+    <w:bookmarkStart w:id="29" w:name="X2868f3f6045f61ff2c8ee56c8a17d969449c751"/>
     <w:p>
       <w:pPr>
         <w:pStyle w:val="Heading2"/>
@@ -4367,7 +4380,7 @@
         <w:rPr>
           <w:rStyle w:val="SectionNumber"/>
         </w:rPr>
-        <w:t xml:space="preserve">7.2</w:t>
+        <w:t xml:space="preserve">8.2</w:t>
       </w:r>
       <w:r>
         <w:tab/>
@@ -5048,8 +5061,8 @@
         <w:t xml:space="preserve">is identified, but its initial value is additional information.</w:t>
       </w:r>
     </w:p>
-    <w:bookmarkEnd w:id="28"/>
-    <w:bookmarkStart w:id="29" w:name="X805c59eae1f7d1446779ea2341e3dcc50ab4114"/>
+    <w:bookmarkEnd w:id="29"/>
+    <w:bookmarkStart w:id="30" w:name="X805c59eae1f7d1446779ea2341e3dcc50ab4114"/>
     <w:p>
       <w:pPr>
         <w:pStyle w:val="Heading2"/>
@@ -5058,7 +5071,7 @@
         <w:rPr>
           <w:rStyle w:val="SectionNumber"/>
         </w:rPr>
-        <w:t xml:space="preserve">7.3</w:t>
+        <w:t xml:space="preserve">8.3</w:t>
       </w:r>
       <w:r>
         <w:tab/>
@@ -6526,8 +6539,8 @@
         <w:t xml:space="preserve">A nonzero minor is sufficient for rank four of this local quotient observability test. It vanishes at the nominal equilibrium under the constant input. A zero value alone does not prove unobservability; the explicit invariant-trajectory construction above proves the special equilibrium case. The six-state model still has rank at most four under the all-input symmetry. Numerical arbitrary-precision evaluations are supporting local computations, not a global rank theorem.</w:t>
       </w:r>
     </w:p>
-    <w:bookmarkEnd w:id="29"/>
-    <w:bookmarkStart w:id="30" w:name="X21b448d4d284858788fae18f74e746d7da7bbb9"/>
+    <w:bookmarkEnd w:id="30"/>
+    <w:bookmarkStart w:id="31" w:name="X21b448d4d284858788fae18f74e746d7da7bbb9"/>
     <w:p>
       <w:pPr>
         <w:pStyle w:val="Heading2"/>
@@ -6536,7 +6549,7 @@
         <w:rPr>
           <w:rStyle w:val="SectionNumber"/>
         </w:rPr>
-        <w:t xml:space="preserve">7.4</w:t>
+        <w:t xml:space="preserve">8.4</w:t>
       </w:r>
       <w:r>
         <w:tab/>
@@ -7279,8 +7292,8 @@
         <w:t xml:space="preserve">. This does not apply unchanged to adaptive noisy feedback with action-dependent product separation. The present campaign does not claim an industrial stochastic lower bound from this formula.</w:t>
       </w:r>
     </w:p>
-    <w:bookmarkEnd w:id="30"/>
-    <w:bookmarkStart w:id="31" w:name="X4cf603ec949fb85d696b4c59f6ede4f831b5803"/>
+    <w:bookmarkEnd w:id="31"/>
+    <w:bookmarkStart w:id="32" w:name="X4cf603ec949fb85d696b4c59f6ede4f831b5803"/>
     <w:p>
       <w:pPr>
         <w:pStyle w:val="Heading2"/>
@@ -7289,7 +7302,7 @@
         <w:rPr>
           <w:rStyle w:val="SectionNumber"/>
         </w:rPr>
-        <w:t xml:space="preserve">7.5</w:t>
+        <w:t xml:space="preserve">8.5</w:t>
       </w:r>
       <w:r>
         <w:tab/>
@@ -7677,8 +7690,8 @@
         <w:t xml:space="preserve">If world-specific feasibility sets differ, evaluate individual optima in their declared sets and the robust decision in their intersection. An empty intersection is infeasibility, not finite regret. Numerical results explicitly mark absent common feasible candidates.</w:t>
       </w:r>
     </w:p>
-    <w:bookmarkEnd w:id="31"/>
-    <w:bookmarkStart w:id="32" w:name="Xa095afbfab404944951e27dedf327ac64b65539"/>
+    <w:bookmarkEnd w:id="32"/>
+    <w:bookmarkStart w:id="33" w:name="Xa095afbfab404944951e27dedf327ac64b65539"/>
     <w:p>
       <w:pPr>
         <w:pStyle w:val="Heading2"/>
@@ -7687,7 +7700,7 @@
         <w:rPr>
           <w:rStyle w:val="SectionNumber"/>
         </w:rPr>
-        <w:t xml:space="preserve">7.6</w:t>
+        <w:t xml:space="preserve">8.6</w:t>
       </w:r>
       <w:r>
         <w:tab/>
@@ -8128,8 +8141,8 @@
         <w:t xml:space="preserve">Proof. Expand each squared error and average. The cross term vanishes by the zero-mean offset, while all other costs and constraints are shared. This is a certainty-equivalence special case, not a universal robustness theorem. Nonquadratic losses, action-dependent dilution, asymmetrically truncated beliefs, state-dependent physical constraints or a changed information policy can invalidate it. In the implemented symmetric three-representative P1 experiment it predicts a null control benefit, apart from admissibility exclusions and numerical tie handling. This is a falsification of any claim that merely including those symmetric worlds must improve this quadratic NMPC.</w:t>
       </w:r>
     </w:p>
-    <w:bookmarkEnd w:id="32"/>
-    <w:bookmarkStart w:id="33" w:name="Xa2ace0e9533449e936d79d46b46da293cfb6693"/>
+    <w:bookmarkEnd w:id="33"/>
+    <w:bookmarkStart w:id="34" w:name="Xa2ace0e9533449e936d79d46b46da293cfb6693"/>
     <w:p>
       <w:pPr>
         <w:pStyle w:val="Heading2"/>
@@ -8138,7 +8151,7 @@
         <w:rPr>
           <w:rStyle w:val="SectionNumber"/>
         </w:rPr>
-        <w:t xml:space="preserve">7.7</w:t>
+        <w:t xml:space="preserve">8.7</w:t>
       </w:r>
       <w:r>
         <w:tab/>
@@ -8540,8 +8553,8 @@
         <w:t xml:space="preserve">. A finite candidate grid supplies an exact result only within that grid. If the per-world oracle costs are held fixed at their continuous optima, restricting the decision set gives an upper bound on the continuous minimax value. Here both the decisions and the per-world oracle optima are restricted to the grid. Consequently the reported value has no general one-sided bound relative to continuous minimax regret. It is not a lower bound valid for all physical controllers. If future measurements can distinguish the worlds, open-loop sequence regret cannot be substituted for the value of an optimal adaptive policy.</w:t>
       </w:r>
     </w:p>
-    <w:bookmarkEnd w:id="33"/>
-    <w:bookmarkStart w:id="34" w:name="known-scope-versus-possible-contribution"/>
+    <w:bookmarkEnd w:id="34"/>
+    <w:bookmarkStart w:id="35" w:name="known-scope-versus-possible-contribution"/>
     <w:p>
       <w:pPr>
         <w:pStyle w:val="Heading2"/>
@@ -8550,7 +8563,7 @@
         <w:rPr>
           <w:rStyle w:val="SectionNumber"/>
         </w:rPr>
-        <w:t xml:space="preserve">7.8</w:t>
+        <w:t xml:space="preserve">8.8</w:t>
       </w:r>
       <w:r>
         <w:tab/>
@@ -8567,9 +8580,9 @@
         <w:t xml:space="preserve">Observability, detectability, two-point risk bounds, minimax regret and decision-aware estimation are established concepts. The proofs above are elementary specializations and should not be advertised as a new universal control law. The candidate case-specific contribution is the functional-Cp classification, its application to a traced PG model, and an audit connecting physical closure, distinguishability, chemical sampling and decision cost. A comprehensive novelty review and calibrated physical data are still needed.</w:t>
       </w:r>
     </w:p>
-    <w:bookmarkEnd w:id="34"/>
     <w:bookmarkEnd w:id="35"/>
-    <w:bookmarkStart w:id="42" w:name="numerical-results"/>
+    <w:bookmarkEnd w:id="36"/>
+    <w:bookmarkStart w:id="43" w:name="numerical-results"/>
     <w:p>
       <w:pPr>
         <w:pStyle w:val="Heading1"/>
@@ -8578,7 +8591,7 @@
         <w:rPr>
           <w:rStyle w:val="SectionNumber"/>
         </w:rPr>
-        <w:t xml:space="preserve">8</w:t>
+        <w:t xml:space="preserve">9</w:t>
       </w:r>
       <w:r>
         <w:tab/>
@@ -8959,7 +8972,7 @@
         </w:tc>
       </w:tr>
     </w:tbl>
-    <w:bookmarkStart w:id="36" w:name="model-and-information-experiments"/>
+    <w:bookmarkStart w:id="37" w:name="model-and-information-experiments"/>
     <w:p>
       <w:pPr>
         <w:pStyle w:val="Heading2"/>
@@ -8968,7 +8981,7 @@
         <w:rPr>
           <w:rStyle w:val="SectionNumber"/>
         </w:rPr>
-        <w:t xml:space="preserve">8.1</w:t>
+        <w:t xml:space="preserve">9.1</w:t>
       </w:r>
       <w:r>
         <w:tab/>
@@ -9221,8 +9234,8 @@
         </w:tc>
       </w:tr>
     </w:tbl>
-    <w:bookmarkEnd w:id="36"/>
-    <w:bookmarkStart w:id="37" w:name="X4873088ddb044e3aab1b97ea503b4e011095203"/>
+    <w:bookmarkEnd w:id="37"/>
+    <w:bookmarkStart w:id="38" w:name="X4873088ddb044e3aab1b97ea503b4e011095203"/>
     <w:p>
       <w:pPr>
         <w:pStyle w:val="Heading2"/>
@@ -9231,7 +9244,7 @@
         <w:rPr>
           <w:rStyle w:val="SectionNumber"/>
         </w:rPr>
-        <w:t xml:space="preserve">8.2</w:t>
+        <w:t xml:space="preserve">9.2</w:t>
       </w:r>
       <w:r>
         <w:tab/>
@@ -9700,8 +9713,8 @@
         </w:tc>
       </w:tr>
     </w:tbl>
-    <w:bookmarkEnd w:id="37"/>
-    <w:bookmarkStart w:id="38" w:name="selected-absolute-metrics"/>
+    <w:bookmarkEnd w:id="38"/>
+    <w:bookmarkStart w:id="39" w:name="selected-absolute-metrics"/>
     <w:p>
       <w:pPr>
         <w:pStyle w:val="Heading2"/>
@@ -9710,7 +9723,7 @@
         <w:rPr>
           <w:rStyle w:val="SectionNumber"/>
         </w:rPr>
-        <w:t xml:space="preserve">8.3</w:t>
+        <w:t xml:space="preserve">9.3</w:t>
       </w:r>
       <w:r>
         <w:tab/>
@@ -11884,8 +11897,8 @@
         </w:tc>
       </w:tr>
     </w:tbl>
-    <w:bookmarkEnd w:id="38"/>
-    <w:bookmarkStart w:id="39" w:name="independent-confirmation"/>
+    <w:bookmarkEnd w:id="39"/>
+    <w:bookmarkStart w:id="40" w:name="independent-confirmation"/>
     <w:p>
       <w:pPr>
         <w:pStyle w:val="Heading2"/>
@@ -11894,7 +11907,7 @@
         <w:rPr>
           <w:rStyle w:val="SectionNumber"/>
         </w:rPr>
-        <w:t xml:space="preserve">8.4</w:t>
+        <w:t xml:space="preserve">9.4</w:t>
       </w:r>
       <w:r>
         <w:tab/>
@@ -12355,8 +12368,8 @@
         </w:tc>
       </w:tr>
     </w:tbl>
-    <w:bookmarkEnd w:id="39"/>
-    <w:bookmarkStart w:id="40" w:name="adverse-outcomes-retained"/>
+    <w:bookmarkEnd w:id="40"/>
+    <w:bookmarkStart w:id="41" w:name="adverse-outcomes-retained"/>
     <w:p>
       <w:pPr>
         <w:pStyle w:val="Heading2"/>
@@ -12365,7 +12378,7 @@
         <w:rPr>
           <w:rStyle w:val="SectionNumber"/>
         </w:rPr>
-        <w:t xml:space="preserve">8.5</w:t>
+        <w:t xml:space="preserve">9.5</w:t>
       </w:r>
       <w:r>
         <w:tab/>
@@ -13198,8 +13211,8 @@
         </w:tc>
       </w:tr>
     </w:tbl>
-    <w:bookmarkEnd w:id="40"/>
-    <w:bookmarkStart w:id="41" w:name="Xfab68fecbafc646f4fb91f24379f23d0130f686"/>
+    <w:bookmarkEnd w:id="41"/>
+    <w:bookmarkStart w:id="42" w:name="Xfab68fecbafc646f4fb91f24379f23d0130f686"/>
     <w:p>
       <w:pPr>
         <w:pStyle w:val="Heading2"/>
@@ -13208,7 +13221,7 @@
         <w:rPr>
           <w:rStyle w:val="SectionNumber"/>
         </w:rPr>
-        <w:t xml:space="preserve">8.6</w:t>
+        <w:t xml:space="preserve">9.6</w:t>
       </w:r>
       <w:r>
         <w:tab/>
@@ -13273,60 +13286,9 @@
         <w:t xml:space="preserve">The data establish neither a uniform controller winner nor substantial incremental engineering gain from ambiguity handling. They support a model-specific information result, a useful predictor-correction ablation and falsification of several plausible but incorrect performance shortcuts.</w:t>
       </w:r>
     </w:p>
-    <w:bookmarkEnd w:id="41"/>
     <w:bookmarkEnd w:id="42"/>
-    <w:bookmarkStart w:id="43" w:name="X1f31880475c332e84c57e662ad125ee49acdfc7"/>
-    <w:p>
-      <w:pPr>
-        <w:pStyle w:val="Heading1"/>
-      </w:pPr>
-      <w:r>
-        <w:rPr>
-          <w:rStyle w:val="SectionNumber"/>
-        </w:rPr>
-        <w:t xml:space="preserve">9</w:t>
-      </w:r>
-      <w:r>
-        <w:tab/>
-      </w:r>
-      <w:r>
-        <w:t xml:space="preserve">Ablation, falsification and interpretation</w:t>
-      </w:r>
-    </w:p>
-    <w:p>
-      <w:pPr>
-        <w:pStyle w:val="FirstParagraph"/>
-      </w:pPr>
-      <w:r>
-        <w:t xml:space="preserve">The common-information comparisons separate point versus representative decisions, estimator-only versus predictor-sharing adaptation, and a denser finite grid. Exact inventory and chemical sampling are additional-information arms. A better result there cannot be attributed solely to a more sophisticated algorithm.</w:t>
-      </w:r>
-    </w:p>
-    <w:p>
-      <w:pPr>
-        <w:pStyle w:val="BodyText"/>
-      </w:pPr>
-      <w:r>
-        <w:t xml:space="preserve">The core structural result is insensitive to replacing one-way coil coupling with a reciprocal jacket while retaining constant heat capacities. Synthetic property dependence can break the particular two-species compensation, but tiny output differences may remain undetectable at realistic sensor precision. The numerical rank map is a grid of initial states, not a map of feasible steady operating points. The Fisher matrix corresponding to independent Gaussian measurement noise is the sensitivity Gram matrix; no calibrated posterior coverage guarantee follows from its singular values.</w:t>
-      </w:r>
-    </w:p>
-    <w:p>
-      <w:pPr>
-        <w:pStyle w:val="BodyText"/>
-      </w:pPr>
-      <w:r>
-        <w:t xml:space="preserve">The expected-cost proposition provides a stronger null case: symmetric exact chemical twins only add a plan-independent variance term to the quadratic cost. P1 therefore has no theoretical action advantage over the point policy under those assumptions. The post-protocol audit checks this identity on nine plan/reference/horizon combinations.</w:t>
-      </w:r>
-    </w:p>
-    <w:p>
-      <w:pPr>
-        <w:pStyle w:val="BodyText"/>
-      </w:pPr>
-      <w:r>
-        <w:t xml:space="preserve">Positive grid regret establishes conflict within the stated candidate class. Grid minimax is not a lower bound on all causal controllers. The state-informed reference may have a smaller loss, but unreachable references and physical cooling limits remain. The initial failed numerical effect-size expectation is retained: a thermal difference of 9.516165278e-7 K did not exceed an arbitrary 1e-6 K threshold. The implementation test was replaced by an exact capacity identity, while scientific separability is reported without imposing a favorable outcome.</w:t>
-      </w:r>
-    </w:p>
     <w:bookmarkEnd w:id="43"/>
-    <w:bookmarkStart w:id="44" w:name="limitations-and-publication-readiness"/>
+    <w:bookmarkStart w:id="44" w:name="X1f31880475c332e84c57e662ad125ee49acdfc7"/>
     <w:p>
       <w:pPr>
         <w:pStyle w:val="Heading1"/>
@@ -13341,7 +13303,7 @@
         <w:tab/>
       </w:r>
       <w:r>
-        <w:t xml:space="preserve">Limitations and publication readiness</w:t>
+        <w:t xml:space="preserve">Ablation, falsification and interpretation</w:t>
       </w:r>
     </w:p>
     <w:p>
@@ -13349,7 +13311,7 @@
         <w:pStyle w:val="FirstParagraph"/>
       </w:pPr>
       <w:r>
-        <w:t xml:space="preserve">Historical 0.951143, 0.850912, 0.358768 and 14.60% outcomes have identified documentary sources but were not replayed under their original protocols. The current finite-grid two-block NMPC, fixed PI and short-window MHE do not establish comparison against the strongest available baselines. Longer horizons, six-move continuous optimization, systematic tuning on development data, additional sensor variables and model-family closed-loop stress tests remain.</w:t>
+        <w:t xml:space="preserve">The common-information comparisons separate point versus representative decisions, estimator-only versus predictor-sharing adaptation, and a denser finite grid. Exact inventory and chemical sampling are additional-information arms. A better result there cannot be attributed solely to a more sophisticated algorithm.</w:t>
       </w:r>
     </w:p>
     <w:p>
@@ -13357,7 +13319,7 @@
         <w:pStyle w:val="BodyText"/>
       </w:pPr>
       <w:r>
-        <w:t xml:space="preserve">Beyond the explicitly derived M0 quotient minor, full-model Lie-derivative sweeps, practical lower-bound calibration, genuine chemical-analyzer dynamics, interval safety between samples, rigorous recovery margins and target-Ryzen timings remain unexecuted. MHE covariance is inherited from its UKF arrival approximation; its coverage is diagnostic only. Full NEES is not reported because full covariance histories were not saved. Decision timing excludes some sensor-scheduling calculations; total episode time is separately available. No on-spec production or economic loss is claimed because no commercial specification or prices were defined. The code is a simulator study, not an industrial trial.</w:t>
+        <w:t xml:space="preserve">The core structural result is insensitive to replacing one-way coil coupling with a reciprocal jacket while retaining constant heat capacities. Synthetic property dependence can break the particular two-species compensation, but tiny output differences may remain undetectable at realistic sensor precision. The numerical rank map is a grid of initial states, not a map of feasible steady operating points. The Fisher matrix corresponding to independent Gaussian measurement noise is the sensitivity Gram matrix; no calibrated posterior coverage guarantee follows from its singular values.</w:t>
       </w:r>
     </w:p>
     <w:p>
@@ -13365,11 +13327,19 @@
         <w:pStyle w:val="BodyText"/>
       </w:pPr>
       <w:r>
-        <w:t xml:space="preserve">The article is not ready for submission as a claim of a superior controller. Its defensible research direction is the structural classification and reproducible decision audit, subject to physical property validation, a fuller novelty review and independent technical review.</w:t>
+        <w:t xml:space="preserve">The expected-cost proposition provides a stronger null case: symmetric exact chemical twins only add a plan-independent variance term to the quadratic cost. P1 therefore has no theoretical action advantage over the point policy under those assumptions. The post-protocol audit checks this identity on nine plan/reference/horizon combinations.</w:t>
+      </w:r>
+    </w:p>
+    <w:p>
+      <w:pPr>
+        <w:pStyle w:val="BodyText"/>
+      </w:pPr>
+      <w:r>
+        <w:t xml:space="preserve">Positive grid regret establishes conflict within the stated candidate class. Grid minimax is not a lower bound on all causal controllers. The state-informed reference may have a smaller loss, but unreachable references and physical cooling limits remain. The initial failed numerical effect-size expectation is retained: a thermal difference of 9.516165278e-7 K did not exceed an arbitrary 1e-6 K threshold. The implementation test was replaced by an exact capacity identity, while scientific separability is reported without imposing a favorable outcome.</w:t>
       </w:r>
     </w:p>
     <w:bookmarkEnd w:id="44"/>
-    <w:bookmarkStart w:id="45" w:name="conclusions"/>
+    <w:bookmarkStart w:id="45" w:name="limitations-and-publication-readiness"/>
     <w:p>
       <w:pPr>
         <w:pStyle w:val="Heading1"/>
@@ -13384,7 +13354,7 @@
         <w:tab/>
       </w:r>
       <w:r>
-        <w:t xml:space="preserve">Conclusions</w:t>
+        <w:t xml:space="preserve">Limitations and publication readiness</w:t>
       </w:r>
     </w:p>
     <w:p>
@@ -13392,11 +13362,27 @@
         <w:pStyle w:val="FirstParagraph"/>
       </w:pPr>
       <w:r>
-        <w:t xml:space="preserve">The recovered model places a specific information limit on chemical reconstruction that cannot be cured by estimator architecture alone. Reciprocal jacket dynamics are insufficient to remove this ambiguity under constant heat capacities. Whether that ambiguity matters for control depends on the objective, feasibility and action class. The accompanying data show the realized outcomes of the declared comparisons, including negative cases. They support a bounded computational research contribution while leaving the full original campaign incomplete.</w:t>
+        <w:t xml:space="preserve">Historical 0.951143, 0.850912, 0.358768 and 14.60% outcomes have identified documentary sources but were not replayed under their original protocols. The current finite-grid two-block NMPC, fixed PI and short-window MHE do not establish comparison against the strongest available baselines. Longer horizons, six-move continuous optimization, systematic tuning on development data, additional sensor variables and model-family closed-loop stress tests remain.</w:t>
+      </w:r>
+    </w:p>
+    <w:p>
+      <w:pPr>
+        <w:pStyle w:val="BodyText"/>
+      </w:pPr>
+      <w:r>
+        <w:t xml:space="preserve">Beyond the explicitly derived M0 quotient minor, full-model Lie-derivative sweeps, practical lower-bound calibration, genuine chemical-analyzer dynamics, interval safety between samples, rigorous recovery margins and target-Ryzen timings remain unexecuted. MHE covariance is inherited from its UKF arrival approximation; its coverage is diagnostic only. Full NEES is not reported because full covariance histories were not saved. Decision timing excludes some sensor-scheduling calculations; total episode time is separately available. No on-spec production or economic loss is claimed because no commercial specification or prices were defined. The code is a simulator study, not an industrial trial.</w:t>
+      </w:r>
+    </w:p>
+    <w:p>
+      <w:pPr>
+        <w:pStyle w:val="BodyText"/>
+      </w:pPr>
+      <w:r>
+        <w:t xml:space="preserve">The article is not ready for submission as a claim of a superior controller. Its defensible research direction is the structural classification and reproducible decision audit, subject to physical property validation, a fuller novelty review and independent technical review.</w:t>
       </w:r>
     </w:p>
     <w:bookmarkEnd w:id="45"/>
-    <w:bookmarkStart w:id="46" w:name="scientific-claims-audit"/>
+    <w:bookmarkStart w:id="46" w:name="conclusions"/>
     <w:p>
       <w:pPr>
         <w:pStyle w:val="Heading1"/>
@@ -13406,6 +13392,33 @@
           <w:rStyle w:val="SectionNumber"/>
         </w:rPr>
         <w:t xml:space="preserve">12</w:t>
+      </w:r>
+      <w:r>
+        <w:tab/>
+      </w:r>
+      <w:r>
+        <w:t xml:space="preserve">Conclusions</w:t>
+      </w:r>
+    </w:p>
+    <w:p>
+      <w:pPr>
+        <w:pStyle w:val="FirstParagraph"/>
+      </w:pPr>
+      <w:r>
+        <w:t xml:space="preserve">The recovered model places a specific information limit on chemical reconstruction that cannot be cured by estimator architecture alone. Reciprocal jacket dynamics are insufficient to remove this ambiguity under constant heat capacities. Whether that ambiguity matters for control depends on the objective, feasibility and action class. The accompanying data show the realized outcomes of the declared comparisons, including negative cases. They support a bounded computational research contribution while leaving the full original campaign incomplete.</w:t>
+      </w:r>
+    </w:p>
+    <w:bookmarkEnd w:id="46"/>
+    <w:bookmarkStart w:id="47" w:name="scientific-claims-audit"/>
+    <w:p>
+      <w:pPr>
+        <w:pStyle w:val="Heading1"/>
+      </w:pPr>
+      <w:r>
+        <w:rPr>
+          <w:rStyle w:val="SectionNumber"/>
+        </w:rPr>
+        <w:t xml:space="preserve">13</w:t>
       </w:r>
       <w:r>
         <w:tab/>
@@ -13924,8 +13937,8 @@
         </w:tc>
       </w:tr>
     </w:tbl>
-    <w:bookmarkEnd w:id="46"/>
-    <w:bookmarkStart w:id="124" w:name="figures-from-executed-data"/>
+    <w:bookmarkEnd w:id="47"/>
+    <w:bookmarkStart w:id="125" w:name="figures-from-executed-data"/>
     <w:p>
       <w:pPr>
         <w:pStyle w:val="Heading1"/>
@@ -13934,7 +13947,7 @@
         <w:rPr>
           <w:rStyle w:val="SectionNumber"/>
         </w:rPr>
-        <w:t xml:space="preserve">13</w:t>
+        <w:t xml:space="preserve">14</w:t>
       </w:r>
       <w:r>
         <w:tab/>
@@ -13952,18 +13965,18 @@
           <wp:inline>
             <wp:extent cx="5334000" cy="2680503"/>
             <wp:effectExtent b="0" l="0" r="0" t="0"/>
-            <wp:docPr descr="Figure 1. Physical process and available information" title="" id="48" name="Picture"/>
+            <wp:docPr descr="Figure 1. Physical process and available information" title="" id="49" name="Picture"/>
             <a:graphic>
               <a:graphicData uri="http://schemas.openxmlformats.org/drawingml/2006/picture">
                 <pic:pic>
                   <pic:nvPicPr>
-                    <pic:cNvPr descr="figures/Figure_01.png" id="49" name="Picture"/>
+                    <pic:cNvPr descr="figures/Figure_01.png" id="50" name="Picture"/>
                     <pic:cNvPicPr>
                       <a:picLocks noChangeArrowheads="1" noChangeAspect="1"/>
                     </pic:cNvPicPr>
                   </pic:nvPicPr>
                   <pic:blipFill>
-                    <a:blip r:embed="rId47"/>
+                    <a:blip r:embed="rId48"/>
                     <a:stretch>
                       <a:fillRect/>
                     </a:stretch>
@@ -14007,18 +14020,18 @@
           <wp:inline>
             <wp:extent cx="5334000" cy="5334000"/>
             <wp:effectExtent b="0" l="0" r="0" t="0"/>
-            <wp:docPr descr="Figure 2. Distinct chemical inventories, identical historical thermal outputs" title="" id="51" name="Picture"/>
+            <wp:docPr descr="Figure 2. Distinct chemical inventories, identical historical thermal outputs" title="" id="52" name="Picture"/>
             <a:graphic>
               <a:graphicData uri="http://schemas.openxmlformats.org/drawingml/2006/picture">
                 <pic:pic>
                   <pic:nvPicPr>
-                    <pic:cNvPr descr="figures/Figure_02.png" id="52" name="Picture"/>
+                    <pic:cNvPr descr="figures/Figure_02.png" id="53" name="Picture"/>
                     <pic:cNvPicPr>
                       <a:picLocks noChangeArrowheads="1" noChangeAspect="1"/>
                     </pic:cNvPicPr>
                   </pic:nvPicPr>
                   <pic:blipFill>
-                    <a:blip r:embed="rId50"/>
+                    <a:blip r:embed="rId51"/>
                     <a:stretch>
                       <a:fillRect/>
                     </a:stretch>
@@ -14062,18 +14075,18 @@
           <wp:inline>
             <wp:extent cx="5334000" cy="1971550"/>
             <wp:effectExtent b="0" l="0" r="0" t="0"/>
-            <wp:docPr descr="Figure 3. Finite-horizon sensitivity map (initial-state grid, not equilibrium map)" title="" id="54" name="Picture"/>
+            <wp:docPr descr="Figure 3. Finite-horizon sensitivity map (initial-state grid, not equilibrium map)" title="" id="55" name="Picture"/>
             <a:graphic>
               <a:graphicData uri="http://schemas.openxmlformats.org/drawingml/2006/picture">
                 <pic:pic>
                   <pic:nvPicPr>
-                    <pic:cNvPr descr="figures/Figure_03.png" id="55" name="Picture"/>
+                    <pic:cNvPr descr="figures/Figure_03.png" id="56" name="Picture"/>
                     <pic:cNvPicPr>
                       <a:picLocks noChangeArrowheads="1" noChangeAspect="1"/>
                     </pic:cNvPicPr>
                   </pic:nvPicPr>
                   <pic:blipFill>
-                    <a:blip r:embed="rId53"/>
+                    <a:blip r:embed="rId54"/>
                     <a:stretch>
                       <a:fillRect/>
                     </a:stretch>
@@ -14117,18 +14130,18 @@
           <wp:inline>
             <wp:extent cx="5334000" cy="3062398"/>
             <wp:effectExtent b="0" l="0" r="0" t="0"/>
-            <wp:docPr descr="Figure 4. Singular spectra; a numerical floor does not prove observability" title="" id="57" name="Picture"/>
+            <wp:docPr descr="Figure 4. Singular spectra; a numerical floor does not prove observability" title="" id="58" name="Picture"/>
             <a:graphic>
               <a:graphicData uri="http://schemas.openxmlformats.org/drawingml/2006/picture">
                 <pic:pic>
                   <pic:nvPicPr>
-                    <pic:cNvPr descr="figures/Figure_04.png" id="58" name="Picture"/>
+                    <pic:cNvPr descr="figures/Figure_04.png" id="59" name="Picture"/>
                     <pic:cNvPicPr>
                       <a:picLocks noChangeArrowheads="1" noChangeAspect="1"/>
                     </pic:cNvPicPr>
                   </pic:nvPicPr>
                   <pic:blipFill>
-                    <a:blip r:embed="rId56"/>
+                    <a:blip r:embed="rId57"/>
                     <a:stretch>
                       <a:fillRect/>
                     </a:stretch>
@@ -14172,18 +14185,18 @@
           <wp:inline>
             <wp:extent cx="5334000" cy="3057953"/>
             <wp:effectExtent b="0" l="0" r="0" t="0"/>
-            <wp:docPr descr="Figure 5. One shared measurement stream: estimation error and two-world bound" title="" id="60" name="Picture"/>
+            <wp:docPr descr="Figure 5. One shared measurement stream: estimation error and two-world bound" title="" id="61" name="Picture"/>
             <a:graphic>
               <a:graphicData uri="http://schemas.openxmlformats.org/drawingml/2006/picture">
                 <pic:pic>
                   <pic:nvPicPr>
-                    <pic:cNvPr descr="figures/Figure_05.png" id="61" name="Picture"/>
+                    <pic:cNvPr descr="figures/Figure_05.png" id="62" name="Picture"/>
                     <pic:cNvPicPr>
                       <a:picLocks noChangeArrowheads="1" noChangeAspect="1"/>
                     </pic:cNvPicPr>
                   </pic:nvPicPr>
                   <pic:blipFill>
-                    <a:blip r:embed="rId59"/>
+                    <a:blip r:embed="rId60"/>
                     <a:stretch>
                       <a:fillRect/>
                     </a:stretch>
@@ -14227,18 +14240,18 @@
           <wp:inline>
             <wp:extent cx="5334000" cy="3057953"/>
             <wp:effectExtent b="0" l="0" r="0" t="0"/>
-            <wp:docPr descr="Figure 6. Estimation error and tracking loss across fixed scenarios" title="" id="63" name="Picture"/>
+            <wp:docPr descr="Figure 6. Estimation error and tracking loss across fixed scenarios" title="" id="64" name="Picture"/>
             <a:graphic>
               <a:graphicData uri="http://schemas.openxmlformats.org/drawingml/2006/picture">
                 <pic:pic>
                   <pic:nvPicPr>
-                    <pic:cNvPr descr="figures/Figure_06.png" id="64" name="Picture"/>
+                    <pic:cNvPr descr="figures/Figure_06.png" id="65" name="Picture"/>
                     <pic:cNvPicPr>
                       <a:picLocks noChangeArrowheads="1" noChangeAspect="1"/>
                     </pic:cNvPicPr>
                   </pic:nvPicPr>
                   <pic:blipFill>
-                    <a:blip r:embed="rId62"/>
+                    <a:blip r:embed="rId63"/>
                     <a:stretch>
                       <a:fillRect/>
                     </a:stretch>
@@ -14282,18 +14295,18 @@
           <wp:inline>
             <wp:extent cx="5334000" cy="3057953"/>
             <wp:effectExtent b="0" l="0" r="0" t="0"/>
-            <wp:docPr descr="Figure 7. World-conditioned and minimax-regret actions (finite action class)" title="" id="66" name="Picture"/>
+            <wp:docPr descr="Figure 7. World-conditioned and minimax-regret actions (finite action class)" title="" id="67" name="Picture"/>
             <a:graphic>
               <a:graphicData uri="http://schemas.openxmlformats.org/drawingml/2006/picture">
                 <pic:pic>
                   <pic:nvPicPr>
-                    <pic:cNvPr descr="figures/Figure_07.png" id="67" name="Picture"/>
+                    <pic:cNvPr descr="figures/Figure_07.png" id="68" name="Picture"/>
                     <pic:cNvPicPr>
                       <a:picLocks noChangeArrowheads="1" noChangeAspect="1"/>
                     </pic:cNvPicPr>
                   </pic:nvPicPr>
                   <pic:blipFill>
-                    <a:blip r:embed="rId65"/>
+                    <a:blip r:embed="rId66"/>
                     <a:stretch>
                       <a:fillRect/>
                     </a:stretch>
@@ -14337,18 +14350,18 @@
           <wp:inline>
             <wp:extent cx="5334000" cy="3057953"/>
             <wp:effectExtent b="0" l="0" r="0" t="0"/>
-            <wp:docPr descr="Figure 8. Decision ambiguity versus prior width and prediction horizon" title="" id="69" name="Picture"/>
+            <wp:docPr descr="Figure 8. Decision ambiguity versus prior width and prediction horizon" title="" id="70" name="Picture"/>
             <a:graphic>
               <a:graphicData uri="http://schemas.openxmlformats.org/drawingml/2006/picture">
                 <pic:pic>
                   <pic:nvPicPr>
-                    <pic:cNvPr descr="figures/Figure_08.png" id="70" name="Picture"/>
+                    <pic:cNvPr descr="figures/Figure_08.png" id="71" name="Picture"/>
                     <pic:cNvPicPr>
                       <a:picLocks noChangeArrowheads="1" noChangeAspect="1"/>
                     </pic:cNvPicPr>
                   </pic:nvPicPr>
                   <pic:blipFill>
-                    <a:blip r:embed="rId68"/>
+                    <a:blip r:embed="rId69"/>
                     <a:stretch>
                       <a:fillRect/>
                     </a:stretch>
@@ -14392,18 +14405,18 @@
           <wp:inline>
             <wp:extent cx="5334000" cy="3057953"/>
             <wp:effectExtent b="0" l="0" r="0" t="0"/>
-            <wp:docPr descr="Figure 9. Servo tracking; paired seed 4100" title="" id="72" name="Picture"/>
+            <wp:docPr descr="Figure 9. Servo tracking; paired seed 4100" title="" id="73" name="Picture"/>
             <a:graphic>
               <a:graphicData uri="http://schemas.openxmlformats.org/drawingml/2006/picture">
                 <pic:pic>
                   <pic:nvPicPr>
-                    <pic:cNvPr descr="figures/Figure_09.png" id="73" name="Picture"/>
+                    <pic:cNvPr descr="figures/Figure_09.png" id="74" name="Picture"/>
                     <pic:cNvPicPr>
                       <a:picLocks noChangeArrowheads="1" noChangeAspect="1"/>
                     </pic:cNvPicPr>
                   </pic:nvPicPr>
                   <pic:blipFill>
-                    <a:blip r:embed="rId71"/>
+                    <a:blip r:embed="rId72"/>
                     <a:stretch>
                       <a:fillRect/>
                     </a:stretch>
@@ -14447,18 +14460,18 @@
           <wp:inline>
             <wp:extent cx="5334000" cy="3057953"/>
             <wp:effectExtent b="0" l="0" r="0" t="0"/>
-            <wp:docPr descr="Figure 10. Regulatory response to known current feed disturbance; paired seed 4100" title="" id="75" name="Picture"/>
+            <wp:docPr descr="Figure 10. Regulatory response to known current feed disturbance; paired seed 4100" title="" id="76" name="Picture"/>
             <a:graphic>
               <a:graphicData uri="http://schemas.openxmlformats.org/drawingml/2006/picture">
                 <pic:pic>
                   <pic:nvPicPr>
-                    <pic:cNvPr descr="figures/Figure_10.png" id="76" name="Picture"/>
+                    <pic:cNvPr descr="figures/Figure_10.png" id="77" name="Picture"/>
                     <pic:cNvPicPr>
                       <a:picLocks noChangeArrowheads="1" noChangeAspect="1"/>
                     </pic:cNvPicPr>
                   </pic:nvPicPr>
                   <pic:blipFill>
-                    <a:blip r:embed="rId74"/>
+                    <a:blip r:embed="rId75"/>
                     <a:stretch>
                       <a:fillRect/>
                     </a:stretch>
@@ -14502,18 +14515,18 @@
           <wp:inline>
             <wp:extent cx="5334000" cy="4575317"/>
             <wp:effectExtent b="0" l="0" r="0" t="0"/>
-            <wp:docPr descr="Figure 11. Concentration and temperature under hidden kinetic mismatch" title="" id="78" name="Picture"/>
+            <wp:docPr descr="Figure 11. Concentration and temperature under hidden kinetic mismatch" title="" id="79" name="Picture"/>
             <a:graphic>
               <a:graphicData uri="http://schemas.openxmlformats.org/drawingml/2006/picture">
                 <pic:pic>
                   <pic:nvPicPr>
-                    <pic:cNvPr descr="figures/Figure_11.png" id="79" name="Picture"/>
+                    <pic:cNvPr descr="figures/Figure_11.png" id="80" name="Picture"/>
                     <pic:cNvPicPr>
                       <a:picLocks noChangeArrowheads="1" noChangeAspect="1"/>
                     </pic:cNvPicPr>
                   </pic:nvPicPr>
                   <pic:blipFill>
-                    <a:blip r:embed="rId77"/>
+                    <a:blip r:embed="rId78"/>
                     <a:stretch>
                       <a:fillRect/>
                     </a:stretch>
@@ -14557,18 +14570,18 @@
           <wp:inline>
             <wp:extent cx="5334000" cy="4575317"/>
             <wp:effectExtent b="0" l="0" r="0" t="0"/>
-            <wp:docPr descr="Figure 12. Actuation and sampled thermal constraint under combined perturbations" title="" id="81" name="Picture"/>
+            <wp:docPr descr="Figure 12. Actuation and sampled thermal constraint under combined perturbations" title="" id="82" name="Picture"/>
             <a:graphic>
               <a:graphicData uri="http://schemas.openxmlformats.org/drawingml/2006/picture">
                 <pic:pic>
                   <pic:nvPicPr>
-                    <pic:cNvPr descr="figures/Figure_12.png" id="82" name="Picture"/>
+                    <pic:cNvPr descr="figures/Figure_12.png" id="83" name="Picture"/>
                     <pic:cNvPicPr>
                       <a:picLocks noChangeArrowheads="1" noChangeAspect="1"/>
                     </pic:cNvPicPr>
                   </pic:nvPicPr>
                   <pic:blipFill>
-                    <a:blip r:embed="rId80"/>
+                    <a:blip r:embed="rId81"/>
                     <a:stretch>
                       <a:fillRect/>
                     </a:stretch>
@@ -14612,18 +14625,18 @@
           <wp:inline>
             <wp:extent cx="5334000" cy="2667000"/>
             <wp:effectExtent b="0" l="0" r="0" t="0"/>
-            <wp:docPr descr="Figure 13. Finite-suite contrasts: positive differences favor the candidate" title="" id="84" name="Picture"/>
+            <wp:docPr descr="Figure 13. Finite-suite contrasts: positive differences favor the candidate" title="" id="85" name="Picture"/>
             <a:graphic>
               <a:graphicData uri="http://schemas.openxmlformats.org/drawingml/2006/picture">
                 <pic:pic>
                   <pic:nvPicPr>
-                    <pic:cNvPr descr="figures/Figure_13.png" id="85" name="Picture"/>
+                    <pic:cNvPr descr="figures/Figure_13.png" id="86" name="Picture"/>
                     <pic:cNvPicPr>
                       <a:picLocks noChangeArrowheads="1" noChangeAspect="1"/>
                     </pic:cNvPicPr>
                   </pic:nvPicPr>
                   <pic:blipFill>
-                    <a:blip r:embed="rId83"/>
+                    <a:blip r:embed="rId84"/>
                     <a:stretch>
                       <a:fillRect/>
                     </a:stretch>
@@ -14667,18 +14680,18 @@
           <wp:inline>
             <wp:extent cx="5334000" cy="2672633"/>
             <wp:effectExtent b="0" l="0" r="0" t="0"/>
-            <wp:docPr descr="Figure 14. Value of additional chemical measurements: inventory-plus scenario" title="" id="87" name="Picture"/>
+            <wp:docPr descr="Figure 14. Value of additional chemical measurements: inventory-plus scenario" title="" id="88" name="Picture"/>
             <a:graphic>
               <a:graphicData uri="http://schemas.openxmlformats.org/drawingml/2006/picture">
                 <pic:pic>
                   <pic:nvPicPr>
-                    <pic:cNvPr descr="figures/Figure_14.png" id="88" name="Picture"/>
+                    <pic:cNvPr descr="figures/Figure_14.png" id="89" name="Picture"/>
                     <pic:cNvPicPr>
                       <a:picLocks noChangeArrowheads="1" noChangeAspect="1"/>
                     </pic:cNvPicPr>
                   </pic:nvPicPr>
                   <pic:blipFill>
-                    <a:blip r:embed="rId86"/>
+                    <a:blip r:embed="rId87"/>
                     <a:stretch>
                       <a:fillRect/>
                     </a:stretch>
@@ -14720,20 +14733,20 @@
       <w:r>
         <w:drawing>
           <wp:inline>
-            <wp:extent cx="5334000" cy="3517629"/>
+            <wp:extent cx="5334000" cy="3529589"/>
             <wp:effectExtent b="0" l="0" r="0" t="0"/>
-            <wp:docPr descr="Figure 15. Tracking, sampled safety, effort and computing trade-offs" title="" id="90" name="Picture"/>
+            <wp:docPr descr="Figure 15. Tracking, sampled safety, effort and computing trade-offs" title="" id="91" name="Picture"/>
             <a:graphic>
               <a:graphicData uri="http://schemas.openxmlformats.org/drawingml/2006/picture">
                 <pic:pic>
                   <pic:nvPicPr>
-                    <pic:cNvPr descr="figures/Figure_15.png" id="91" name="Picture"/>
+                    <pic:cNvPr descr="figures/Figure_15.png" id="92" name="Picture"/>
                     <pic:cNvPicPr>
                       <a:picLocks noChangeArrowheads="1" noChangeAspect="1"/>
                     </pic:cNvPicPr>
                   </pic:nvPicPr>
                   <pic:blipFill>
-                    <a:blip r:embed="rId89"/>
+                    <a:blip r:embed="rId90"/>
                     <a:stretch>
                       <a:fillRect/>
                     </a:stretch>
@@ -14741,7 +14754,7 @@
                   <pic:spPr bwMode="auto">
                     <a:xfrm>
                       <a:off x="0" y="0"/>
-                      <a:ext cx="5334000" cy="3517629"/>
+                      <a:ext cx="5334000" cy="3529589"/>
                     </a:xfrm>
                     <a:prstGeom prst="rect">
                       <a:avLst/>
@@ -14777,18 +14790,18 @@
           <wp:inline>
             <wp:extent cx="5334000" cy="2841177"/>
             <wp:effectExtent b="0" l="0" r="0" t="0"/>
-            <wp:docPr descr="Figure 16. Regime map: favorable and adverse mean differences" title="" id="93" name="Picture"/>
+            <wp:docPr descr="Figure 16. Regime map: favorable and adverse mean differences" title="" id="94" name="Picture"/>
             <a:graphic>
               <a:graphicData uri="http://schemas.openxmlformats.org/drawingml/2006/picture">
                 <pic:pic>
                   <pic:nvPicPr>
-                    <pic:cNvPr descr="figures/Figure_16.png" id="94" name="Picture"/>
+                    <pic:cNvPr descr="figures/Figure_16.png" id="95" name="Picture"/>
                     <pic:cNvPicPr>
                       <a:picLocks noChangeArrowheads="1" noChangeAspect="1"/>
                     </pic:cNvPicPr>
                   </pic:nvPicPr>
                   <pic:blipFill>
-                    <a:blip r:embed="rId92"/>
+                    <a:blip r:embed="rId93"/>
                     <a:stretch>
                       <a:fillRect/>
                     </a:stretch>
@@ -14821,8 +14834,8 @@
         <w:t xml:space="preserve"># References</w:t>
       </w:r>
     </w:p>
-    <w:bookmarkStart w:id="123" w:name="refs"/>
-    <w:bookmarkStart w:id="96" w:name="ref-brandao2019"/>
+    <w:bookmarkStart w:id="124" w:name="refs"/>
+    <w:bookmarkStart w:id="97" w:name="ref-brandao2019"/>
     <w:p>
       <w:pPr>
         <w:pStyle w:val="Bibliography"/>
@@ -14845,7 +14858,7 @@
       <w:r>
         <w:t xml:space="preserve"> </w:t>
       </w:r>
-      <w:hyperlink r:id="rId95">
+      <w:hyperlink r:id="rId96">
         <w:r>
           <w:rPr>
             <w:rStyle w:val="Hyperlink"/>
@@ -14857,8 +14870,8 @@
         <w:t xml:space="preserve">.</w:t>
       </w:r>
     </w:p>
-    <w:bookmarkEnd w:id="96"/>
-    <w:bookmarkStart w:id="98" w:name="ref-cao2026"/>
+    <w:bookmarkEnd w:id="97"/>
+    <w:bookmarkStart w:id="99" w:name="ref-cao2026"/>
     <w:p>
       <w:pPr>
         <w:pStyle w:val="Bibliography"/>
@@ -14875,7 +14888,7 @@
       <w:r>
         <w:t xml:space="preserve"> </w:t>
       </w:r>
-      <w:hyperlink r:id="rId97">
+      <w:hyperlink r:id="rId98">
         <w:r>
           <w:rPr>
             <w:rStyle w:val="Hyperlink"/>
@@ -14887,8 +14900,8 @@
         <w:t xml:space="preserve">.</w:t>
       </w:r>
     </w:p>
-    <w:bookmarkEnd w:id="98"/>
-    <w:bookmarkStart w:id="100" w:name="ref-chan2004"/>
+    <w:bookmarkEnd w:id="99"/>
+    <w:bookmarkStart w:id="101" w:name="ref-chan2004"/>
     <w:p>
       <w:pPr>
         <w:pStyle w:val="Bibliography"/>
@@ -14911,7 +14924,7 @@
       <w:r>
         <w:t xml:space="preserve"> </w:t>
       </w:r>
-      <w:hyperlink r:id="rId99">
+      <w:hyperlink r:id="rId100">
         <w:r>
           <w:rPr>
             <w:rStyle w:val="Hyperlink"/>
@@ -14923,8 +14936,8 @@
         <w:t xml:space="preserve">.</w:t>
       </w:r>
     </w:p>
-    <w:bookmarkEnd w:id="100"/>
-    <w:bookmarkStart w:id="102" w:name="ref-elmachtoub2022"/>
+    <w:bookmarkEnd w:id="101"/>
+    <w:bookmarkStart w:id="103" w:name="ref-elmachtoub2022"/>
     <w:p>
       <w:pPr>
         <w:pStyle w:val="Bibliography"/>
@@ -14966,7 +14979,7 @@
       <w:r>
         <w:t xml:space="preserve"> </w:t>
       </w:r>
-      <w:hyperlink r:id="rId101">
+      <w:hyperlink r:id="rId102">
         <w:r>
           <w:rPr>
             <w:rStyle w:val="Hyperlink"/>
@@ -14978,8 +14991,8 @@
         <w:t xml:space="preserve">.</w:t>
       </w:r>
     </w:p>
-    <w:bookmarkEnd w:id="102"/>
-    <w:bookmarkStart w:id="104" w:name="ref-enwerem2026"/>
+    <w:bookmarkEnd w:id="103"/>
+    <w:bookmarkStart w:id="105" w:name="ref-enwerem2026"/>
     <w:p>
       <w:pPr>
         <w:pStyle w:val="Bibliography"/>
@@ -14996,7 +15009,7 @@
       <w:r>
         <w:t xml:space="preserve"> </w:t>
       </w:r>
-      <w:hyperlink r:id="rId103">
+      <w:hyperlink r:id="rId104">
         <w:r>
           <w:rPr>
             <w:rStyle w:val="Hyperlink"/>
@@ -15008,8 +15021,8 @@
         <w:t xml:space="preserve">.</w:t>
       </w:r>
     </w:p>
-    <w:bookmarkEnd w:id="104"/>
-    <w:bookmarkStart w:id="106" w:name="ref-fogler_examples"/>
+    <w:bookmarkEnd w:id="105"/>
+    <w:bookmarkStart w:id="107" w:name="ref-fogler_examples"/>
     <w:p>
       <w:pPr>
         <w:pStyle w:val="Bibliography"/>
@@ -15032,7 +15045,7 @@
       <w:r>
         <w:t xml:space="preserve"> </w:t>
       </w:r>
-      <w:hyperlink r:id="rId105">
+      <w:hyperlink r:id="rId106">
         <w:r>
           <w:rPr>
             <w:rStyle w:val="Hyperlink"/>
@@ -15044,8 +15057,8 @@
         <w:t xml:space="preserve">.</w:t>
       </w:r>
     </w:p>
-    <w:bookmarkEnd w:id="106"/>
-    <w:bookmarkStart w:id="108" w:name="ref-goel2021"/>
+    <w:bookmarkEnd w:id="107"/>
+    <w:bookmarkStart w:id="109" w:name="ref-goel2021"/>
     <w:p>
       <w:pPr>
         <w:pStyle w:val="Bibliography"/>
@@ -15081,7 +15094,7 @@
       <w:r>
         <w:t xml:space="preserve"> </w:t>
       </w:r>
-      <w:hyperlink r:id="rId107">
+      <w:hyperlink r:id="rId108">
         <w:r>
           <w:rPr>
             <w:rStyle w:val="Hyperlink"/>
@@ -15093,8 +15106,8 @@
         <w:t xml:space="preserve">.</w:t>
       </w:r>
     </w:p>
-    <w:bookmarkEnd w:id="108"/>
-    <w:bookmarkStart w:id="110" w:name="ref-hermann1977"/>
+    <w:bookmarkEnd w:id="109"/>
+    <w:bookmarkStart w:id="111" w:name="ref-hermann1977"/>
     <w:p>
       <w:pPr>
         <w:pStyle w:val="Bibliography"/>
@@ -15127,7 +15140,7 @@
       <w:r>
         <w:t xml:space="preserve"> </w:t>
       </w:r>
-      <w:hyperlink r:id="rId109">
+      <w:hyperlink r:id="rId110">
         <w:r>
           <w:rPr>
             <w:rStyle w:val="Hyperlink"/>
@@ -15139,8 +15152,8 @@
         <w:t xml:space="preserve">.</w:t>
       </w:r>
     </w:p>
-    <w:bookmarkEnd w:id="110"/>
-    <w:bookmarkStart w:id="112" w:name="ref-klenske2016"/>
+    <w:bookmarkEnd w:id="111"/>
+    <w:bookmarkStart w:id="113" w:name="ref-klenske2016"/>
     <w:p>
       <w:pPr>
         <w:pStyle w:val="Bibliography"/>
@@ -15173,7 +15186,7 @@
       <w:r>
         <w:t xml:space="preserve"> </w:t>
       </w:r>
-      <w:hyperlink r:id="rId111">
+      <w:hyperlink r:id="rId112">
         <w:r>
           <w:rPr>
             <w:rStyle w:val="Hyperlink"/>
@@ -15185,8 +15198,8 @@
         <w:t xml:space="preserve">.</w:t>
       </w:r>
     </w:p>
-    <w:bookmarkEnd w:id="112"/>
-    <w:bookmarkStart w:id="114" w:name="ref-lall2002"/>
+    <w:bookmarkEnd w:id="113"/>
+    <w:bookmarkStart w:id="115" w:name="ref-lall2002"/>
     <w:p>
       <w:pPr>
         <w:pStyle w:val="Bibliography"/>
@@ -15219,7 +15232,7 @@
       <w:r>
         <w:t xml:space="preserve"> </w:t>
       </w:r>
-      <w:hyperlink r:id="rId113">
+      <w:hyperlink r:id="rId114">
         <w:r>
           <w:rPr>
             <w:rStyle w:val="Hyperlink"/>
@@ -15231,8 +15244,8 @@
         <w:t xml:space="preserve">.</w:t>
       </w:r>
     </w:p>
-    <w:bookmarkEnd w:id="114"/>
-    <w:bookmarkStart w:id="116" w:name="ref-rao2003"/>
+    <w:bookmarkEnd w:id="115"/>
+    <w:bookmarkStart w:id="117" w:name="ref-rao2003"/>
     <w:p>
       <w:pPr>
         <w:pStyle w:val="Bibliography"/>
@@ -15265,7 +15278,7 @@
       <w:r>
         <w:t xml:space="preserve"> </w:t>
       </w:r>
-      <w:hyperlink r:id="rId115">
+      <w:hyperlink r:id="rId116">
         <w:r>
           <w:rPr>
             <w:rStyle w:val="Hyperlink"/>
@@ -15277,8 +15290,8 @@
         <w:t xml:space="preserve">.</w:t>
       </w:r>
     </w:p>
-    <w:bookmarkEnd w:id="116"/>
-    <w:bookmarkStart w:id="118" w:name="ref-rawlings2017"/>
+    <w:bookmarkEnd w:id="117"/>
+    <w:bookmarkStart w:id="119" w:name="ref-rawlings2017"/>
     <w:p>
       <w:pPr>
         <w:pStyle w:val="Bibliography"/>
@@ -15302,7 +15315,7 @@
       <w:r>
         <w:t xml:space="preserve"> </w:t>
       </w:r>
-      <w:hyperlink r:id="rId117">
+      <w:hyperlink r:id="rId118">
         <w:r>
           <w:rPr>
             <w:rStyle w:val="Hyperlink"/>
@@ -15314,8 +15327,8 @@
         <w:t xml:space="preserve">.</w:t>
       </w:r>
     </w:p>
-    <w:bookmarkEnd w:id="118"/>
-    <w:bookmarkStart w:id="120" w:name="ref-schaum2007"/>
+    <w:bookmarkEnd w:id="119"/>
+    <w:bookmarkStart w:id="121" w:name="ref-schaum2007"/>
     <w:p>
       <w:pPr>
         <w:pStyle w:val="Bibliography"/>
@@ -15351,7 +15364,7 @@
       <w:r>
         <w:t xml:space="preserve"> </w:t>
       </w:r>
-      <w:hyperlink r:id="rId119">
+      <w:hyperlink r:id="rId120">
         <w:r>
           <w:rPr>
             <w:rStyle w:val="Hyperlink"/>
@@ -15363,8 +15376,8 @@
         <w:t xml:space="preserve">.</w:t>
       </w:r>
     </w:p>
-    <w:bookmarkEnd w:id="120"/>
-    <w:bookmarkStart w:id="122" w:name="ref-villaverde2016"/>
+    <w:bookmarkEnd w:id="121"/>
+    <w:bookmarkStart w:id="123" w:name="ref-villaverde2016"/>
     <w:p>
       <w:pPr>
         <w:pStyle w:val="Bibliography"/>
@@ -15397,7 +15410,7 @@
       <w:r>
         <w:t xml:space="preserve"> </w:t>
       </w:r>
-      <w:hyperlink r:id="rId121">
+      <w:hyperlink r:id="rId122">
         <w:r>
           <w:rPr>
             <w:rStyle w:val="Hyperlink"/>
@@ -15409,9 +15422,9 @@
         <w:t xml:space="preserve">.</w:t>
       </w:r>
     </w:p>
-    <w:bookmarkEnd w:id="122"/>
     <w:bookmarkEnd w:id="123"/>
     <w:bookmarkEnd w:id="124"/>
+    <w:bookmarkEnd w:id="125"/>
     <w:sectPr/>
   </w:body>
 </w:document>
